--- a/public/dofinansowanie.docx
+++ b/public/dofinansowanie.docx
@@ -22,33 +22,10 @@
           <w:bCs/>
         </w:rPr>
         <w:t xml:space="preserve">Załącznik nr 1 </w:t>
-      </w:r>
-      <w:r>
-        <w:rPr>
-          <w:bCs/>
-        </w:rPr>
         <w:br/>
       </w:r>
       <w:r>
-        <w:t xml:space="preserve">do zarządzenia nr </w:t>
-      </w:r>
-      <w:r>
-        <w:t>108</w:t>
-      </w:r>
-      <w:r>
-        <w:t xml:space="preserve"> Rektora ZUT z dnia </w:t>
-      </w:r>
-      <w:r>
-        <w:t>5</w:t>
-      </w:r>
-      <w:r>
-        <w:t xml:space="preserve"> </w:t>
-      </w:r>
-      <w:r>
-        <w:t xml:space="preserve">października </w:t>
-      </w:r>
-      <w:r>
-        <w:t>2023 r.</w:t>
+        <w:t xml:space="preserve">do zarządzenia nr 108 Rektora ZUT z dnia 5 października 2023 r.</w:t>
       </w:r>
     </w:p>
     <w:p ns2:paraId="65B5C65C" ns2:textId="77777777">
@@ -94,44 +71,7 @@
           <w:rFonts w:asciiTheme="minorHAnsi" w:hAnsiTheme="minorHAnsi" w:cstheme="minorHAnsi"/>
           <w:highlight w:val="cyan"/>
         </w:rPr>
-        <w:t>{</w:t>
-      </w:r>
-      <w:proofErr w:type="spellStart"/>
-      <w:r>
-        <w:rPr>
-          <w:rFonts w:asciiTheme="minorHAnsi" w:hAnsiTheme="minorHAnsi" w:cstheme="minorHAnsi"/>
-          <w:highlight w:val="cyan"/>
-        </w:rPr>
-        <w:t>dat</w:t>
-      </w:r>
-      <w:r>
-        <w:rPr>
-          <w:rFonts w:asciiTheme="minorHAnsi" w:hAnsiTheme="minorHAnsi" w:cstheme="minorHAnsi"/>
-          <w:highlight w:val="cyan"/>
-        </w:rPr>
-        <w:t>a</w:t>
-      </w:r>
-      <w:r>
-        <w:rPr>
-          <w:rFonts w:asciiTheme="minorHAnsi" w:hAnsiTheme="minorHAnsi" w:cstheme="minorHAnsi"/>
-          <w:highlight w:val="cyan"/>
-        </w:rPr>
-        <w:t>_</w:t>
-      </w:r>
-      <w:r>
-        <w:rPr>
-          <w:rFonts w:asciiTheme="minorHAnsi" w:hAnsiTheme="minorHAnsi" w:cstheme="minorHAnsi"/>
-          <w:highlight w:val="cyan"/>
-        </w:rPr>
-        <w:t>wniosku</w:t>
-      </w:r>
-      <w:proofErr w:type="spellEnd"/>
-      <w:r>
-        <w:rPr>
-          <w:rFonts w:asciiTheme="minorHAnsi" w:hAnsiTheme="minorHAnsi" w:cstheme="minorHAnsi"/>
-          <w:highlight w:val="cyan"/>
-        </w:rPr>
-        <w:t>}</w:t>
+        <w:t>{data_wniosku}</w:t>
       </w:r>
     </w:p>
     <w:p ns2:paraId="5E716C38" ns2:textId="77777777">
@@ -233,37 +173,7 @@
           <w:rFonts w:asciiTheme="minorHAnsi" w:hAnsiTheme="minorHAnsi" w:cstheme="minorHAnsi"/>
           <w:highlight w:val="cyan"/>
         </w:rPr>
-        <w:t>{</w:t>
-      </w:r>
-      <w:proofErr w:type="spellStart"/>
-      <w:r>
-        <w:rPr>
-          <w:rFonts w:asciiTheme="minorHAnsi" w:hAnsiTheme="minorHAnsi" w:cstheme="minorHAnsi"/>
-          <w:highlight w:val="cyan"/>
-        </w:rPr>
-        <w:t>organizacja</w:t>
-      </w:r>
-      <w:r>
-        <w:rPr>
-          <w:rFonts w:asciiTheme="minorHAnsi" w:hAnsiTheme="minorHAnsi" w:cstheme="minorHAnsi"/>
-          <w:highlight w:val="cyan"/>
-        </w:rPr>
-        <w:t>_</w:t>
-      </w:r>
-      <w:r>
-        <w:rPr>
-          <w:rFonts w:asciiTheme="minorHAnsi" w:hAnsiTheme="minorHAnsi" w:cstheme="minorHAnsi"/>
-          <w:highlight w:val="cyan"/>
-        </w:rPr>
-        <w:t>dopelniacz</w:t>
-      </w:r>
-      <w:proofErr w:type="spellEnd"/>
-      <w:r>
-        <w:rPr>
-          <w:rFonts w:asciiTheme="minorHAnsi" w:hAnsiTheme="minorHAnsi" w:cstheme="minorHAnsi"/>
-          <w:highlight w:val="cyan"/>
-        </w:rPr>
-        <w:t>}</w:t>
+        <w:t>{organizacja_dopelniacz}</w:t>
       </w:r>
     </w:p>
     <w:p ns2:paraId="334F31F5" ns2:textId="7A8C7C9E">
@@ -323,23 +233,7 @@
           <w:rFonts w:asciiTheme="minorHAnsi" w:hAnsiTheme="minorHAnsi" w:cstheme="minorHAnsi"/>
           <w:highlight w:val="cyan"/>
         </w:rPr>
-        <w:t>{</w:t>
-      </w:r>
-      <w:proofErr w:type="spellStart"/>
-      <w:r>
-        <w:rPr>
-          <w:rFonts w:asciiTheme="minorHAnsi" w:hAnsiTheme="minorHAnsi" w:cstheme="minorHAnsi"/>
-          <w:highlight w:val="cyan"/>
-        </w:rPr>
-        <w:t>data_przedsięwzięcia</w:t>
-      </w:r>
-      <w:proofErr w:type="spellEnd"/>
-      <w:r>
-        <w:rPr>
-          <w:rFonts w:asciiTheme="minorHAnsi" w:hAnsiTheme="minorHAnsi" w:cstheme="minorHAnsi"/>
-          <w:highlight w:val="cyan"/>
-        </w:rPr>
-        <w:t>}</w:t>
+        <w:t>{data_przedsięwzięcia}</w:t>
       </w:r>
       <w:r>
         <w:rPr>
@@ -378,23 +272,7 @@
           <w:rFonts w:asciiTheme="minorHAnsi" w:hAnsiTheme="minorHAnsi" w:cstheme="minorHAnsi"/>
           <w:highlight w:val="cyan"/>
         </w:rPr>
-        <w:t>{</w:t>
-      </w:r>
-      <w:proofErr w:type="spellStart"/>
-      <w:r>
-        <w:rPr>
-          <w:rFonts w:asciiTheme="minorHAnsi" w:hAnsiTheme="minorHAnsi" w:cstheme="minorHAnsi"/>
-          <w:highlight w:val="cyan"/>
-        </w:rPr>
-        <w:t>nazwa_przedsięwzięcia</w:t>
-      </w:r>
-      <w:proofErr w:type="spellEnd"/>
-      <w:r>
-        <w:rPr>
-          <w:rFonts w:asciiTheme="minorHAnsi" w:hAnsiTheme="minorHAnsi" w:cstheme="minorHAnsi"/>
-          <w:highlight w:val="cyan"/>
-        </w:rPr>
-        <w:t>}</w:t>
+        <w:t>{nazwa_przedsięwzięcia}</w:t>
       </w:r>
       <w:r>
         <w:rPr>
@@ -450,23 +328,7 @@
           <w:rFonts w:asciiTheme="minorHAnsi" w:hAnsiTheme="minorHAnsi" w:cstheme="minorHAnsi"/>
           <w:highlight w:val="cyan"/>
         </w:rPr>
-        <w:t>{</w:t>
-      </w:r>
-      <w:proofErr w:type="spellStart"/>
-      <w:r>
-        <w:rPr>
-          <w:rFonts w:asciiTheme="minorHAnsi" w:hAnsiTheme="minorHAnsi" w:cstheme="minorHAnsi"/>
-          <w:highlight w:val="cyan"/>
-        </w:rPr>
-        <w:t>opis_oraz_cel</w:t>
-      </w:r>
-      <w:proofErr w:type="spellEnd"/>
-      <w:r>
-        <w:rPr>
-          <w:rFonts w:asciiTheme="minorHAnsi" w:hAnsiTheme="minorHAnsi" w:cstheme="minorHAnsi"/>
-          <w:highlight w:val="cyan"/>
-        </w:rPr>
-        <w:t>}</w:t>
+        <w:t>{opis_oraz_cel}</w:t>
       </w:r>
       <w:r>
         <w:rPr>
@@ -604,23 +466,7 @@
           <w:rFonts w:asciiTheme="minorHAnsi" w:hAnsiTheme="minorHAnsi" w:cstheme="minorHAnsi"/>
           <w:highlight w:val="cyan"/>
         </w:rPr>
-        <w:t>{</w:t>
-      </w:r>
-      <w:proofErr w:type="spellStart"/>
-      <w:r>
-        <w:rPr>
-          <w:rFonts w:asciiTheme="minorHAnsi" w:hAnsiTheme="minorHAnsi" w:cstheme="minorHAnsi"/>
-          <w:highlight w:val="cyan"/>
-        </w:rPr>
-        <w:t>miejsce_oraz_adres</w:t>
-      </w:r>
-      <w:proofErr w:type="spellEnd"/>
-      <w:r>
-        <w:rPr>
-          <w:rFonts w:asciiTheme="minorHAnsi" w:hAnsiTheme="minorHAnsi" w:cstheme="minorHAnsi"/>
-          <w:highlight w:val="cyan"/>
-        </w:rPr>
-        <w:t>}</w:t>
+        <w:t>{miejsce_oraz_adres}</w:t>
       </w:r>
       <w:r>
         <w:rPr>
@@ -681,33 +527,8 @@
           <w:rFonts w:asciiTheme="minorHAnsi" w:hAnsiTheme="minorHAnsi" w:cstheme="minorHAnsi"/>
           <w:highlight w:val="yellow"/>
         </w:rPr>
-        <w:t>{</w:t>
-      </w:r>
-      <w:proofErr w:type="spellStart"/>
-      <w:r>
-        <w:rPr>
-          <w:rFonts w:asciiTheme="minorHAnsi" w:hAnsiTheme="minorHAnsi" w:cstheme="minorHAnsi"/>
-          <w:highlight w:val="yellow"/>
-        </w:rPr>
-        <w:t>rok_</w:t>
-      </w:r>
-      <w:proofErr w:type="gramStart"/>
-      <w:r>
-        <w:rPr>
-          <w:rFonts w:asciiTheme="minorHAnsi" w:hAnsiTheme="minorHAnsi" w:cstheme="minorHAnsi"/>
-          <w:highlight w:val="yellow"/>
-        </w:rPr>
-        <w:t>preliminarz</w:t>
-      </w:r>
-      <w:proofErr w:type="spellEnd"/>
-      <w:r>
-        <w:rPr>
-          <w:rFonts w:asciiTheme="minorHAnsi" w:hAnsiTheme="minorHAnsi" w:cstheme="minorHAnsi"/>
-          <w:highlight w:val="yellow"/>
-        </w:rPr>
-        <w:t xml:space="preserve"> }</w:t>
-      </w:r>
-      <w:proofErr w:type="gramEnd"/>
+        <w:t xml:space="preserve">{rok_preliminarz}</w:t>
+      </w:r>
       <w:r>
         <w:rPr>
           <w:rFonts w:asciiTheme="minorHAnsi" w:hAnsiTheme="minorHAnsi" w:cstheme="minorHAnsi"/>
@@ -758,23 +579,7 @@
           <w:rFonts w:asciiTheme="minorHAnsi" w:hAnsiTheme="minorHAnsi" w:cstheme="minorHAnsi"/>
           <w:highlight w:val="yellow"/>
         </w:rPr>
-        <w:t>{</w:t>
-      </w:r>
-      <w:proofErr w:type="spellStart"/>
-      <w:r>
-        <w:rPr>
-          <w:rFonts w:asciiTheme="minorHAnsi" w:hAnsiTheme="minorHAnsi" w:cstheme="minorHAnsi"/>
-          <w:highlight w:val="yellow"/>
-        </w:rPr>
-        <w:t>koszt_całkowity</w:t>
-      </w:r>
-      <w:proofErr w:type="spellEnd"/>
-      <w:r>
-        <w:rPr>
-          <w:rFonts w:asciiTheme="minorHAnsi" w:hAnsiTheme="minorHAnsi" w:cstheme="minorHAnsi"/>
-          <w:highlight w:val="yellow"/>
-        </w:rPr>
-        <w:t>}</w:t>
+        <w:t>{koszt_całkowity}</w:t>
       </w:r>
       <w:r>
         <w:rPr>
@@ -825,23 +630,7 @@
           <w:rFonts w:asciiTheme="minorHAnsi" w:hAnsiTheme="minorHAnsi" w:cstheme="minorHAnsi"/>
           <w:highlight w:val="yellow"/>
         </w:rPr>
-        <w:t>{</w:t>
-      </w:r>
-      <w:proofErr w:type="spellStart"/>
-      <w:r>
-        <w:rPr>
-          <w:rFonts w:asciiTheme="minorHAnsi" w:hAnsiTheme="minorHAnsi" w:cstheme="minorHAnsi"/>
-          <w:highlight w:val="yellow"/>
-        </w:rPr>
-        <w:t>koszt_wymagany</w:t>
-      </w:r>
-      <w:proofErr w:type="spellEnd"/>
-      <w:r>
-        <w:rPr>
-          <w:rFonts w:asciiTheme="minorHAnsi" w:hAnsiTheme="minorHAnsi" w:cstheme="minorHAnsi"/>
-          <w:highlight w:val="yellow"/>
-        </w:rPr>
-        <w:t>}</w:t>
+        <w:t>{koszt_wymagany}</w:t>
       </w:r>
       <w:r>
         <w:rPr>
@@ -879,23 +668,7 @@
           <w:rFonts w:asciiTheme="minorHAnsi" w:hAnsiTheme="minorHAnsi" w:cstheme="minorHAnsi"/>
           <w:highlight w:val="yellow"/>
         </w:rPr>
-        <w:t>{</w:t>
-      </w:r>
-      <w:proofErr w:type="spellStart"/>
-      <w:r>
-        <w:rPr>
-          <w:rFonts w:asciiTheme="minorHAnsi" w:hAnsiTheme="minorHAnsi" w:cstheme="minorHAnsi"/>
-          <w:highlight w:val="yellow"/>
-        </w:rPr>
-        <w:t>liczba_uczestników</w:t>
-      </w:r>
-      <w:proofErr w:type="spellEnd"/>
-      <w:r>
-        <w:rPr>
-          <w:rFonts w:asciiTheme="minorHAnsi" w:hAnsiTheme="minorHAnsi" w:cstheme="minorHAnsi"/>
-          <w:highlight w:val="yellow"/>
-        </w:rPr>
-        <w:t>}</w:t>
+        <w:t>{liczba_uczestników}</w:t>
       </w:r>
       <w:r>
         <w:rPr>
@@ -933,23 +706,7 @@
           <w:rFonts w:asciiTheme="minorHAnsi" w:hAnsiTheme="minorHAnsi" w:cstheme="minorHAnsi"/>
           <w:highlight w:val="cyan"/>
         </w:rPr>
-        <w:t>{</w:t>
-      </w:r>
-      <w:proofErr w:type="spellStart"/>
-      <w:r>
-        <w:rPr>
-          <w:rFonts w:asciiTheme="minorHAnsi" w:hAnsiTheme="minorHAnsi" w:cstheme="minorHAnsi"/>
-          <w:highlight w:val="cyan"/>
-        </w:rPr>
-        <w:t>odpowiedzialny_imie</w:t>
-      </w:r>
-      <w:proofErr w:type="spellEnd"/>
-      <w:r>
-        <w:rPr>
-          <w:rFonts w:asciiTheme="minorHAnsi" w:hAnsiTheme="minorHAnsi" w:cstheme="minorHAnsi"/>
-          <w:highlight w:val="cyan"/>
-        </w:rPr>
-        <w:t>}</w:t>
+        <w:t>{odpowiedzialny_imie}</w:t>
       </w:r>
       <w:r>
         <w:rPr>
@@ -985,23 +742,7 @@
           <w:rFonts w:asciiTheme="minorHAnsi" w:hAnsiTheme="minorHAnsi" w:cstheme="minorHAnsi"/>
           <w:highlight w:val="cyan"/>
         </w:rPr>
-        <w:t>{</w:t>
-      </w:r>
-      <w:proofErr w:type="spellStart"/>
-      <w:r>
-        <w:rPr>
-          <w:rFonts w:asciiTheme="minorHAnsi" w:hAnsiTheme="minorHAnsi" w:cstheme="minorHAnsi"/>
-          <w:highlight w:val="cyan"/>
-        </w:rPr>
-        <w:t>odpowiedzialny_tel</w:t>
-      </w:r>
-      <w:proofErr w:type="spellEnd"/>
-      <w:r>
-        <w:rPr>
-          <w:rFonts w:asciiTheme="minorHAnsi" w:hAnsiTheme="minorHAnsi" w:cstheme="minorHAnsi"/>
-          <w:highlight w:val="cyan"/>
-        </w:rPr>
-        <w:t>}</w:t>
+        <w:t>{odpowiedzialny_tel}</w:t>
       </w:r>
       <w:r>
         <w:rPr>
@@ -1015,23 +756,7 @@
           <w:rFonts w:asciiTheme="minorHAnsi" w:hAnsiTheme="minorHAnsi" w:cstheme="minorHAnsi"/>
           <w:highlight w:val="cyan"/>
         </w:rPr>
-        <w:t>{</w:t>
-      </w:r>
-      <w:proofErr w:type="spellStart"/>
-      <w:r>
-        <w:rPr>
-          <w:rFonts w:asciiTheme="minorHAnsi" w:hAnsiTheme="minorHAnsi" w:cstheme="minorHAnsi"/>
-          <w:highlight w:val="cyan"/>
-        </w:rPr>
-        <w:t>odpowiedzialny_email</w:t>
-      </w:r>
-      <w:proofErr w:type="spellEnd"/>
-      <w:r>
-        <w:rPr>
-          <w:rFonts w:asciiTheme="minorHAnsi" w:hAnsiTheme="minorHAnsi" w:cstheme="minorHAnsi"/>
-          <w:highlight w:val="cyan"/>
-        </w:rPr>
-        <w:t>}</w:t>
+        <w:t>{odpowiedzialny_email}</w:t>
       </w:r>
       <w:r>
         <w:rPr>
@@ -1069,23 +794,7 @@
           <w:rFonts w:asciiTheme="minorHAnsi" w:hAnsiTheme="minorHAnsi" w:cstheme="minorHAnsi"/>
           <w:highlight w:val="cyan"/>
         </w:rPr>
-        <w:t>{</w:t>
-      </w:r>
-      <w:proofErr w:type="spellStart"/>
-      <w:r>
-        <w:rPr>
-          <w:rFonts w:asciiTheme="minorHAnsi" w:hAnsiTheme="minorHAnsi" w:cstheme="minorHAnsi"/>
-          <w:highlight w:val="cyan"/>
-        </w:rPr>
-        <w:t>data_rozliczenia</w:t>
-      </w:r>
-      <w:proofErr w:type="spellEnd"/>
-      <w:r>
-        <w:rPr>
-          <w:rFonts w:asciiTheme="minorHAnsi" w:hAnsiTheme="minorHAnsi" w:cstheme="minorHAnsi"/>
-          <w:highlight w:val="cyan"/>
-        </w:rPr>
-        <w:t>}</w:t>
+        <w:t>{data_rozliczenia}</w:t>
       </w:r>
       <w:r>
         <w:rPr>
@@ -1118,45 +827,10 @@
           <w:szCs w:val="18"/>
         </w:rPr>
         <w:t>…….…………….</w:t>
-      </w:r>
-      <w:r>
-        <w:rPr>
-          <w:rFonts w:asciiTheme="minorHAnsi" w:hAnsiTheme="minorHAnsi" w:cstheme="minorHAnsi"/>
-          <w:sz w:val="18"/>
-          <w:szCs w:val="18"/>
-        </w:rPr>
         <w:tab/>
-      </w:r>
-      <w:r>
-        <w:rPr>
-          <w:rFonts w:asciiTheme="minorHAnsi" w:hAnsiTheme="minorHAnsi" w:cstheme="minorHAnsi"/>
-          <w:sz w:val="18"/>
-          <w:szCs w:val="18"/>
-        </w:rPr>
         <w:t>…..</w:t>
-      </w:r>
-      <w:r>
-        <w:rPr>
-          <w:rFonts w:asciiTheme="minorHAnsi" w:hAnsiTheme="minorHAnsi" w:cstheme="minorHAnsi"/>
-          <w:sz w:val="18"/>
-          <w:szCs w:val="18"/>
-        </w:rPr>
         <w:tab/>
-      </w:r>
-      <w:r>
-        <w:rPr>
-          <w:rFonts w:asciiTheme="minorHAnsi" w:hAnsiTheme="minorHAnsi" w:cstheme="minorHAnsi"/>
-          <w:sz w:val="18"/>
-          <w:szCs w:val="18"/>
-        </w:rPr>
         <w:tab/>
-      </w:r>
-      <w:r>
-        <w:rPr>
-          <w:rFonts w:asciiTheme="minorHAnsi" w:hAnsiTheme="minorHAnsi" w:cstheme="minorHAnsi"/>
-          <w:sz w:val="18"/>
-          <w:szCs w:val="18"/>
-        </w:rPr>
         <w:tab/>
       </w:r>
     </w:p>
@@ -1178,65 +852,7 @@
           <w:sz w:val="16"/>
           <w:szCs w:val="16"/>
         </w:rPr>
-        <w:t xml:space="preserve">   </w:t>
-      </w:r>
-      <w:r>
-        <w:rPr>
-          <w:rFonts w:asciiTheme="minorHAnsi" w:hAnsiTheme="minorHAnsi" w:cstheme="minorHAnsi"/>
-          <w:sz w:val="16"/>
-          <w:szCs w:val="16"/>
-        </w:rPr>
-        <w:t xml:space="preserve">    </w:t>
-      </w:r>
-      <w:r>
-        <w:rPr>
-          <w:rFonts w:asciiTheme="minorHAnsi" w:hAnsiTheme="minorHAnsi" w:cstheme="minorHAnsi"/>
-          <w:sz w:val="16"/>
-          <w:szCs w:val="16"/>
-        </w:rPr>
-        <w:t xml:space="preserve"> </w:t>
-      </w:r>
-      <w:r>
-        <w:rPr>
-          <w:rFonts w:asciiTheme="minorHAnsi" w:hAnsiTheme="minorHAnsi" w:cstheme="minorHAnsi"/>
-          <w:sz w:val="16"/>
-          <w:szCs w:val="16"/>
-        </w:rPr>
-        <w:t xml:space="preserve"> </w:t>
-      </w:r>
-      <w:proofErr w:type="gramStart"/>
-      <w:r>
-        <w:rPr>
-          <w:rFonts w:asciiTheme="minorHAnsi" w:hAnsiTheme="minorHAnsi" w:cstheme="minorHAnsi"/>
-          <w:sz w:val="16"/>
-          <w:szCs w:val="16"/>
-        </w:rPr>
-        <w:t>(</w:t>
-      </w:r>
-      <w:r>
-        <w:rPr>
-          <w:rFonts w:asciiTheme="minorHAnsi" w:hAnsiTheme="minorHAnsi" w:cstheme="minorHAnsi"/>
-          <w:sz w:val="16"/>
-          <w:szCs w:val="16"/>
-        </w:rPr>
-        <w:t xml:space="preserve"> </w:t>
-      </w:r>
-      <w:r>
-        <w:rPr>
-          <w:rFonts w:asciiTheme="minorHAnsi" w:hAnsiTheme="minorHAnsi" w:cstheme="minorHAnsi"/>
-          <w:sz w:val="16"/>
-          <w:szCs w:val="16"/>
-        </w:rPr>
-        <w:t>czytelny</w:t>
-      </w:r>
-      <w:proofErr w:type="gramEnd"/>
-      <w:r>
-        <w:rPr>
-          <w:rFonts w:asciiTheme="minorHAnsi" w:hAnsiTheme="minorHAnsi" w:cstheme="minorHAnsi"/>
-          <w:sz w:val="16"/>
-          <w:szCs w:val="16"/>
-        </w:rPr>
-        <w:t xml:space="preserve"> podpis </w:t>
+        <w:t xml:space="preserve">         ( czytelny podpis </w:t>
       </w:r>
       <w:r>
         <w:rPr>
@@ -1245,9 +861,17 @@
           <w:szCs w:val="16"/>
           <w:highlight w:val="cyan"/>
         </w:rPr>
-        <w:t>{</w:t>
-      </w:r>
-      <w:proofErr w:type="spellStart"/>
+        <w:t xml:space="preserve">{odpowiedzialny_funkcja} {swss})</w:t>
+      </w:r>
+      <w:r>
+        <w:rPr>
+          <w:rFonts w:asciiTheme="minorHAnsi" w:hAnsiTheme="minorHAnsi" w:cstheme="minorHAnsi"/>
+          <w:sz w:val="16"/>
+          <w:szCs w:val="16"/>
+        </w:rPr>
+        <w:tab/>
+        <w:t xml:space="preserve">(czytelny podpis </w:t>
+      </w:r>
       <w:r>
         <w:rPr>
           <w:rFonts w:asciiTheme="minorHAnsi" w:hAnsiTheme="minorHAnsi" w:cstheme="minorHAnsi"/>
@@ -1255,106 +879,7 @@
           <w:szCs w:val="16"/>
           <w:highlight w:val="cyan"/>
         </w:rPr>
-        <w:t>odpowiedzialny_funkcja</w:t>
-      </w:r>
-      <w:proofErr w:type="spellEnd"/>
-      <w:r>
-        <w:rPr>
-          <w:rFonts w:asciiTheme="minorHAnsi" w:hAnsiTheme="minorHAnsi" w:cstheme="minorHAnsi"/>
-          <w:sz w:val="16"/>
-          <w:szCs w:val="16"/>
-          <w:highlight w:val="cyan"/>
-        </w:rPr>
-        <w:t>}</w:t>
-      </w:r>
-      <w:r>
-        <w:rPr>
-          <w:rFonts w:asciiTheme="minorHAnsi" w:hAnsiTheme="minorHAnsi" w:cstheme="minorHAnsi"/>
-          <w:sz w:val="16"/>
-          <w:szCs w:val="16"/>
-          <w:highlight w:val="cyan"/>
-        </w:rPr>
-        <w:t xml:space="preserve"> </w:t>
-      </w:r>
-      <w:r>
-        <w:rPr>
-          <w:rFonts w:asciiTheme="minorHAnsi" w:hAnsiTheme="minorHAnsi" w:cstheme="minorHAnsi"/>
-          <w:sz w:val="16"/>
-          <w:szCs w:val="16"/>
-          <w:highlight w:val="cyan"/>
-        </w:rPr>
-        <w:t>{</w:t>
-      </w:r>
-      <w:proofErr w:type="spellStart"/>
-      <w:r>
-        <w:rPr>
-          <w:rFonts w:asciiTheme="minorHAnsi" w:hAnsiTheme="minorHAnsi" w:cstheme="minorHAnsi"/>
-          <w:sz w:val="16"/>
-          <w:szCs w:val="16"/>
-          <w:highlight w:val="cyan"/>
-        </w:rPr>
-        <w:t>swss</w:t>
-      </w:r>
-      <w:proofErr w:type="spellEnd"/>
-      <w:r>
-        <w:rPr>
-          <w:rFonts w:asciiTheme="minorHAnsi" w:hAnsiTheme="minorHAnsi" w:cstheme="minorHAnsi"/>
-          <w:sz w:val="16"/>
-          <w:szCs w:val="16"/>
-          <w:highlight w:val="cyan"/>
-        </w:rPr>
-        <w:t>}</w:t>
-      </w:r>
-      <w:r>
-        <w:rPr>
-          <w:rFonts w:asciiTheme="minorHAnsi" w:hAnsiTheme="minorHAnsi" w:cstheme="minorHAnsi"/>
-          <w:sz w:val="16"/>
-          <w:szCs w:val="16"/>
-          <w:highlight w:val="cyan"/>
-        </w:rPr>
-        <w:t>)</w:t>
-      </w:r>
-      <w:r>
-        <w:rPr>
-          <w:rFonts w:asciiTheme="minorHAnsi" w:hAnsiTheme="minorHAnsi" w:cstheme="minorHAnsi"/>
-          <w:sz w:val="16"/>
-          <w:szCs w:val="16"/>
-        </w:rPr>
-        <w:tab/>
-      </w:r>
-      <w:r>
-        <w:rPr>
-          <w:rFonts w:asciiTheme="minorHAnsi" w:hAnsiTheme="minorHAnsi" w:cstheme="minorHAnsi"/>
-          <w:sz w:val="16"/>
-          <w:szCs w:val="16"/>
-        </w:rPr>
-        <w:t>(</w:t>
-      </w:r>
-      <w:r>
-        <w:rPr>
-          <w:rFonts w:asciiTheme="minorHAnsi" w:hAnsiTheme="minorHAnsi" w:cstheme="minorHAnsi"/>
-          <w:sz w:val="16"/>
-          <w:szCs w:val="16"/>
-        </w:rPr>
-        <w:t xml:space="preserve">czytelny podpis </w:t>
-      </w:r>
-      <w:r>
-        <w:rPr>
-          <w:rFonts w:asciiTheme="minorHAnsi" w:hAnsiTheme="minorHAnsi" w:cstheme="minorHAnsi"/>
-          <w:sz w:val="16"/>
-          <w:szCs w:val="16"/>
-          <w:highlight w:val="cyan"/>
-        </w:rPr>
-        <w:t>{opiekun}</w:t>
-      </w:r>
-      <w:r>
-        <w:rPr>
-          <w:rFonts w:asciiTheme="minorHAnsi" w:hAnsiTheme="minorHAnsi" w:cstheme="minorHAnsi"/>
-          <w:sz w:val="16"/>
-          <w:szCs w:val="16"/>
-          <w:highlight w:val="cyan"/>
-        </w:rPr>
-        <w:t>)</w:t>
+        <w:t>{opiekun})</w:t>
       </w:r>
     </w:p>
     <w:p ns2:paraId="2E39170A" ns2:textId="54FA0B83">
@@ -1373,25 +898,7 @@
         <w:rPr>
           <w:rFonts w:asciiTheme="minorHAnsi" w:hAnsiTheme="minorHAnsi" w:cstheme="minorHAnsi"/>
         </w:rPr>
-        <w:t>Zapoznałem się i akceptuję</w:t>
-      </w:r>
-      <w:r>
-        <w:rPr>
-          <w:rFonts w:asciiTheme="minorHAnsi" w:hAnsiTheme="minorHAnsi" w:cstheme="minorHAnsi"/>
-        </w:rPr>
-        <w:t xml:space="preserve"> wniosek / nie akceptuję </w:t>
-      </w:r>
-      <w:r>
-        <w:rPr>
-          <w:rFonts w:asciiTheme="minorHAnsi" w:hAnsiTheme="minorHAnsi" w:cstheme="minorHAnsi"/>
-        </w:rPr>
-        <w:t>wnio</w:t>
-      </w:r>
-      <w:r>
-        <w:rPr>
-          <w:rFonts w:asciiTheme="minorHAnsi" w:hAnsiTheme="minorHAnsi" w:cstheme="minorHAnsi"/>
-        </w:rPr>
-        <w:t>sku</w:t>
+        <w:t xml:space="preserve">Zapoznałem się i akceptuję wniosek / nie akceptuję wniosku</w:t>
       </w:r>
       <w:r>
         <w:rPr>
@@ -1404,13 +911,7 @@
         <w:rPr>
           <w:rFonts w:asciiTheme="minorHAnsi" w:hAnsiTheme="minorHAnsi" w:cstheme="minorHAnsi"/>
         </w:rPr>
-        <w:t xml:space="preserve"> </w:t>
-      </w:r>
-      <w:r>
-        <w:rPr>
-          <w:rFonts w:asciiTheme="minorHAnsi" w:hAnsiTheme="minorHAnsi" w:cstheme="minorHAnsi"/>
-        </w:rPr>
-        <w:t xml:space="preserve">organizacji studenckiej. </w:t>
+        <w:t xml:space="preserve"> organizacji studenckiej. </w:t>
       </w:r>
     </w:p>
     <w:p ns2:paraId="075B20F7" ns2:textId="7CEBBBB1">
@@ -1429,59 +930,7 @@
         <w:rPr>
           <w:rFonts w:asciiTheme="minorHAnsi" w:hAnsiTheme="minorHAnsi" w:cstheme="minorHAnsi"/>
         </w:rPr>
-        <w:t>Przyznaję kwotę ……………</w:t>
-      </w:r>
-      <w:r>
-        <w:rPr>
-          <w:rFonts w:asciiTheme="minorHAnsi" w:hAnsiTheme="minorHAnsi" w:cstheme="minorHAnsi"/>
-        </w:rPr>
-        <w:t>………</w:t>
-      </w:r>
-      <w:r>
-        <w:rPr>
-          <w:rFonts w:asciiTheme="minorHAnsi" w:hAnsiTheme="minorHAnsi" w:cstheme="minorHAnsi"/>
-        </w:rPr>
-        <w:t>………. ze środków…………</w:t>
-      </w:r>
-      <w:r>
-        <w:rPr>
-          <w:rFonts w:asciiTheme="minorHAnsi" w:hAnsiTheme="minorHAnsi" w:cstheme="minorHAnsi"/>
-        </w:rPr>
-        <w:t>…………………………………</w:t>
-      </w:r>
-      <w:r>
-        <w:rPr>
-          <w:rFonts w:asciiTheme="minorHAnsi" w:hAnsiTheme="minorHAnsi" w:cstheme="minorHAnsi"/>
-        </w:rPr>
-        <w:t>…………………………………………</w:t>
-      </w:r>
-      <w:proofErr w:type="gramStart"/>
-      <w:r>
-        <w:rPr>
-          <w:rFonts w:asciiTheme="minorHAnsi" w:hAnsiTheme="minorHAnsi" w:cstheme="minorHAnsi"/>
-        </w:rPr>
-        <w:t>…….</w:t>
-      </w:r>
-      <w:proofErr w:type="gramEnd"/>
-      <w:r>
-        <w:rPr>
-          <w:rFonts w:asciiTheme="minorHAnsi" w:hAnsiTheme="minorHAnsi" w:cstheme="minorHAnsi"/>
-        </w:rPr>
-        <w:t>…</w:t>
-      </w:r>
-      <w:proofErr w:type="gramStart"/>
-      <w:r>
-        <w:rPr>
-          <w:rFonts w:asciiTheme="minorHAnsi" w:hAnsiTheme="minorHAnsi" w:cstheme="minorHAnsi"/>
-        </w:rPr>
-        <w:t>…….</w:t>
-      </w:r>
-      <w:proofErr w:type="gramEnd"/>
-      <w:r>
-        <w:rPr>
-          <w:rFonts w:asciiTheme="minorHAnsi" w:hAnsiTheme="minorHAnsi" w:cstheme="minorHAnsi"/>
-        </w:rPr>
-        <w:t>.</w:t>
+        <w:t>Przyznaję kwotę ……………………………. ze środków…………………………………………………………………………………………….………..</w:t>
       </w:r>
     </w:p>
     <w:p ns2:paraId="4853C4C1" ns2:textId="0FE2B58A">
@@ -1500,13 +949,7 @@
         <w:rPr>
           <w:rFonts w:asciiTheme="minorHAnsi" w:hAnsiTheme="minorHAnsi" w:cstheme="minorHAnsi"/>
         </w:rPr>
-        <w:t xml:space="preserve"> </w:t>
-      </w:r>
-      <w:r>
-        <w:rPr>
-          <w:rFonts w:asciiTheme="minorHAnsi" w:hAnsiTheme="minorHAnsi" w:cstheme="minorHAnsi"/>
-        </w:rPr>
-        <w:t>………………………………………………………</w:t>
+        <w:t xml:space="preserve"> ………………………………………………………</w:t>
       </w:r>
     </w:p>
     <w:p ns2:paraId="35035CAE" ns2:textId="7194F1FB">
@@ -1528,31 +971,7 @@
           <w:sz w:val="16"/>
           <w:szCs w:val="16"/>
         </w:rPr>
-        <w:t>(</w:t>
-      </w:r>
-      <w:r>
-        <w:rPr>
-          <w:rFonts w:asciiTheme="minorHAnsi" w:hAnsiTheme="minorHAnsi" w:cstheme="minorHAnsi"/>
-          <w:sz w:val="16"/>
-          <w:szCs w:val="16"/>
-        </w:rPr>
-        <w:t>podpis</w:t>
-      </w:r>
-      <w:r>
-        <w:rPr>
-          <w:rFonts w:asciiTheme="minorHAnsi" w:hAnsiTheme="minorHAnsi" w:cstheme="minorHAnsi"/>
-          <w:sz w:val="16"/>
-          <w:szCs w:val="16"/>
-        </w:rPr>
-        <w:t xml:space="preserve"> i pieczątka</w:t>
-      </w:r>
-      <w:r>
-        <w:rPr>
-          <w:rFonts w:asciiTheme="minorHAnsi" w:hAnsiTheme="minorHAnsi" w:cstheme="minorHAnsi"/>
-          <w:sz w:val="16"/>
-          <w:szCs w:val="16"/>
-        </w:rPr>
-        <w:t xml:space="preserve"> dziekana wydziału </w:t>
+        <w:t xml:space="preserve">(podpis i pieczątka dziekana wydziału </w:t>
       </w:r>
     </w:p>
     <w:p ns2:paraId="0E64919C" ns2:textId="7A1421FE">
@@ -1574,15 +993,7 @@
           <w:sz w:val="16"/>
           <w:szCs w:val="16"/>
         </w:rPr>
-        <w:t>lub upoważnionego prodziekana</w:t>
-      </w:r>
-      <w:r>
-        <w:rPr>
-          <w:rFonts w:asciiTheme="minorHAnsi" w:hAnsiTheme="minorHAnsi" w:cstheme="minorHAnsi"/>
-          <w:sz w:val="16"/>
-          <w:szCs w:val="16"/>
-        </w:rPr>
-        <w:t>)</w:t>
+        <w:t>lub upoważnionego prodziekana)</w:t>
       </w:r>
     </w:p>
     <w:p ns2:paraId="3FAA211D" ns2:textId="5D431796">
@@ -1631,30 +1042,10 @@
           <w:rFonts w:asciiTheme="minorHAnsi" w:hAnsiTheme="minorHAnsi" w:cstheme="minorHAnsi"/>
         </w:rPr>
         <w:t xml:space="preserve">Przyznano kwotę </w:t>
-      </w:r>
-      <w:r>
-        <w:rPr>
-          <w:rFonts w:asciiTheme="minorHAnsi" w:hAnsiTheme="minorHAnsi" w:cstheme="minorHAnsi"/>
-        </w:rPr>
         <w:tab/>
-      </w:r>
-      <w:r>
-        <w:rPr>
-          <w:rFonts w:asciiTheme="minorHAnsi" w:hAnsiTheme="minorHAnsi" w:cstheme="minorHAnsi"/>
-        </w:rPr>
         <w:tab/>
         <w:t xml:space="preserve"> ze środków</w:t>
-      </w:r>
-      <w:r>
-        <w:rPr>
-          <w:rFonts w:asciiTheme="minorHAnsi" w:hAnsiTheme="minorHAnsi" w:cstheme="minorHAnsi"/>
-        </w:rPr>
         <w:tab/>
-      </w:r>
-      <w:r>
-        <w:rPr>
-          <w:rFonts w:asciiTheme="minorHAnsi" w:hAnsiTheme="minorHAnsi" w:cstheme="minorHAnsi"/>
-        </w:rPr>
         <w:tab/>
       </w:r>
     </w:p>
@@ -1675,11 +1066,6 @@
           <w:rFonts w:asciiTheme="minorHAnsi" w:hAnsiTheme="minorHAnsi" w:cstheme="minorHAnsi"/>
         </w:rPr>
         <w:t xml:space="preserve">Nie przyznano dofinansowania </w:t>
-      </w:r>
-      <w:r>
-        <w:rPr>
-          <w:rFonts w:asciiTheme="minorHAnsi" w:hAnsiTheme="minorHAnsi" w:cstheme="minorHAnsi"/>
-        </w:rPr>
         <w:tab/>
       </w:r>
     </w:p>
@@ -1700,11 +1086,6 @@
           <w:rFonts w:asciiTheme="minorHAnsi" w:hAnsiTheme="minorHAnsi" w:cstheme="minorHAnsi"/>
         </w:rPr>
         <w:t xml:space="preserve">Ewentualne uwagi i zalecenia </w:t>
-      </w:r>
-      <w:r>
-        <w:rPr>
-          <w:rFonts w:asciiTheme="minorHAnsi" w:hAnsiTheme="minorHAnsi" w:cstheme="minorHAnsi"/>
-        </w:rPr>
         <w:tab/>
       </w:r>
     </w:p>
@@ -1728,13 +1109,6 @@
           <w:szCs w:val="18"/>
         </w:rPr>
         <w:tab/>
-      </w:r>
-      <w:r>
-        <w:rPr>
-          <w:rFonts w:asciiTheme="minorHAnsi" w:hAnsiTheme="minorHAnsi" w:cstheme="minorHAnsi"/>
-          <w:sz w:val="18"/>
-          <w:szCs w:val="18"/>
-        </w:rPr>
         <w:tab/>
       </w:r>
     </w:p>
@@ -1754,23 +1128,7 @@
           <w:sz w:val="16"/>
           <w:szCs w:val="16"/>
         </w:rPr>
-        <w:t xml:space="preserve">(podpis </w:t>
-      </w:r>
-      <w:r>
-        <w:rPr>
-          <w:rFonts w:asciiTheme="minorHAnsi" w:hAnsiTheme="minorHAnsi" w:cstheme="minorHAnsi"/>
-          <w:sz w:val="16"/>
-          <w:szCs w:val="16"/>
-        </w:rPr>
-        <w:t xml:space="preserve">i pieczątka </w:t>
-      </w:r>
-      <w:r>
-        <w:rPr>
-          <w:rFonts w:asciiTheme="minorHAnsi" w:hAnsiTheme="minorHAnsi" w:cstheme="minorHAnsi"/>
-          <w:sz w:val="16"/>
-          <w:szCs w:val="16"/>
-        </w:rPr>
-        <w:t>prorektora ds. studenckich)</w:t>
+        <w:t xml:space="preserve">(podpis i pieczątka prorektora ds. studenckich)</w:t>
       </w:r>
     </w:p>
     <w:p ns2:paraId="6C09D922" ns2:textId="77777777">
@@ -1830,15 +1188,7 @@
           <w:sz w:val="22"/>
           <w:szCs w:val="22"/>
         </w:rPr>
-        <w:t>Kosztorys pokrycia kosztów przedsięwzięcia pt.</w:t>
-      </w:r>
-      <w:r>
-        <w:rPr>
-          <w:rFonts w:asciiTheme="minorHAnsi" w:hAnsiTheme="minorHAnsi" w:cstheme="minorHAnsi"/>
-          <w:sz w:val="22"/>
-          <w:szCs w:val="22"/>
-        </w:rPr>
-        <w:t xml:space="preserve"> </w:t>
+        <w:t xml:space="preserve">Kosztorys pokrycia kosztów przedsięwzięcia pt. </w:t>
       </w:r>
     </w:p>
     <w:p ns2:paraId="2807C409" ns2:textId="4EAEBBDB">
@@ -1859,23 +1209,7 @@
           <w:rFonts w:asciiTheme="minorHAnsi" w:hAnsiTheme="minorHAnsi" w:cstheme="minorHAnsi"/>
           <w:highlight w:val="cyan"/>
         </w:rPr>
-        <w:t>{</w:t>
-      </w:r>
-      <w:proofErr w:type="spellStart"/>
-      <w:r>
-        <w:rPr>
-          <w:rFonts w:asciiTheme="minorHAnsi" w:hAnsiTheme="minorHAnsi" w:cstheme="minorHAnsi"/>
-          <w:highlight w:val="cyan"/>
-        </w:rPr>
-        <w:t>nazwa_przedsięwzięcia</w:t>
-      </w:r>
-      <w:proofErr w:type="spellEnd"/>
-      <w:r>
-        <w:rPr>
-          <w:rFonts w:asciiTheme="minorHAnsi" w:hAnsiTheme="minorHAnsi" w:cstheme="minorHAnsi"/>
-          <w:highlight w:val="cyan"/>
-        </w:rPr>
-        <w:t>}</w:t>
+        <w:t>{nazwa_przedsięwzięcia}</w:t>
       </w:r>
       <w:r>
         <w:rPr>
@@ -1920,23 +1254,7 @@
           <w:rFonts w:asciiTheme="minorHAnsi" w:hAnsiTheme="minorHAnsi" w:cstheme="minorHAnsi"/>
           <w:highlight w:val="cyan"/>
         </w:rPr>
-        <w:t>{</w:t>
-      </w:r>
-      <w:proofErr w:type="spellStart"/>
-      <w:r>
-        <w:rPr>
-          <w:rFonts w:asciiTheme="minorHAnsi" w:hAnsiTheme="minorHAnsi" w:cstheme="minorHAnsi"/>
-          <w:highlight w:val="cyan"/>
-        </w:rPr>
-        <w:t>organizacja_mianownik</w:t>
-      </w:r>
-      <w:proofErr w:type="spellEnd"/>
-      <w:r>
-        <w:rPr>
-          <w:rFonts w:asciiTheme="minorHAnsi" w:hAnsiTheme="minorHAnsi" w:cstheme="minorHAnsi"/>
-          <w:highlight w:val="cyan"/>
-        </w:rPr>
-        <w:t>}</w:t>
+        <w:t>{organizacja_mianownik}</w:t>
       </w:r>
       <w:r>
         <w:rPr>
@@ -2319,23 +1637,7 @@
                 <w:rFonts w:asciiTheme="minorHAnsi" w:hAnsiTheme="minorHAnsi" w:cstheme="minorHAnsi"/>
                 <w:highlight w:val="yellow"/>
               </w:rPr>
-              <w:t>{</w:t>
-            </w:r>
-            <w:proofErr w:type="spellStart"/>
-            <w:r>
-              <w:rPr>
-                <w:rFonts w:asciiTheme="minorHAnsi" w:hAnsiTheme="minorHAnsi" w:cstheme="minorHAnsi"/>
-                <w:highlight w:val="yellow"/>
-              </w:rPr>
-              <w:t>koszt_całkowity</w:t>
-            </w:r>
-            <w:proofErr w:type="spellEnd"/>
-            <w:r>
-              <w:rPr>
-                <w:rFonts w:asciiTheme="minorHAnsi" w:hAnsiTheme="minorHAnsi" w:cstheme="minorHAnsi"/>
-                <w:highlight w:val="yellow"/>
-              </w:rPr>
-              <w:t>}</w:t>
+              <w:t>{koszt_całkowity}</w:t>
             </w:r>
           </w:p>
         </w:tc>
@@ -2403,23 +1705,7 @@
           <w:rFonts w:asciiTheme="minorHAnsi" w:hAnsiTheme="minorHAnsi" w:cstheme="minorHAnsi"/>
           <w:highlight w:val="cyan"/>
         </w:rPr>
-        <w:t>{</w:t>
-      </w:r>
-      <w:proofErr w:type="spellStart"/>
-      <w:r>
-        <w:rPr>
-          <w:rFonts w:asciiTheme="minorHAnsi" w:hAnsiTheme="minorHAnsi" w:cstheme="minorHAnsi"/>
-          <w:highlight w:val="cyan"/>
-        </w:rPr>
-        <w:t>odpowiedzialny_imie</w:t>
-      </w:r>
-      <w:proofErr w:type="spellEnd"/>
-      <w:r>
-        <w:rPr>
-          <w:rFonts w:asciiTheme="minorHAnsi" w:hAnsiTheme="minorHAnsi" w:cstheme="minorHAnsi"/>
-          <w:highlight w:val="cyan"/>
-        </w:rPr>
-        <w:t>}</w:t>
+        <w:t>{odpowiedzialny_imie}</w:t>
       </w:r>
       <w:r>
         <w:rPr>
@@ -2455,23 +1741,7 @@
           <w:rFonts w:asciiTheme="minorHAnsi" w:hAnsiTheme="minorHAnsi" w:cstheme="minorHAnsi"/>
           <w:highlight w:val="cyan"/>
         </w:rPr>
-        <w:t>{</w:t>
-      </w:r>
-      <w:proofErr w:type="spellStart"/>
-      <w:r>
-        <w:rPr>
-          <w:rFonts w:asciiTheme="minorHAnsi" w:hAnsiTheme="minorHAnsi" w:cstheme="minorHAnsi"/>
-          <w:highlight w:val="cyan"/>
-        </w:rPr>
-        <w:t>odpowiedzialny_tel</w:t>
-      </w:r>
-      <w:proofErr w:type="spellEnd"/>
-      <w:r>
-        <w:rPr>
-          <w:rFonts w:asciiTheme="minorHAnsi" w:hAnsiTheme="minorHAnsi" w:cstheme="minorHAnsi"/>
-          <w:highlight w:val="cyan"/>
-        </w:rPr>
-        <w:t>}</w:t>
+        <w:t>{odpowiedzialny_tel}</w:t>
       </w:r>
       <w:r>
         <w:rPr>
@@ -2485,23 +1755,7 @@
           <w:rFonts w:asciiTheme="minorHAnsi" w:hAnsiTheme="minorHAnsi" w:cstheme="minorHAnsi"/>
           <w:highlight w:val="cyan"/>
         </w:rPr>
-        <w:t>{</w:t>
-      </w:r>
-      <w:proofErr w:type="spellStart"/>
-      <w:r>
-        <w:rPr>
-          <w:rFonts w:asciiTheme="minorHAnsi" w:hAnsiTheme="minorHAnsi" w:cstheme="minorHAnsi"/>
-          <w:highlight w:val="cyan"/>
-        </w:rPr>
-        <w:t>odpowiedzialny_email</w:t>
-      </w:r>
-      <w:proofErr w:type="spellEnd"/>
-      <w:r>
-        <w:rPr>
-          <w:rFonts w:asciiTheme="minorHAnsi" w:hAnsiTheme="minorHAnsi" w:cstheme="minorHAnsi"/>
-          <w:highlight w:val="cyan"/>
-        </w:rPr>
-        <w:t>}</w:t>
+        <w:t>{odpowiedzialny_email}</w:t>
       </w:r>
       <w:r>
         <w:rPr>
@@ -2545,24 +1799,9 @@
           <w:rFonts w:asciiTheme="minorHAnsi" w:hAnsiTheme="minorHAnsi" w:cstheme="minorHAnsi"/>
         </w:rPr>
         <w:t xml:space="preserve">Proszę o dokonanie przelewu na </w:t>
-      </w:r>
-      <w:r>
-        <w:rPr>
-          <w:rFonts w:asciiTheme="minorHAnsi" w:hAnsiTheme="minorHAnsi" w:cstheme="minorHAnsi"/>
-        </w:rPr>
         <w:tab/>
         <w:t xml:space="preserve"> w kwocie zł </w:t>
-      </w:r>
-      <w:r>
-        <w:rPr>
-          <w:rFonts w:asciiTheme="minorHAnsi" w:hAnsiTheme="minorHAnsi" w:cstheme="minorHAnsi"/>
-        </w:rPr>
         <w:tab/>
-      </w:r>
-      <w:r>
-        <w:rPr>
-          <w:rFonts w:asciiTheme="minorHAnsi" w:hAnsiTheme="minorHAnsi" w:cstheme="minorHAnsi"/>
-        </w:rPr>
         <w:tab/>
       </w:r>
     </w:p>
@@ -2581,11 +1820,6 @@
           <w:rFonts w:asciiTheme="minorHAnsi" w:hAnsiTheme="minorHAnsi" w:cstheme="minorHAnsi"/>
         </w:rPr>
         <w:t xml:space="preserve">Termin dokonania przelewu </w:t>
-      </w:r>
-      <w:r>
-        <w:rPr>
-          <w:rFonts w:asciiTheme="minorHAnsi" w:hAnsiTheme="minorHAnsi" w:cstheme="minorHAnsi"/>
-        </w:rPr>
         <w:tab/>
       </w:r>
     </w:p>
@@ -2604,11 +1838,6 @@
           <w:rFonts w:asciiTheme="minorHAnsi" w:hAnsiTheme="minorHAnsi" w:cstheme="minorHAnsi"/>
         </w:rPr>
         <w:t xml:space="preserve">Pełna nazwa organizatora </w:t>
-      </w:r>
-      <w:r>
-        <w:rPr>
-          <w:rFonts w:asciiTheme="minorHAnsi" w:hAnsiTheme="minorHAnsi" w:cstheme="minorHAnsi"/>
-        </w:rPr>
         <w:tab/>
       </w:r>
     </w:p>
@@ -2626,19 +1855,7 @@
         <w:rPr>
           <w:rFonts w:asciiTheme="minorHAnsi" w:hAnsiTheme="minorHAnsi" w:cstheme="minorHAnsi"/>
         </w:rPr>
-        <w:t>Adres organizatora</w:t>
-      </w:r>
-      <w:r>
-        <w:rPr>
-          <w:rFonts w:asciiTheme="minorHAnsi" w:hAnsiTheme="minorHAnsi" w:cstheme="minorHAnsi"/>
-        </w:rPr>
-        <w:t xml:space="preserve"> </w:t>
-      </w:r>
-      <w:r>
-        <w:rPr>
-          <w:rFonts w:asciiTheme="minorHAnsi" w:hAnsiTheme="minorHAnsi" w:cstheme="minorHAnsi"/>
-        </w:rPr>
-        <w:t>………………………………………………………………………………………………………….</w:t>
+        <w:t xml:space="preserve">Adres organizatora ………………………………………………………………………………………………………….</w:t>
       </w:r>
     </w:p>
     <w:p ns2:paraId="32F035D6" ns2:textId="35059872">
@@ -2659,30 +1876,10 @@
           <w:rFonts w:asciiTheme="minorHAnsi" w:hAnsiTheme="minorHAnsi" w:cstheme="minorHAnsi"/>
         </w:rPr>
         <w:t xml:space="preserve">ul. </w:t>
-      </w:r>
-      <w:r>
-        <w:rPr>
-          <w:rFonts w:asciiTheme="minorHAnsi" w:hAnsiTheme="minorHAnsi" w:cstheme="minorHAnsi"/>
-        </w:rPr>
         <w:tab/>
-      </w:r>
-      <w:r>
-        <w:rPr>
-          <w:rFonts w:asciiTheme="minorHAnsi" w:hAnsiTheme="minorHAnsi" w:cstheme="minorHAnsi"/>
-        </w:rPr>
         <w:tab/>
         <w:t xml:space="preserve">miejscowość, kod pocztowy: </w:t>
-      </w:r>
-      <w:r>
-        <w:rPr>
-          <w:rFonts w:asciiTheme="minorHAnsi" w:hAnsiTheme="minorHAnsi" w:cstheme="minorHAnsi"/>
-        </w:rPr>
         <w:tab/>
-      </w:r>
-      <w:r>
-        <w:rPr>
-          <w:rFonts w:asciiTheme="minorHAnsi" w:hAnsiTheme="minorHAnsi" w:cstheme="minorHAnsi"/>
-        </w:rPr>
         <w:tab/>
       </w:r>
     </w:p>
@@ -2700,33 +1897,7 @@
         <w:rPr>
           <w:rFonts w:asciiTheme="minorHAnsi" w:hAnsiTheme="minorHAnsi" w:cstheme="minorHAnsi"/>
         </w:rPr>
-        <w:t>NIP organizatora</w:t>
-      </w:r>
-      <w:r>
-        <w:rPr>
-          <w:rFonts w:asciiTheme="minorHAnsi" w:hAnsiTheme="minorHAnsi" w:cstheme="minorHAnsi"/>
-        </w:rPr>
-        <w:t xml:space="preserve"> </w:t>
-      </w:r>
-      <w:r>
-        <w:rPr>
-          <w:rFonts w:asciiTheme="minorHAnsi" w:hAnsiTheme="minorHAnsi" w:cstheme="minorHAnsi"/>
-        </w:rPr>
-        <w:t>…………………………………………………………………………………………………</w:t>
-      </w:r>
-      <w:proofErr w:type="gramStart"/>
-      <w:r>
-        <w:rPr>
-          <w:rFonts w:asciiTheme="minorHAnsi" w:hAnsiTheme="minorHAnsi" w:cstheme="minorHAnsi"/>
-        </w:rPr>
-        <w:t>……..….</w:t>
-      </w:r>
-      <w:proofErr w:type="gramEnd"/>
-      <w:r>
-        <w:rPr>
-          <w:rFonts w:asciiTheme="minorHAnsi" w:hAnsiTheme="minorHAnsi" w:cstheme="minorHAnsi"/>
-        </w:rPr>
-        <w:t>.</w:t>
+        <w:t xml:space="preserve">NIP organizatora ………………………………………………………………………………………………………..…..</w:t>
       </w:r>
     </w:p>
     <w:p ns2:paraId="444E1487" ns2:textId="3B268519">
@@ -3198,11 +2369,6 @@
           <w:rFonts w:asciiTheme="minorHAnsi" w:hAnsiTheme="minorHAnsi" w:cstheme="minorHAnsi"/>
         </w:rPr>
         <w:t xml:space="preserve">Tytuł przelewu </w:t>
-      </w:r>
-      <w:r>
-        <w:rPr>
-          <w:rFonts w:asciiTheme="minorHAnsi" w:hAnsiTheme="minorHAnsi" w:cstheme="minorHAnsi"/>
-        </w:rPr>
         <w:tab/>
       </w:r>
     </w:p>
@@ -3225,35 +2391,10 @@
           <w:rFonts w:asciiTheme="minorHAnsi" w:hAnsiTheme="minorHAnsi" w:cstheme="minorHAnsi"/>
         </w:rPr>
         <w:tab/>
-      </w:r>
-      <w:r>
-        <w:rPr>
-          <w:rFonts w:asciiTheme="minorHAnsi" w:hAnsiTheme="minorHAnsi" w:cstheme="minorHAnsi"/>
-        </w:rPr>
         <w:t>………………………………………………………..</w:t>
-      </w:r>
-      <w:r>
-        <w:rPr>
-          <w:rFonts w:asciiTheme="minorHAnsi" w:hAnsiTheme="minorHAnsi" w:cstheme="minorHAnsi"/>
-        </w:rPr>
         <w:tab/>
-      </w:r>
-      <w:r>
-        <w:rPr>
-          <w:rFonts w:asciiTheme="minorHAnsi" w:hAnsiTheme="minorHAnsi" w:cstheme="minorHAnsi"/>
-        </w:rPr>
         <w:t>…………………………………..</w:t>
-      </w:r>
-      <w:r>
-        <w:rPr>
-          <w:rFonts w:asciiTheme="minorHAnsi" w:hAnsiTheme="minorHAnsi" w:cstheme="minorHAnsi"/>
-        </w:rPr>
         <w:tab/>
-      </w:r>
-      <w:r>
-        <w:rPr>
-          <w:rFonts w:asciiTheme="minorHAnsi" w:hAnsiTheme="minorHAnsi" w:cstheme="minorHAnsi"/>
-        </w:rPr>
         <w:tab/>
       </w:r>
     </w:p>
@@ -3277,30 +2418,7 @@
           <w:szCs w:val="18"/>
         </w:rPr>
         <w:tab/>
-      </w:r>
-      <w:r>
-        <w:rPr>
-          <w:rFonts w:asciiTheme="minorHAnsi" w:hAnsiTheme="minorHAnsi" w:cstheme="minorHAnsi"/>
-          <w:sz w:val="18"/>
-          <w:szCs w:val="18"/>
-        </w:rPr>
-        <w:t xml:space="preserve">      </w:t>
-      </w:r>
-      <w:r>
-        <w:rPr>
-          <w:rFonts w:asciiTheme="minorHAnsi" w:hAnsiTheme="minorHAnsi" w:cstheme="minorHAnsi"/>
-          <w:sz w:val="18"/>
-          <w:szCs w:val="18"/>
-        </w:rPr>
-        <w:t>(</w:t>
-      </w:r>
-      <w:r>
-        <w:rPr>
-          <w:rFonts w:asciiTheme="minorHAnsi" w:hAnsiTheme="minorHAnsi" w:cstheme="minorHAnsi"/>
-          <w:sz w:val="18"/>
-          <w:szCs w:val="18"/>
-        </w:rPr>
-        <w:t xml:space="preserve">podpis </w:t>
+        <w:t xml:space="preserve">      (podpis </w:t>
       </w:r>
       <w:r>
         <w:rPr>
@@ -3309,47 +2427,7 @@
           <w:szCs w:val="16"/>
           <w:highlight w:val="cyan"/>
         </w:rPr>
-        <w:t>{</w:t>
-      </w:r>
-      <w:proofErr w:type="spellStart"/>
-      <w:r>
-        <w:rPr>
-          <w:rFonts w:asciiTheme="minorHAnsi" w:hAnsiTheme="minorHAnsi" w:cstheme="minorHAnsi"/>
-          <w:sz w:val="16"/>
-          <w:szCs w:val="16"/>
-          <w:highlight w:val="cyan"/>
-        </w:rPr>
-        <w:t>odpowiedzialny_funkcja</w:t>
-      </w:r>
-      <w:proofErr w:type="spellEnd"/>
-      <w:r>
-        <w:rPr>
-          <w:rFonts w:asciiTheme="minorHAnsi" w:hAnsiTheme="minorHAnsi" w:cstheme="minorHAnsi"/>
-          <w:sz w:val="16"/>
-          <w:szCs w:val="16"/>
-          <w:highlight w:val="cyan"/>
-        </w:rPr>
-        <w:t>} {</w:t>
-      </w:r>
-      <w:proofErr w:type="spellStart"/>
-      <w:r>
-        <w:rPr>
-          <w:rFonts w:asciiTheme="minorHAnsi" w:hAnsiTheme="minorHAnsi" w:cstheme="minorHAnsi"/>
-          <w:sz w:val="16"/>
-          <w:szCs w:val="16"/>
-          <w:highlight w:val="cyan"/>
-        </w:rPr>
-        <w:t>swss</w:t>
-      </w:r>
-      <w:proofErr w:type="spellEnd"/>
-      <w:r>
-        <w:rPr>
-          <w:rFonts w:asciiTheme="minorHAnsi" w:hAnsiTheme="minorHAnsi" w:cstheme="minorHAnsi"/>
-          <w:sz w:val="16"/>
-          <w:szCs w:val="16"/>
-          <w:highlight w:val="cyan"/>
-        </w:rPr>
-        <w:t>})</w:t>
+        <w:t>{odpowiedzialny_funkcja} {swss})</w:t>
       </w:r>
       <w:r>
         <w:rPr>
@@ -3358,22 +2436,7 @@
           <w:szCs w:val="18"/>
         </w:rPr>
         <w:tab/>
-      </w:r>
-      <w:r>
-        <w:rPr>
-          <w:rFonts w:asciiTheme="minorHAnsi" w:hAnsiTheme="minorHAnsi" w:cstheme="minorHAnsi"/>
-          <w:sz w:val="18"/>
-          <w:szCs w:val="18"/>
-        </w:rPr>
-        <w:t>(</w:t>
-      </w:r>
-      <w:r>
-        <w:rPr>
-          <w:rFonts w:asciiTheme="minorHAnsi" w:hAnsiTheme="minorHAnsi" w:cstheme="minorHAnsi"/>
-          <w:sz w:val="18"/>
-          <w:szCs w:val="18"/>
-        </w:rPr>
-        <w:t xml:space="preserve">podpis </w:t>
+        <w:t xml:space="preserve">(podpis </w:t>
       </w:r>
       <w:r>
         <w:rPr>
@@ -3456,107 +2519,33 @@
           <w:rFonts w:asciiTheme="minorHAnsi" w:hAnsiTheme="minorHAnsi" w:cstheme="minorHAnsi"/>
           <w:highlight w:val="yellow"/>
         </w:rPr>
-        <w:t>{</w:t>
-      </w:r>
-      <w:proofErr w:type="spellStart"/>
+        <w:t>{data_wyjazdu_start}</w:t>
+      </w:r>
+      <w:r>
+        <w:rPr>
+          <w:rFonts w:asciiTheme="minorHAnsi" w:hAnsiTheme="minorHAnsi" w:cstheme="minorHAnsi"/>
+        </w:rPr>
+        <w:t xml:space="preserve"> do </w:t>
+      </w:r>
       <w:r>
         <w:rPr>
           <w:rFonts w:asciiTheme="minorHAnsi" w:hAnsiTheme="minorHAnsi" w:cstheme="minorHAnsi"/>
           <w:highlight w:val="yellow"/>
         </w:rPr>
-        <w:t>data_wyjazdu_start</w:t>
-      </w:r>
-      <w:proofErr w:type="spellEnd"/>
-      <w:r>
-        <w:rPr>
-          <w:rFonts w:asciiTheme="minorHAnsi" w:hAnsiTheme="minorHAnsi" w:cstheme="minorHAnsi"/>
-          <w:highlight w:val="yellow"/>
-        </w:rPr>
-        <w:t>}</w:t>
-      </w:r>
-      <w:r>
-        <w:rPr>
-          <w:rFonts w:asciiTheme="minorHAnsi" w:hAnsiTheme="minorHAnsi" w:cstheme="minorHAnsi"/>
-        </w:rPr>
-        <w:t xml:space="preserve"> </w:t>
-      </w:r>
-      <w:r>
-        <w:rPr>
-          <w:rFonts w:asciiTheme="minorHAnsi" w:hAnsiTheme="minorHAnsi" w:cstheme="minorHAnsi"/>
-        </w:rPr>
-        <w:t xml:space="preserve">do </w:t>
-      </w:r>
-      <w:r>
-        <w:rPr>
-          <w:rFonts w:asciiTheme="minorHAnsi" w:hAnsiTheme="minorHAnsi" w:cstheme="minorHAnsi"/>
-          <w:highlight w:val="yellow"/>
-        </w:rPr>
-        <w:t>{</w:t>
-      </w:r>
-      <w:proofErr w:type="spellStart"/>
-      <w:r>
-        <w:rPr>
-          <w:rFonts w:asciiTheme="minorHAnsi" w:hAnsiTheme="minorHAnsi" w:cstheme="minorHAnsi"/>
-          <w:highlight w:val="yellow"/>
-        </w:rPr>
-        <w:t>data_wyjazdu_powrót</w:t>
-      </w:r>
-      <w:proofErr w:type="spellEnd"/>
-      <w:r>
-        <w:rPr>
-          <w:rFonts w:asciiTheme="minorHAnsi" w:hAnsiTheme="minorHAnsi" w:cstheme="minorHAnsi"/>
-          <w:highlight w:val="yellow"/>
-        </w:rPr>
-        <w:t>}</w:t>
-      </w:r>
-      <w:r>
-        <w:rPr>
-          <w:rFonts w:asciiTheme="minorHAnsi" w:hAnsiTheme="minorHAnsi" w:cstheme="minorHAnsi"/>
-        </w:rPr>
-        <w:t xml:space="preserve"> </w:t>
-      </w:r>
-      <w:proofErr w:type="gramStart"/>
-      <w:r>
-        <w:rPr>
-          <w:rFonts w:asciiTheme="minorHAnsi" w:hAnsiTheme="minorHAnsi" w:cstheme="minorHAnsi"/>
-        </w:rPr>
-        <w:t>w</w:t>
-      </w:r>
-      <w:r>
-        <w:rPr>
-          <w:rFonts w:asciiTheme="minorHAnsi" w:hAnsiTheme="minorHAnsi" w:cstheme="minorHAnsi"/>
-        </w:rPr>
-        <w:t xml:space="preserve"> </w:t>
-      </w:r>
-      <w:r>
-        <w:rPr>
-          <w:rFonts w:asciiTheme="minorHAnsi" w:hAnsiTheme="minorHAnsi" w:cstheme="minorHAnsi"/>
-        </w:rPr>
-        <w:t xml:space="preserve"> </w:t>
+        <w:t>{data_wyjazdu_powrót}</w:t>
+      </w:r>
+      <w:r>
+        <w:rPr>
+          <w:rFonts w:asciiTheme="minorHAnsi" w:hAnsiTheme="minorHAnsi" w:cstheme="minorHAnsi"/>
+        </w:rPr>
+        <w:t xml:space="preserve"> w  </w:t>
       </w:r>
       <w:r>
         <w:rPr>
           <w:rFonts w:asciiTheme="minorHAnsi" w:hAnsiTheme="minorHAnsi" w:cstheme="minorHAnsi"/>
           <w:highlight w:val="cyan"/>
         </w:rPr>
-        <w:t>{</w:t>
-      </w:r>
-      <w:proofErr w:type="spellStart"/>
-      <w:proofErr w:type="gramEnd"/>
-      <w:r>
-        <w:rPr>
-          <w:rFonts w:asciiTheme="minorHAnsi" w:hAnsiTheme="minorHAnsi" w:cstheme="minorHAnsi"/>
-          <w:highlight w:val="cyan"/>
-        </w:rPr>
-        <w:t>miejscowość_wyjazdu</w:t>
-      </w:r>
-      <w:proofErr w:type="spellEnd"/>
-      <w:r>
-        <w:rPr>
-          <w:rFonts w:asciiTheme="minorHAnsi" w:hAnsiTheme="minorHAnsi" w:cstheme="minorHAnsi"/>
-          <w:highlight w:val="cyan"/>
-        </w:rPr>
-        <w:t>}</w:t>
+        <w:t>{miejscowość_wyjazdu}</w:t>
       </w:r>
     </w:p>
     <w:p ns2:paraId="2597B502" ns2:textId="7ADF6096">
@@ -3571,42 +2560,11 @@
           <w:rFonts w:asciiTheme="minorHAnsi" w:hAnsiTheme="minorHAnsi" w:cstheme="minorHAnsi"/>
         </w:rPr>
         <w:t>(data wyjazdu i przyjazdu)</w:t>
-      </w:r>
-      <w:r>
-        <w:rPr>
-          <w:rFonts w:asciiTheme="minorHAnsi" w:hAnsiTheme="minorHAnsi" w:cstheme="minorHAnsi"/>
-        </w:rPr>
         <w:tab/>
-      </w:r>
-      <w:r>
-        <w:rPr>
-          <w:rFonts w:asciiTheme="minorHAnsi" w:hAnsiTheme="minorHAnsi" w:cstheme="minorHAnsi"/>
-        </w:rPr>
         <w:t xml:space="preserve">   </w:t>
-      </w:r>
-      <w:r>
-        <w:rPr>
-          <w:rFonts w:asciiTheme="minorHAnsi" w:hAnsiTheme="minorHAnsi" w:cstheme="minorHAnsi"/>
-        </w:rPr>
         <w:tab/>
-      </w:r>
-      <w:r>
-        <w:rPr>
-          <w:rFonts w:asciiTheme="minorHAnsi" w:hAnsiTheme="minorHAnsi" w:cstheme="minorHAnsi"/>
-        </w:rPr>
         <w:tab/>
-      </w:r>
-      <w:r>
-        <w:rPr>
-          <w:rFonts w:asciiTheme="minorHAnsi" w:hAnsiTheme="minorHAnsi" w:cstheme="minorHAnsi"/>
-        </w:rPr>
-        <w:t xml:space="preserve"> </w:t>
-      </w:r>
-      <w:r>
-        <w:rPr>
-          <w:rFonts w:asciiTheme="minorHAnsi" w:hAnsiTheme="minorHAnsi" w:cstheme="minorHAnsi"/>
-        </w:rPr>
-        <w:t>(miejscowość)</w:t>
+        <w:t xml:space="preserve"> (miejscowość)</w:t>
       </w:r>
     </w:p>
     <w:p ns2:paraId="7009B157" ns2:textId="28F4112B">
@@ -3620,31 +2578,7 @@
         <w:rPr>
           <w:rFonts w:asciiTheme="minorHAnsi" w:hAnsiTheme="minorHAnsi" w:cstheme="minorHAnsi"/>
         </w:rPr>
-        <w:t>organizowanego przez</w:t>
-      </w:r>
-      <w:r>
-        <w:rPr>
-          <w:rFonts w:asciiTheme="minorHAnsi" w:hAnsiTheme="minorHAnsi" w:cstheme="minorHAnsi"/>
-        </w:rPr>
-        <w:t xml:space="preserve"> </w:t>
-      </w:r>
-      <w:r>
-        <w:rPr>
-          <w:rFonts w:asciiTheme="minorHAnsi" w:hAnsiTheme="minorHAnsi" w:cstheme="minorHAnsi"/>
-        </w:rPr>
-        <w:t>…………………………………………………………………</w:t>
-      </w:r>
-      <w:r>
-        <w:rPr>
-          <w:rFonts w:asciiTheme="minorHAnsi" w:hAnsiTheme="minorHAnsi" w:cstheme="minorHAnsi"/>
-        </w:rPr>
-        <w:t>……………………………………</w:t>
-      </w:r>
-      <w:r>
-        <w:rPr>
-          <w:rFonts w:asciiTheme="minorHAnsi" w:hAnsiTheme="minorHAnsi" w:cstheme="minorHAnsi"/>
-        </w:rPr>
-        <w:t>…………………………………...</w:t>
+        <w:t xml:space="preserve">organizowanego przez …………………………………………………………………………………………………………………………………………...</w:t>
       </w:r>
     </w:p>
     <w:p ns2:paraId="3EE546B3" ns2:textId="77777777">
@@ -3862,7 +2796,7 @@
               <w:rPr>
                 <w:rFonts w:asciiTheme="minorHAnsi" w:hAnsiTheme="minorHAnsi" w:cstheme="minorHAnsi"/>
               </w:rPr>
-              <w:t>1.</w:t>
+              <w:t>{#uczestnicy}{lp}</w:t>
             </w:r>
           </w:p>
         </w:tc>
@@ -3879,6 +2813,12 @@
                 <w:rFonts w:asciiTheme="minorHAnsi" w:hAnsiTheme="minorHAnsi" w:cstheme="minorHAnsi"/>
               </w:rPr>
             </w:pPr>
+            <w:r>
+              <w:rPr>
+                <w:rFonts w:asciiTheme="minorHAnsi" w:hAnsiTheme="minorHAnsi" w:cstheme="minorHAnsi"/>
+              </w:rPr>
+              <w:t xml:space="preserve">{imie_nazwisko}</w:t>
+            </w:r>
           </w:p>
         </w:tc>
         <w:tc>
@@ -3894,6 +2834,12 @@
                 <w:rFonts w:asciiTheme="minorHAnsi" w:hAnsiTheme="minorHAnsi" w:cstheme="minorHAnsi"/>
               </w:rPr>
             </w:pPr>
+            <w:r>
+              <w:rPr>
+                <w:rFonts w:asciiTheme="minorHAnsi" w:hAnsiTheme="minorHAnsi" w:cstheme="minorHAnsi"/>
+              </w:rPr>
+              <w:t xml:space="preserve">{wydzial}</w:t>
+            </w:r>
           </w:p>
         </w:tc>
         <w:tc>
@@ -3909,6 +2855,12 @@
                 <w:rFonts w:asciiTheme="minorHAnsi" w:hAnsiTheme="minorHAnsi" w:cstheme="minorHAnsi"/>
               </w:rPr>
             </w:pPr>
+            <w:r>
+              <w:rPr>
+                <w:rFonts w:asciiTheme="minorHAnsi" w:hAnsiTheme="minorHAnsi" w:cstheme="minorHAnsi"/>
+              </w:rPr>
+              <w:t xml:space="preserve">{kierunek}</w:t>
+            </w:r>
           </w:p>
         </w:tc>
         <w:tc>
@@ -3924,6 +2876,12 @@
                 <w:rFonts w:asciiTheme="minorHAnsi" w:hAnsiTheme="minorHAnsi" w:cstheme="minorHAnsi"/>
               </w:rPr>
             </w:pPr>
+            <w:r>
+              <w:rPr>
+                <w:rFonts w:asciiTheme="minorHAnsi" w:hAnsiTheme="minorHAnsi" w:cstheme="minorHAnsi"/>
+              </w:rPr>
+              <w:t xml:space="preserve">{rok}</w:t>
+            </w:r>
           </w:p>
         </w:tc>
         <w:tc>
@@ -3939,418 +2897,12 @@
                 <w:rFonts w:asciiTheme="minorHAnsi" w:hAnsiTheme="minorHAnsi" w:cstheme="minorHAnsi"/>
               </w:rPr>
             </w:pPr>
-          </w:p>
-        </w:tc>
-      </w:tr>
-      <w:tr ns2:paraId="29D63FA3" ns2:textId="77777777">
-        <w:trPr>
-          <w:trHeight w:val="454"/>
-          <w:jc w:val="center"/>
-        </w:trPr>
-        <w:tc>
-          <w:tcPr>
-            <w:tcW w:w="489" w:type="dxa"/>
-            <w:shd w:val="clear" w:color="auto" w:fill="F2F2F2" w:themeFill="background1" w:themeFillShade="F2"/>
-            <w:vAlign w:val="center"/>
-          </w:tcPr>
-          <w:p ns2:paraId="555F41F5" ns2:textId="77777777">
-            <w:pPr>
-              <w:spacing w:line="360" w:lineRule="auto"/>
-              <w:jc w:val="center"/>
-              <w:rPr>
-                <w:rFonts w:asciiTheme="minorHAnsi" w:hAnsiTheme="minorHAnsi" w:cstheme="minorHAnsi"/>
-              </w:rPr>
-            </w:pPr>
             <w:r>
               <w:rPr>
                 <w:rFonts w:asciiTheme="minorHAnsi" w:hAnsiTheme="minorHAnsi" w:cstheme="minorHAnsi"/>
               </w:rPr>
-              <w:t>2.</w:t>
+              <w:t xml:space="preserve">{kontakt}{/uczestnicy}</w:t>
             </w:r>
-          </w:p>
-        </w:tc>
-        <w:tc>
-          <w:tcPr>
-            <w:tcW w:w="2111" w:type="dxa"/>
-            <w:vAlign w:val="center"/>
-          </w:tcPr>
-          <w:p ns2:paraId="42723C87" ns2:textId="77777777">
-            <w:pPr>
-              <w:spacing w:line="360" w:lineRule="auto"/>
-              <w:jc w:val="center"/>
-              <w:rPr>
-                <w:rFonts w:asciiTheme="minorHAnsi" w:hAnsiTheme="minorHAnsi" w:cstheme="minorHAnsi"/>
-              </w:rPr>
-            </w:pPr>
-          </w:p>
-        </w:tc>
-        <w:tc>
-          <w:tcPr>
-            <w:tcW w:w="2249" w:type="dxa"/>
-            <w:vAlign w:val="center"/>
-          </w:tcPr>
-          <w:p ns2:paraId="3388EFCB" ns2:textId="77777777">
-            <w:pPr>
-              <w:spacing w:line="360" w:lineRule="auto"/>
-              <w:jc w:val="center"/>
-              <w:rPr>
-                <w:rFonts w:asciiTheme="minorHAnsi" w:hAnsiTheme="minorHAnsi" w:cstheme="minorHAnsi"/>
-              </w:rPr>
-            </w:pPr>
-          </w:p>
-        </w:tc>
-        <w:tc>
-          <w:tcPr>
-            <w:tcW w:w="1691" w:type="dxa"/>
-            <w:vAlign w:val="center"/>
-          </w:tcPr>
-          <w:p ns2:paraId="2764160A" ns2:textId="77777777">
-            <w:pPr>
-              <w:spacing w:line="360" w:lineRule="auto"/>
-              <w:jc w:val="center"/>
-              <w:rPr>
-                <w:rFonts w:asciiTheme="minorHAnsi" w:hAnsiTheme="minorHAnsi" w:cstheme="minorHAnsi"/>
-              </w:rPr>
-            </w:pPr>
-          </w:p>
-        </w:tc>
-        <w:tc>
-          <w:tcPr>
-            <w:tcW w:w="744" w:type="dxa"/>
-            <w:vAlign w:val="center"/>
-          </w:tcPr>
-          <w:p ns2:paraId="45AE4890" ns2:textId="77777777">
-            <w:pPr>
-              <w:spacing w:line="360" w:lineRule="auto"/>
-              <w:jc w:val="center"/>
-              <w:rPr>
-                <w:rFonts w:asciiTheme="minorHAnsi" w:hAnsiTheme="minorHAnsi" w:cstheme="minorHAnsi"/>
-              </w:rPr>
-            </w:pPr>
-          </w:p>
-        </w:tc>
-        <w:tc>
-          <w:tcPr>
-            <w:tcW w:w="2582" w:type="dxa"/>
-            <w:vAlign w:val="center"/>
-          </w:tcPr>
-          <w:p ns2:paraId="4A22885D" ns2:textId="77777777">
-            <w:pPr>
-              <w:spacing w:line="360" w:lineRule="auto"/>
-              <w:jc w:val="center"/>
-              <w:rPr>
-                <w:rFonts w:asciiTheme="minorHAnsi" w:hAnsiTheme="minorHAnsi" w:cstheme="minorHAnsi"/>
-              </w:rPr>
-            </w:pPr>
-          </w:p>
-        </w:tc>
-      </w:tr>
-      <w:tr ns2:paraId="2645F027" ns2:textId="77777777">
-        <w:trPr>
-          <w:trHeight w:val="454"/>
-          <w:jc w:val="center"/>
-        </w:trPr>
-        <w:tc>
-          <w:tcPr>
-            <w:tcW w:w="489" w:type="dxa"/>
-            <w:shd w:val="clear" w:color="auto" w:fill="F2F2F2" w:themeFill="background1" w:themeFillShade="F2"/>
-            <w:vAlign w:val="center"/>
-          </w:tcPr>
-          <w:p ns2:paraId="1B54209E" ns2:textId="77777777">
-            <w:pPr>
-              <w:spacing w:line="360" w:lineRule="auto"/>
-              <w:jc w:val="center"/>
-              <w:rPr>
-                <w:rFonts w:asciiTheme="minorHAnsi" w:hAnsiTheme="minorHAnsi" w:cstheme="minorHAnsi"/>
-              </w:rPr>
-            </w:pPr>
-            <w:r>
-              <w:rPr>
-                <w:rFonts w:asciiTheme="minorHAnsi" w:hAnsiTheme="minorHAnsi" w:cstheme="minorHAnsi"/>
-              </w:rPr>
-              <w:t>3.</w:t>
-            </w:r>
-          </w:p>
-        </w:tc>
-        <w:tc>
-          <w:tcPr>
-            <w:tcW w:w="2111" w:type="dxa"/>
-            <w:vAlign w:val="center"/>
-          </w:tcPr>
-          <w:p ns2:paraId="0573FD0F" ns2:textId="77777777">
-            <w:pPr>
-              <w:spacing w:line="360" w:lineRule="auto"/>
-              <w:jc w:val="center"/>
-              <w:rPr>
-                <w:rFonts w:asciiTheme="minorHAnsi" w:hAnsiTheme="minorHAnsi" w:cstheme="minorHAnsi"/>
-              </w:rPr>
-            </w:pPr>
-          </w:p>
-        </w:tc>
-        <w:tc>
-          <w:tcPr>
-            <w:tcW w:w="2249" w:type="dxa"/>
-            <w:vAlign w:val="center"/>
-          </w:tcPr>
-          <w:p ns2:paraId="4DBFC9A4" ns2:textId="77777777">
-            <w:pPr>
-              <w:spacing w:line="360" w:lineRule="auto"/>
-              <w:jc w:val="center"/>
-              <w:rPr>
-                <w:rFonts w:asciiTheme="minorHAnsi" w:hAnsiTheme="minorHAnsi" w:cstheme="minorHAnsi"/>
-              </w:rPr>
-            </w:pPr>
-          </w:p>
-        </w:tc>
-        <w:tc>
-          <w:tcPr>
-            <w:tcW w:w="1691" w:type="dxa"/>
-            <w:vAlign w:val="center"/>
-          </w:tcPr>
-          <w:p ns2:paraId="51A78453" ns2:textId="77777777">
-            <w:pPr>
-              <w:spacing w:line="360" w:lineRule="auto"/>
-              <w:jc w:val="center"/>
-              <w:rPr>
-                <w:rFonts w:asciiTheme="minorHAnsi" w:hAnsiTheme="minorHAnsi" w:cstheme="minorHAnsi"/>
-              </w:rPr>
-            </w:pPr>
-          </w:p>
-        </w:tc>
-        <w:tc>
-          <w:tcPr>
-            <w:tcW w:w="744" w:type="dxa"/>
-            <w:vAlign w:val="center"/>
-          </w:tcPr>
-          <w:p ns2:paraId="228C45A3" ns2:textId="77777777">
-            <w:pPr>
-              <w:spacing w:line="360" w:lineRule="auto"/>
-              <w:jc w:val="center"/>
-              <w:rPr>
-                <w:rFonts w:asciiTheme="minorHAnsi" w:hAnsiTheme="minorHAnsi" w:cstheme="minorHAnsi"/>
-              </w:rPr>
-            </w:pPr>
-          </w:p>
-        </w:tc>
-        <w:tc>
-          <w:tcPr>
-            <w:tcW w:w="2582" w:type="dxa"/>
-            <w:vAlign w:val="center"/>
-          </w:tcPr>
-          <w:p ns2:paraId="7A583DC0" ns2:textId="77777777">
-            <w:pPr>
-              <w:spacing w:line="360" w:lineRule="auto"/>
-              <w:jc w:val="center"/>
-              <w:rPr>
-                <w:rFonts w:asciiTheme="minorHAnsi" w:hAnsiTheme="minorHAnsi" w:cstheme="minorHAnsi"/>
-              </w:rPr>
-            </w:pPr>
-          </w:p>
-        </w:tc>
-      </w:tr>
-      <w:tr ns2:paraId="4FC5F28C" ns2:textId="77777777">
-        <w:trPr>
-          <w:trHeight w:val="454"/>
-          <w:jc w:val="center"/>
-        </w:trPr>
-        <w:tc>
-          <w:tcPr>
-            <w:tcW w:w="489" w:type="dxa"/>
-            <w:shd w:val="clear" w:color="auto" w:fill="F2F2F2" w:themeFill="background1" w:themeFillShade="F2"/>
-            <w:vAlign w:val="center"/>
-          </w:tcPr>
-          <w:p ns2:paraId="641AD651" ns2:textId="77777777">
-            <w:pPr>
-              <w:spacing w:line="360" w:lineRule="auto"/>
-              <w:jc w:val="center"/>
-              <w:rPr>
-                <w:rFonts w:asciiTheme="minorHAnsi" w:hAnsiTheme="minorHAnsi" w:cstheme="minorHAnsi"/>
-              </w:rPr>
-            </w:pPr>
-            <w:r>
-              <w:rPr>
-                <w:rFonts w:asciiTheme="minorHAnsi" w:hAnsiTheme="minorHAnsi" w:cstheme="minorHAnsi"/>
-              </w:rPr>
-              <w:t>4.</w:t>
-            </w:r>
-          </w:p>
-        </w:tc>
-        <w:tc>
-          <w:tcPr>
-            <w:tcW w:w="2111" w:type="dxa"/>
-            <w:vAlign w:val="center"/>
-          </w:tcPr>
-          <w:p ns2:paraId="749CCC92" ns2:textId="77777777">
-            <w:pPr>
-              <w:spacing w:line="360" w:lineRule="auto"/>
-              <w:jc w:val="center"/>
-              <w:rPr>
-                <w:rFonts w:asciiTheme="minorHAnsi" w:hAnsiTheme="minorHAnsi" w:cstheme="minorHAnsi"/>
-              </w:rPr>
-            </w:pPr>
-          </w:p>
-        </w:tc>
-        <w:tc>
-          <w:tcPr>
-            <w:tcW w:w="2249" w:type="dxa"/>
-            <w:vAlign w:val="center"/>
-          </w:tcPr>
-          <w:p ns2:paraId="3E60F380" ns2:textId="77777777">
-            <w:pPr>
-              <w:spacing w:line="360" w:lineRule="auto"/>
-              <w:jc w:val="center"/>
-              <w:rPr>
-                <w:rFonts w:asciiTheme="minorHAnsi" w:hAnsiTheme="minorHAnsi" w:cstheme="minorHAnsi"/>
-              </w:rPr>
-            </w:pPr>
-          </w:p>
-        </w:tc>
-        <w:tc>
-          <w:tcPr>
-            <w:tcW w:w="1691" w:type="dxa"/>
-            <w:vAlign w:val="center"/>
-          </w:tcPr>
-          <w:p ns2:paraId="286A5616" ns2:textId="77777777">
-            <w:pPr>
-              <w:spacing w:line="360" w:lineRule="auto"/>
-              <w:jc w:val="center"/>
-              <w:rPr>
-                <w:rFonts w:asciiTheme="minorHAnsi" w:hAnsiTheme="minorHAnsi" w:cstheme="minorHAnsi"/>
-              </w:rPr>
-            </w:pPr>
-          </w:p>
-        </w:tc>
-        <w:tc>
-          <w:tcPr>
-            <w:tcW w:w="744" w:type="dxa"/>
-            <w:vAlign w:val="center"/>
-          </w:tcPr>
-          <w:p ns2:paraId="127542A4" ns2:textId="77777777">
-            <w:pPr>
-              <w:spacing w:line="360" w:lineRule="auto"/>
-              <w:jc w:val="center"/>
-              <w:rPr>
-                <w:rFonts w:asciiTheme="minorHAnsi" w:hAnsiTheme="minorHAnsi" w:cstheme="minorHAnsi"/>
-              </w:rPr>
-            </w:pPr>
-          </w:p>
-        </w:tc>
-        <w:tc>
-          <w:tcPr>
-            <w:tcW w:w="2582" w:type="dxa"/>
-            <w:vAlign w:val="center"/>
-          </w:tcPr>
-          <w:p ns2:paraId="378A4D58" ns2:textId="77777777">
-            <w:pPr>
-              <w:spacing w:line="360" w:lineRule="auto"/>
-              <w:jc w:val="center"/>
-              <w:rPr>
-                <w:rFonts w:asciiTheme="minorHAnsi" w:hAnsiTheme="minorHAnsi" w:cstheme="minorHAnsi"/>
-              </w:rPr>
-            </w:pPr>
-          </w:p>
-        </w:tc>
-      </w:tr>
-      <w:tr ns2:paraId="6E4594F1" ns2:textId="77777777">
-        <w:trPr>
-          <w:trHeight w:val="454"/>
-          <w:jc w:val="center"/>
-        </w:trPr>
-        <w:tc>
-          <w:tcPr>
-            <w:tcW w:w="489" w:type="dxa"/>
-            <w:shd w:val="clear" w:color="auto" w:fill="F2F2F2" w:themeFill="background1" w:themeFillShade="F2"/>
-            <w:vAlign w:val="center"/>
-          </w:tcPr>
-          <w:p ns2:paraId="77F6CCEF" ns2:textId="77777777">
-            <w:pPr>
-              <w:spacing w:line="360" w:lineRule="auto"/>
-              <w:jc w:val="center"/>
-              <w:rPr>
-                <w:rFonts w:asciiTheme="minorHAnsi" w:hAnsiTheme="minorHAnsi" w:cstheme="minorHAnsi"/>
-              </w:rPr>
-            </w:pPr>
-            <w:r>
-              <w:rPr>
-                <w:rFonts w:asciiTheme="minorHAnsi" w:hAnsiTheme="minorHAnsi" w:cstheme="minorHAnsi"/>
-              </w:rPr>
-              <w:t>5.</w:t>
-            </w:r>
-          </w:p>
-        </w:tc>
-        <w:tc>
-          <w:tcPr>
-            <w:tcW w:w="2111" w:type="dxa"/>
-            <w:vAlign w:val="center"/>
-          </w:tcPr>
-          <w:p ns2:paraId="5220D220" ns2:textId="77777777">
-            <w:pPr>
-              <w:spacing w:line="360" w:lineRule="auto"/>
-              <w:jc w:val="center"/>
-              <w:rPr>
-                <w:rFonts w:asciiTheme="minorHAnsi" w:hAnsiTheme="minorHAnsi" w:cstheme="minorHAnsi"/>
-              </w:rPr>
-            </w:pPr>
-          </w:p>
-        </w:tc>
-        <w:tc>
-          <w:tcPr>
-            <w:tcW w:w="2249" w:type="dxa"/>
-            <w:vAlign w:val="center"/>
-          </w:tcPr>
-          <w:p ns2:paraId="502A05A4" ns2:textId="77777777">
-            <w:pPr>
-              <w:spacing w:line="360" w:lineRule="auto"/>
-              <w:jc w:val="center"/>
-              <w:rPr>
-                <w:rFonts w:asciiTheme="minorHAnsi" w:hAnsiTheme="minorHAnsi" w:cstheme="minorHAnsi"/>
-              </w:rPr>
-            </w:pPr>
-          </w:p>
-        </w:tc>
-        <w:tc>
-          <w:tcPr>
-            <w:tcW w:w="1691" w:type="dxa"/>
-            <w:vAlign w:val="center"/>
-          </w:tcPr>
-          <w:p ns2:paraId="7727539E" ns2:textId="77777777">
-            <w:pPr>
-              <w:spacing w:line="360" w:lineRule="auto"/>
-              <w:jc w:val="center"/>
-              <w:rPr>
-                <w:rFonts w:asciiTheme="minorHAnsi" w:hAnsiTheme="minorHAnsi" w:cstheme="minorHAnsi"/>
-              </w:rPr>
-            </w:pPr>
-          </w:p>
-        </w:tc>
-        <w:tc>
-          <w:tcPr>
-            <w:tcW w:w="744" w:type="dxa"/>
-            <w:vAlign w:val="center"/>
-          </w:tcPr>
-          <w:p ns2:paraId="3ABFDBF2" ns2:textId="77777777">
-            <w:pPr>
-              <w:spacing w:line="360" w:lineRule="auto"/>
-              <w:jc w:val="center"/>
-              <w:rPr>
-                <w:rFonts w:asciiTheme="minorHAnsi" w:hAnsiTheme="minorHAnsi" w:cstheme="minorHAnsi"/>
-              </w:rPr>
-            </w:pPr>
-          </w:p>
-        </w:tc>
-        <w:tc>
-          <w:tcPr>
-            <w:tcW w:w="2582" w:type="dxa"/>
-            <w:vAlign w:val="center"/>
-          </w:tcPr>
-          <w:p ns2:paraId="6D659D04" ns2:textId="77777777">
-            <w:pPr>
-              <w:spacing w:line="360" w:lineRule="auto"/>
-              <w:jc w:val="center"/>
-              <w:rPr>
-                <w:rFonts w:asciiTheme="minorHAnsi" w:hAnsiTheme="minorHAnsi" w:cstheme="minorHAnsi"/>
-              </w:rPr>
-            </w:pPr>
           </w:p>
         </w:tc>
       </w:tr>
@@ -4403,31 +2955,10 @@
         </w:rPr>
         <w:br/>
         <w:t>Zgodnie z art. 13 ust. 1 i 2 ogólnego Rozporządzenia Parlamentu Europejskiego i Rady (UE) 2016/679 w sprawie ochrony osób fizycznych w związku z przetwarzaniem danych osobowych i w sprawie swobodnego przepływu takich danych oraz uchylenia dyrektywy 95/46/WE z dnia 27 kwietnia 2016 r. zwanego dalej RODO, oraz ustawą z dnia 10 maja  2018 r. o ochronie danych osobowych (Dz.U. z 2018 poz. 1000), uczelnia informuje, iż:</w:t>
-      </w:r>
-      <w:r>
-        <w:rPr>
-          <w:rFonts w:asciiTheme="minorHAnsi" w:hAnsiTheme="minorHAnsi" w:cstheme="minorHAnsi"/>
-          <w:sz w:val="16"/>
-          <w:szCs w:val="16"/>
-        </w:rPr>
         <w:br/>
         <w:t>1. Administratorem Pani/Pana danych osobowych jest Zachodniopomorski Uniwersytet Technologiczny w Szczecinie z siedzibą przy al. Piastów 17, 70-310 Szczecin.</w:t>
-      </w:r>
-      <w:r>
-        <w:rPr>
-          <w:rFonts w:asciiTheme="minorHAnsi" w:hAnsiTheme="minorHAnsi" w:cstheme="minorHAnsi"/>
-          <w:sz w:val="16"/>
-          <w:szCs w:val="16"/>
-        </w:rPr>
         <w:br/>
         <w:t>2. Administrator danych osobowych powołał osobę nadzorującą prawidłowość przetwarzania danych osobowych, z którą można skontaktować się za pośrednictwem adresu e-mail: IOD.kurek@zut.edu.pl.</w:t>
-      </w:r>
-      <w:r>
-        <w:rPr>
-          <w:rFonts w:asciiTheme="minorHAnsi" w:hAnsiTheme="minorHAnsi" w:cstheme="minorHAnsi"/>
-          <w:sz w:val="16"/>
-          <w:szCs w:val="16"/>
-        </w:rPr>
         <w:br/>
         <w:t>3. Pani/Pana dane osobowe przetwarzane będą  z uwagi na Pani/Pana działalność w organizacji studenckiej, ubieganiu się o dofinansowanie na realizację projektów i wykorzystywane będą do celów organizacyjnych, statutowych, archiwalnych, statystycznych.</w:t>
       </w:r>
@@ -4512,13 +3043,6 @@
           <w:szCs w:val="16"/>
         </w:rPr>
         <w:t>brak zgody skutkować będzie nie przyznaniem środków finansowych na działalność organizacji w związku z obowiązkami dokumentacyjnymi obowiązującymi Zachodniopomorski Uniwersytet Technologiczny w Szczecinie.</w:t>
-      </w:r>
-      <w:r>
-        <w:rPr>
-          <w:rFonts w:asciiTheme="minorHAnsi" w:hAnsiTheme="minorHAnsi" w:cstheme="minorHAnsi"/>
-          <w:sz w:val="16"/>
-          <w:szCs w:val="16"/>
-        </w:rPr>
         <w:br/>
         <w:t>6. Odbiorcą Pani/Pana danych osobowych będzie Zachodniopomorski Uniwersytet Technologiczny w Szczecinie, dane nie będą udostępniane podmiotom zewnętrznym z wyjątkiem przypadków przewidzianych przepisami prawa oraz podmiotom trudniącym się windykacją należności finansowych w przypadku nie wywiązania się przez Panią/Pana z odpowiednich obowiązków wynikających z otrzymania dofinansowania na działalność organizacji studenckiej.</w:t>
       </w:r>
@@ -4541,13 +3065,6 @@
           <w:szCs w:val="16"/>
         </w:rPr>
         <w:t>7. Pani/Pana dane przechowywane będą przez okres niezbędny do realizacji wyżej określonych celów.</w:t>
-      </w:r>
-      <w:r>
-        <w:rPr>
-          <w:rFonts w:asciiTheme="minorHAnsi" w:hAnsiTheme="minorHAnsi" w:cstheme="minorHAnsi"/>
-          <w:sz w:val="16"/>
-          <w:szCs w:val="16"/>
-        </w:rPr>
         <w:br/>
         <w:t>8. Posiada Pani/Pan:</w:t>
       </w:r>
@@ -4710,22 +3227,8 @@
           <w:szCs w:val="16"/>
         </w:rPr>
         <w:t>- prawo do cofnięcia zgody w dowolnym momencie na przetwarzanie danych osobowych. Wycofanie zgody nie wpływa na zgodność z prawem przetwarzania, którego dokonano na podstawie zgody przed jej cofnięciem.</w:t>
-      </w:r>
-      <w:r>
-        <w:rPr>
-          <w:rFonts w:asciiTheme="minorHAnsi" w:hAnsiTheme="minorHAnsi" w:cstheme="minorHAnsi"/>
-          <w:sz w:val="16"/>
-          <w:szCs w:val="16"/>
-        </w:rPr>
         <w:br/>
         <w:t>9. Ma Pani/Pan prawo do wniesienia skargi do Prezesa Urzędu Ochrony Danych Osobowych, gdy uzna Pani/Pan, że przetwarzanie danych osobowych narusza przepisy RODO, na zasadach określonych w RODO.</w:t>
-      </w:r>
-      <w:r>
-        <w:rPr>
-          <w:rFonts w:asciiTheme="minorHAnsi" w:hAnsiTheme="minorHAnsi" w:cstheme="minorHAnsi"/>
-          <w:sz w:val="16"/>
-          <w:szCs w:val="16"/>
-        </w:rPr>
         <w:br/>
         <w:t>10. Pani/Pana dane nie będą przetwarzane w sposób zautomatyzowany i nie będą poddawane profilowaniu.</w:t>
       </w:r>
@@ -4772,37 +3275,9 @@
           <w:szCs w:val="18"/>
         </w:rPr>
         <w:t>……………………………………………………………….</w:t>
-      </w:r>
-      <w:r>
-        <w:rPr>
-          <w:rFonts w:asciiTheme="minorHAnsi" w:hAnsiTheme="minorHAnsi" w:cstheme="minorHAnsi"/>
-          <w:sz w:val="18"/>
-          <w:szCs w:val="18"/>
-        </w:rPr>
         <w:tab/>
-      </w:r>
-      <w:r>
-        <w:rPr>
-          <w:rFonts w:asciiTheme="minorHAnsi" w:hAnsiTheme="minorHAnsi" w:cstheme="minorHAnsi"/>
-          <w:sz w:val="18"/>
-          <w:szCs w:val="18"/>
-        </w:rPr>
         <w:tab/>
-      </w:r>
-      <w:r>
-        <w:rPr>
-          <w:rFonts w:asciiTheme="minorHAnsi" w:hAnsiTheme="minorHAnsi" w:cstheme="minorHAnsi"/>
-          <w:sz w:val="18"/>
-          <w:szCs w:val="18"/>
-        </w:rPr>
         <w:tab/>
-      </w:r>
-      <w:r>
-        <w:rPr>
-          <w:rFonts w:asciiTheme="minorHAnsi" w:hAnsiTheme="minorHAnsi" w:cstheme="minorHAnsi"/>
-          <w:sz w:val="18"/>
-          <w:szCs w:val="18"/>
-        </w:rPr>
         <w:tab/>
       </w:r>
     </w:p>
@@ -4824,15 +3299,7 @@
           <w:sz w:val="18"/>
           <w:szCs w:val="18"/>
         </w:rPr>
-        <w:t xml:space="preserve">       (</w:t>
-      </w:r>
-      <w:r>
-        <w:rPr>
-          <w:rFonts w:asciiTheme="minorHAnsi" w:hAnsiTheme="minorHAnsi" w:cstheme="minorHAnsi"/>
-          <w:sz w:val="18"/>
-          <w:szCs w:val="18"/>
-        </w:rPr>
-        <w:t xml:space="preserve">podpis </w:t>
+        <w:t xml:space="preserve">       (podpis </w:t>
       </w:r>
       <w:r>
         <w:rPr>
@@ -4841,47 +3308,7 @@
           <w:szCs w:val="16"/>
           <w:highlight w:val="cyan"/>
         </w:rPr>
-        <w:t>{</w:t>
-      </w:r>
-      <w:proofErr w:type="spellStart"/>
-      <w:r>
-        <w:rPr>
-          <w:rFonts w:asciiTheme="minorHAnsi" w:hAnsiTheme="minorHAnsi" w:cstheme="minorHAnsi"/>
-          <w:sz w:val="16"/>
-          <w:szCs w:val="16"/>
-          <w:highlight w:val="cyan"/>
-        </w:rPr>
-        <w:t>odpowiedzialny_funkcja</w:t>
-      </w:r>
-      <w:proofErr w:type="spellEnd"/>
-      <w:r>
-        <w:rPr>
-          <w:rFonts w:asciiTheme="minorHAnsi" w:hAnsiTheme="minorHAnsi" w:cstheme="minorHAnsi"/>
-          <w:sz w:val="16"/>
-          <w:szCs w:val="16"/>
-          <w:highlight w:val="cyan"/>
-        </w:rPr>
-        <w:t>} {</w:t>
-      </w:r>
-      <w:proofErr w:type="spellStart"/>
-      <w:r>
-        <w:rPr>
-          <w:rFonts w:asciiTheme="minorHAnsi" w:hAnsiTheme="minorHAnsi" w:cstheme="minorHAnsi"/>
-          <w:sz w:val="16"/>
-          <w:szCs w:val="16"/>
-          <w:highlight w:val="cyan"/>
-        </w:rPr>
-        <w:t>swss</w:t>
-      </w:r>
-      <w:proofErr w:type="spellEnd"/>
-      <w:r>
-        <w:rPr>
-          <w:rFonts w:asciiTheme="minorHAnsi" w:hAnsiTheme="minorHAnsi" w:cstheme="minorHAnsi"/>
-          <w:sz w:val="16"/>
-          <w:szCs w:val="16"/>
-          <w:highlight w:val="cyan"/>
-        </w:rPr>
-        <w:t>})</w:t>
+        <w:t>{odpowiedzialny_funkcja} {swss})</w:t>
       </w:r>
       <w:r>
         <w:rPr>
@@ -4890,22 +3317,7 @@
           <w:szCs w:val="18"/>
         </w:rPr>
         <w:tab/>
-      </w:r>
-      <w:r>
-        <w:rPr>
-          <w:rFonts w:asciiTheme="minorHAnsi" w:hAnsiTheme="minorHAnsi" w:cstheme="minorHAnsi"/>
-          <w:sz w:val="18"/>
-          <w:szCs w:val="18"/>
-        </w:rPr>
-        <w:t>(</w:t>
-      </w:r>
-      <w:r>
-        <w:rPr>
-          <w:rFonts w:asciiTheme="minorHAnsi" w:hAnsiTheme="minorHAnsi" w:cstheme="minorHAnsi"/>
-          <w:sz w:val="18"/>
-          <w:szCs w:val="18"/>
-        </w:rPr>
-        <w:t xml:space="preserve">podpis </w:t>
+        <w:t xml:space="preserve">(podpis </w:t>
       </w:r>
       <w:r>
         <w:rPr>

--- a/public/dofinansowanie.docx
+++ b/public/dofinansowanie.docx
@@ -1,8 +1,8 @@
 
 <file path=word/document.xml><?xml version="1.0" encoding="utf-8"?>
-<w:document xmlns:ns1="http://schemas.openxmlformats.org/markup-compatibility/2006" xmlns:ns2="http://schemas.microsoft.com/office/word/2010/wordml" xmlns:ns3="http://schemas.openxmlformats.org/officeDocument/2006/relationships" xmlns:w="http://schemas.openxmlformats.org/wordprocessingml/2006/main" ns1:Ignorable="w14 w15 w16se w16cid w16 w16cex w16sdtdh w16sdtfl w16du wp14">
+<w:document xmlns:wpc="http://schemas.microsoft.com/office/word/2010/wordprocessingCanvas" xmlns:cx="http://schemas.microsoft.com/office/drawing/2014/chartex" xmlns:cx1="http://schemas.microsoft.com/office/drawing/2015/9/8/chartex" xmlns:cx2="http://schemas.microsoft.com/office/drawing/2015/10/21/chartex" xmlns:cx3="http://schemas.microsoft.com/office/drawing/2016/5/9/chartex" xmlns:cx4="http://schemas.microsoft.com/office/drawing/2016/5/10/chartex" xmlns:cx5="http://schemas.microsoft.com/office/drawing/2016/5/11/chartex" xmlns:cx6="http://schemas.microsoft.com/office/drawing/2016/5/12/chartex" xmlns:cx7="http://schemas.microsoft.com/office/drawing/2016/5/13/chartex" xmlns:cx8="http://schemas.microsoft.com/office/drawing/2016/5/14/chartex" xmlns:mc="http://schemas.openxmlformats.org/markup-compatibility/2006" xmlns:m="http://schemas.openxmlformats.org/officeDocument/2006/math" xmlns:aink="http://schemas.microsoft.com/office/drawing/2016/ink" xmlns:am3d="http://schemas.microsoft.com/office/drawing/2017/model3d" xmlns:oel="http://schemas.microsoft.com/office/2019/extlst" xmlns:r="http://schemas.openxmlformats.org/officeDocument/2006/relationships" xmlns:wp14="http://schemas.microsoft.com/office/word/2010/wordprocessingDrawing" xmlns:wp="http://schemas.openxmlformats.org/drawingml/2006/wordprocessingDrawing" xmlns:wpg="http://schemas.microsoft.com/office/word/2010/wordprocessingGroup" xmlns:wpi="http://schemas.microsoft.com/office/word/2010/wordprocessingInk" xmlns:wps="http://schemas.microsoft.com/office/word/2010/wordprocessingShape" xmlns:o="urn:schemas-microsoft-com:office:office" xmlns:v="urn:schemas-microsoft-com:vml" xmlns:w10="urn:schemas-microsoft-com:office:word" xmlns:w="http://schemas.openxmlformats.org/wordprocessingml/2006/main" xmlns:w14="http://schemas.microsoft.com/office/word/2010/wordml" xmlns:w15="http://schemas.microsoft.com/office/word/2012/wordml" xmlns:w16cex="http://schemas.microsoft.com/office/word/2018/wordml/cex" xmlns:w16cid="http://schemas.microsoft.com/office/word/2016/wordml/cid" xmlns:w16="http://schemas.microsoft.com/office/word/2018/wordml" xmlns:w16sdtdh="http://schemas.microsoft.com/office/word/2020/wordml/sdtdatahash" xmlns:w16sdtfl="http://schemas.microsoft.com/office/word/2024/wordml/sdtformatlock" xmlns:w16se="http://schemas.microsoft.com/office/word/2015/wordml/symex" xmlns:w16du="http://schemas.microsoft.com/office/word/2023/wordml/word16du" xmlns:wne="http://schemas.microsoft.com/office/word/2006/wordml" mc:Ignorable="w14 w15 w16se w16cid w16 w16cex w16sdtdh w16sdtfl w16du wp14">
   <w:body>
-    <w:p ns2:paraId="2C0D7C72" ns2:textId="5867296E">
+    <w:p>
       <w:pPr>
         <w:pageBreakBefore/>
         <w:widowControl w:val="0"/>
@@ -22,13 +22,18 @@
           <w:bCs/>
         </w:rPr>
         <w:t xml:space="preserve">Załącznik nr 1 </w:t>
+      </w:r>
+      <w:r>
+        <w:rPr>
+          <w:bCs/>
+        </w:rPr>
         <w:br/>
       </w:r>
       <w:r>
-        <w:t xml:space="preserve">do zarządzenia nr 108 Rektora ZUT z dnia 5 października 2023 r.</w:t>
-      </w:r>
-    </w:p>
-    <w:p ns2:paraId="65B5C65C" ns2:textId="77777777">
+        <w:t>do zarządzenia nr 108 Rektora ZUT z dnia 5 października 2023 r.</w:t>
+      </w:r>
+    </w:p>
+    <w:p>
       <w:pPr>
         <w:tabs>
           <w:tab w:val="left" w:pos="7598"/>
@@ -39,7 +44,7 @@
         <w:jc w:val="right"/>
       </w:pPr>
     </w:p>
-    <w:p ns2:paraId="48862CCC" ns2:textId="53749E05">
+    <w:p>
       <w:pPr>
         <w:tabs>
           <w:tab w:val="left" w:pos="7598"/>
@@ -64,17 +69,10 @@
         <w:rPr>
           <w:rFonts w:asciiTheme="minorHAnsi" w:hAnsiTheme="minorHAnsi" w:cstheme="minorHAnsi"/>
         </w:rPr>
-        <w:t xml:space="preserve"> </w:t>
-      </w:r>
-      <w:r>
-        <w:rPr>
-          <w:rFonts w:asciiTheme="minorHAnsi" w:hAnsiTheme="minorHAnsi" w:cstheme="minorHAnsi"/>
-          <w:highlight w:val="cyan"/>
-        </w:rPr>
-        <w:t>{data_wniosku}</w:t>
-      </w:r>
-    </w:p>
-    <w:p ns2:paraId="5E716C38" ns2:textId="77777777">
+        <w:t xml:space="preserve"> {data_wniosku}</w:t>
+      </w:r>
+    </w:p>
+    <w:p>
       <w:pPr>
         <w:ind w:firstLine="6"/>
         <w:rPr>
@@ -92,7 +90,7 @@
         <w:t>Prorektor ds. Studenckich</w:t>
       </w:r>
     </w:p>
-    <w:p ns2:paraId="40517F94" ns2:textId="77777777">
+    <w:p>
       <w:pPr>
         <w:ind w:firstLine="6"/>
         <w:rPr>
@@ -110,7 +108,7 @@
         <w:t>Zachodniopomorski Uniwersytet Technologiczny w Szczecinie</w:t>
       </w:r>
     </w:p>
-    <w:p ns2:paraId="14E0F6E8" ns2:textId="59CB8106">
+    <w:p>
       <w:pPr>
         <w:spacing w:before="240" w:line="276" w:lineRule="auto"/>
         <w:jc w:val="center"/>
@@ -131,7 +129,7 @@
         <w:t>WNIOSEK</w:t>
       </w:r>
     </w:p>
-    <w:p ns2:paraId="156CE51F" ns2:textId="77777777">
+    <w:p>
       <w:pPr>
         <w:spacing w:line="360" w:lineRule="auto"/>
         <w:jc w:val="both"/>
@@ -150,7 +148,7 @@
         <w:t>(wypełnić drukowanymi literami)</w:t>
       </w:r>
     </w:p>
-    <w:p ns2:paraId="0D9E8AA4" ns2:textId="1AAF3787">
+    <w:p>
       <w:pPr>
         <w:tabs>
           <w:tab w:val="left" w:pos="907"/>
@@ -166,17 +164,10 @@
         <w:rPr>
           <w:rFonts w:asciiTheme="minorHAnsi" w:hAnsiTheme="minorHAnsi" w:cstheme="minorHAnsi"/>
         </w:rPr>
-        <w:t xml:space="preserve">W imieniu </w:t>
-      </w:r>
-      <w:r>
-        <w:rPr>
-          <w:rFonts w:asciiTheme="minorHAnsi" w:hAnsiTheme="minorHAnsi" w:cstheme="minorHAnsi"/>
-          <w:highlight w:val="cyan"/>
-        </w:rPr>
-        <w:t>{organizacja_dopelniacz}</w:t>
-      </w:r>
-    </w:p>
-    <w:p ns2:paraId="334F31F5" ns2:textId="7A8C7C9E">
+        <w:t>W imieniu {organizacja_dopelniacz}</w:t>
+      </w:r>
+    </w:p>
+    <w:p>
       <w:pPr>
         <w:tabs>
           <w:tab w:val="left" w:leader="dot" w:pos="9639"/>
@@ -197,7 +188,7 @@
         <w:t>(nazwa uczelnianej organizacji)</w:t>
       </w:r>
     </w:p>
-    <w:p ns2:paraId="003C56BB" ns2:textId="05C6DFFB">
+    <w:p>
       <w:pPr>
         <w:tabs>
           <w:tab w:val="left" w:pos="5103"/>
@@ -213,27 +204,7 @@
         <w:rPr>
           <w:rFonts w:asciiTheme="minorHAnsi" w:hAnsiTheme="minorHAnsi" w:cstheme="minorHAnsi"/>
         </w:rPr>
-        <w:t xml:space="preserve">Wnoszę o wyrażenie zgody na zorganizowanie w </w:t>
-      </w:r>
-      <w:r>
-        <w:rPr>
-          <w:rFonts w:asciiTheme="minorHAnsi" w:hAnsiTheme="minorHAnsi" w:cstheme="minorHAnsi"/>
-          <w:highlight w:val="green"/>
-        </w:rPr>
-        <w:t>{dzien_tekst}</w:t>
-      </w:r>
-      <w:r>
-        <w:rPr>
-          <w:rFonts w:asciiTheme="minorHAnsi" w:hAnsiTheme="minorHAnsi" w:cstheme="minorHAnsi"/>
-        </w:rPr>
-        <w:t xml:space="preserve">* </w:t>
-      </w:r>
-      <w:r>
-        <w:rPr>
-          <w:rFonts w:asciiTheme="minorHAnsi" w:hAnsiTheme="minorHAnsi" w:cstheme="minorHAnsi"/>
-          <w:highlight w:val="cyan"/>
-        </w:rPr>
-        <w:t>{data_przedsięwzięcia}</w:t>
+        <w:t>Wnoszę o wyrażenie zgody na zorganizowanie w {dzien_tekst}* {data_przedsięwzięcia}</w:t>
       </w:r>
       <w:r>
         <w:rPr>
@@ -242,7 +213,7 @@
         <w:tab/>
       </w:r>
     </w:p>
-    <w:p ns2:paraId="25D7E56E" ns2:textId="3CE1A9F9">
+    <w:p>
       <w:pPr>
         <w:tabs>
           <w:tab w:val="left" w:pos="2977"/>
@@ -257,22 +228,8 @@
       <w:r>
         <w:rPr>
           <w:rFonts w:asciiTheme="minorHAnsi" w:hAnsiTheme="minorHAnsi" w:cstheme="minorHAnsi"/>
-          <w:highlight w:val="green"/>
-        </w:rPr>
-        <w:t>{cel_tekst}</w:t>
-      </w:r>
-      <w:r>
-        <w:rPr>
-          <w:rFonts w:asciiTheme="minorHAnsi" w:hAnsiTheme="minorHAnsi" w:cstheme="minorHAnsi"/>
-        </w:rPr>
-        <w:t xml:space="preserve"> pod nazwą </w:t>
-      </w:r>
-      <w:r>
-        <w:rPr>
-          <w:rFonts w:asciiTheme="minorHAnsi" w:hAnsiTheme="minorHAnsi" w:cstheme="minorHAnsi"/>
-          <w:highlight w:val="cyan"/>
-        </w:rPr>
-        <w:t>{nazwa_przedsięwzięcia}</w:t>
+        </w:rPr>
+        <w:t>{cel_tekst} pod nazwą {nazwa_przedsięwzięcia}</w:t>
       </w:r>
       <w:r>
         <w:rPr>
@@ -281,7 +238,7 @@
         <w:tab/>
       </w:r>
     </w:p>
-    <w:p ns2:paraId="668967DB" ns2:textId="77777777">
+    <w:p>
       <w:pPr>
         <w:tabs>
           <w:tab w:val="left" w:leader="dot" w:pos="9639"/>
@@ -299,7 +256,7 @@
         <w:tab/>
       </w:r>
     </w:p>
-    <w:p ns2:paraId="40621BF1" ns2:textId="527061A0">
+    <w:p>
       <w:pPr>
         <w:pStyle w:val="Akapitzlist"/>
         <w:numPr>
@@ -321,14 +278,7 @@
         <w:rPr>
           <w:rFonts w:asciiTheme="minorHAnsi" w:hAnsiTheme="minorHAnsi" w:cstheme="minorHAnsi"/>
         </w:rPr>
-        <w:t xml:space="preserve">Opis programu i cel przedsięwzięcia </w:t>
-      </w:r>
-      <w:r>
-        <w:rPr>
-          <w:rFonts w:asciiTheme="minorHAnsi" w:hAnsiTheme="minorHAnsi" w:cstheme="minorHAnsi"/>
-          <w:highlight w:val="cyan"/>
-        </w:rPr>
-        <w:t>{opis_oraz_cel}</w:t>
+        <w:t>Opis programu i cel przedsięwzięcia {opis_oraz_cel}</w:t>
       </w:r>
       <w:r>
         <w:rPr>
@@ -337,7 +287,7 @@
         <w:tab/>
       </w:r>
     </w:p>
-    <w:p ns2:paraId="0ED6CF29" ns2:textId="77777777">
+    <w:p>
       <w:pPr>
         <w:tabs>
           <w:tab w:val="left" w:pos="284"/>
@@ -357,7 +307,7 @@
         <w:tab/>
       </w:r>
     </w:p>
-    <w:p ns2:paraId="61D60CDE" ns2:textId="77777777">
+    <w:p>
       <w:pPr>
         <w:tabs>
           <w:tab w:val="left" w:pos="284"/>
@@ -377,7 +327,7 @@
         <w:tab/>
       </w:r>
     </w:p>
-    <w:p ns2:paraId="6BB88A98" ns2:textId="77777777">
+    <w:p>
       <w:pPr>
         <w:tabs>
           <w:tab w:val="left" w:pos="284"/>
@@ -397,7 +347,7 @@
         <w:tab/>
       </w:r>
     </w:p>
-    <w:p ns2:paraId="21A9E347" ns2:textId="77777777">
+    <w:p>
       <w:pPr>
         <w:tabs>
           <w:tab w:val="left" w:pos="284"/>
@@ -417,7 +367,7 @@
         <w:tab/>
       </w:r>
     </w:p>
-    <w:p ns2:paraId="0D80F097" ns2:textId="77777777">
+    <w:p>
       <w:pPr>
         <w:tabs>
           <w:tab w:val="left" w:pos="284"/>
@@ -437,7 +387,7 @@
         <w:tab/>
       </w:r>
     </w:p>
-    <w:p ns2:paraId="269A8382" ns2:textId="5A6FC344">
+    <w:p>
       <w:pPr>
         <w:pStyle w:val="Akapitzlist"/>
         <w:numPr>
@@ -459,14 +409,7 @@
         <w:rPr>
           <w:rFonts w:asciiTheme="minorHAnsi" w:hAnsiTheme="minorHAnsi" w:cstheme="minorHAnsi"/>
         </w:rPr>
-        <w:t xml:space="preserve">Miejsce realizacji zadania oraz dokładny adres </w:t>
-      </w:r>
-      <w:r>
-        <w:rPr>
-          <w:rFonts w:asciiTheme="minorHAnsi" w:hAnsiTheme="minorHAnsi" w:cstheme="minorHAnsi"/>
-          <w:highlight w:val="cyan"/>
-        </w:rPr>
-        <w:t>{miejsce_oraz_adres}</w:t>
+        <w:t>Miejsce realizacji zadania oraz dokładny adres {miejsce_oraz_adres}</w:t>
       </w:r>
       <w:r>
         <w:rPr>
@@ -475,7 +418,7 @@
         <w:tab/>
       </w:r>
     </w:p>
-    <w:p ns2:paraId="10B3E3FA" ns2:textId="77777777">
+    <w:p>
       <w:pPr>
         <w:pStyle w:val="Akapitzlist"/>
         <w:tabs>
@@ -496,7 +439,7 @@
         <w:tab/>
       </w:r>
     </w:p>
-    <w:p ns2:paraId="603DA7D0" ns2:textId="29B19007">
+    <w:p>
       <w:pPr>
         <w:pStyle w:val="Akapitzlist"/>
         <w:numPr>
@@ -520,37 +463,17 @@
         <w:rPr>
           <w:rFonts w:asciiTheme="minorHAnsi" w:hAnsiTheme="minorHAnsi" w:cstheme="minorHAnsi"/>
         </w:rPr>
-        <w:t xml:space="preserve">Czy przedsięwzięcie jest zgodne z planem pracy na rok </w:t>
-      </w:r>
-      <w:r>
-        <w:rPr>
-          <w:rFonts w:asciiTheme="minorHAnsi" w:hAnsiTheme="minorHAnsi" w:cstheme="minorHAnsi"/>
-          <w:highlight w:val="yellow"/>
-        </w:rPr>
-        <w:t xml:space="preserve">{rok_preliminarz}</w:t>
+        <w:t>Czy przedsięwzięcie jest zgodne z planem pracy na rok {rok_preliminarz}</w:t>
       </w:r>
       <w:r>
         <w:rPr>
           <w:rFonts w:asciiTheme="minorHAnsi" w:hAnsiTheme="minorHAnsi" w:cstheme="minorHAnsi"/>
         </w:rPr>
         <w:tab/>
-        <w:t xml:space="preserve"> </w:t>
-      </w:r>
-      <w:r>
-        <w:rPr>
-          <w:rFonts w:asciiTheme="minorHAnsi" w:hAnsiTheme="minorHAnsi" w:cstheme="minorHAnsi"/>
-          <w:highlight w:val="green"/>
-        </w:rPr>
-        <w:t>{preliminarz_tekst}</w:t>
-      </w:r>
-      <w:r>
-        <w:rPr>
-          <w:rFonts w:asciiTheme="minorHAnsi" w:hAnsiTheme="minorHAnsi" w:cstheme="minorHAnsi"/>
-        </w:rPr>
-        <w:t>*</w:t>
-      </w:r>
-    </w:p>
-    <w:p ns2:paraId="385BC708" ns2:textId="19835AC1">
+        <w:t xml:space="preserve"> {preliminarz_tekst}*</w:t>
+      </w:r>
+    </w:p>
+    <w:p>
       <w:pPr>
         <w:pStyle w:val="Akapitzlist"/>
         <w:numPr>
@@ -572,14 +495,7 @@
         <w:rPr>
           <w:rFonts w:asciiTheme="minorHAnsi" w:hAnsiTheme="minorHAnsi" w:cstheme="minorHAnsi"/>
         </w:rPr>
-        <w:t xml:space="preserve">Ogólny koszt (w załączeniu szczegółowy kosztorys) </w:t>
-      </w:r>
-      <w:r>
-        <w:rPr>
-          <w:rFonts w:asciiTheme="minorHAnsi" w:hAnsiTheme="minorHAnsi" w:cstheme="minorHAnsi"/>
-          <w:highlight w:val="yellow"/>
-        </w:rPr>
-        <w:t>{koszt_całkowity}</w:t>
+        <w:t>Ogólny koszt (w załączeniu szczegółowy kosztorys) {koszt_całkowity}</w:t>
       </w:r>
       <w:r>
         <w:rPr>
@@ -588,7 +504,7 @@
         <w:tab/>
       </w:r>
     </w:p>
-    <w:p ns2:paraId="33EF4A09" ns2:textId="1221EE7C">
+    <w:p>
       <w:pPr>
         <w:pStyle w:val="Akapitzlist"/>
         <w:numPr>
@@ -610,27 +526,7 @@
         <w:rPr>
           <w:rFonts w:asciiTheme="minorHAnsi" w:hAnsiTheme="minorHAnsi" w:cstheme="minorHAnsi"/>
         </w:rPr>
-        <w:t xml:space="preserve">Kwota o jaką ubiega się </w:t>
-      </w:r>
-      <w:r>
-        <w:rPr>
-          <w:rFonts w:asciiTheme="minorHAnsi" w:hAnsiTheme="minorHAnsi" w:cstheme="minorHAnsi"/>
-          <w:highlight w:val="green"/>
-        </w:rPr>
-        <w:t>{organizator_tekst}</w:t>
-      </w:r>
-      <w:r>
-        <w:rPr>
-          <w:rFonts w:asciiTheme="minorHAnsi" w:hAnsiTheme="minorHAnsi" w:cstheme="minorHAnsi"/>
-        </w:rPr>
-        <w:t xml:space="preserve"> </w:t>
-      </w:r>
-      <w:r>
-        <w:rPr>
-          <w:rFonts w:asciiTheme="minorHAnsi" w:hAnsiTheme="minorHAnsi" w:cstheme="minorHAnsi"/>
-          <w:highlight w:val="yellow"/>
-        </w:rPr>
-        <w:t>{koszt_wymagany}</w:t>
+        <w:t>Kwota o jaką ubiega się {organizator_tekst} {koszt_wymagany}</w:t>
       </w:r>
       <w:r>
         <w:rPr>
@@ -639,7 +535,7 @@
         <w:tab/>
       </w:r>
     </w:p>
-    <w:p ns2:paraId="7DF803B9" ns2:textId="40FC36AC">
+    <w:p>
       <w:pPr>
         <w:pStyle w:val="Akapitzlist"/>
         <w:numPr>
@@ -661,14 +557,7 @@
         <w:rPr>
           <w:rFonts w:asciiTheme="minorHAnsi" w:hAnsiTheme="minorHAnsi" w:cstheme="minorHAnsi"/>
         </w:rPr>
-        <w:t xml:space="preserve">Przewidywana liczba uczestników (w załączeniu szczegółowa lista uczestników) </w:t>
-      </w:r>
-      <w:r>
-        <w:rPr>
-          <w:rFonts w:asciiTheme="minorHAnsi" w:hAnsiTheme="minorHAnsi" w:cstheme="minorHAnsi"/>
-          <w:highlight w:val="yellow"/>
-        </w:rPr>
-        <w:t>{liczba_uczestników}</w:t>
+        <w:t>Przewidywana liczba uczestników (w załączeniu szczegółowa lista uczestników) {liczba_uczestników}</w:t>
       </w:r>
       <w:r>
         <w:rPr>
@@ -677,7 +566,7 @@
         <w:tab/>
       </w:r>
     </w:p>
-    <w:p ns2:paraId="2EB3C2D9" ns2:textId="0EC84031">
+    <w:p>
       <w:pPr>
         <w:pStyle w:val="Akapitzlist"/>
         <w:numPr>
@@ -699,14 +588,7 @@
         <w:rPr>
           <w:rFonts w:asciiTheme="minorHAnsi" w:hAnsiTheme="minorHAnsi" w:cstheme="minorHAnsi"/>
         </w:rPr>
-        <w:t xml:space="preserve">Imię i nazwisko osoby odpowiedzialnej za realizację zadania </w:t>
-      </w:r>
-      <w:r>
-        <w:rPr>
-          <w:rFonts w:asciiTheme="minorHAnsi" w:hAnsiTheme="minorHAnsi" w:cstheme="minorHAnsi"/>
-          <w:highlight w:val="cyan"/>
-        </w:rPr>
-        <w:t>{odpowiedzialny_imie}</w:t>
+        <w:t>Imię i nazwisko osoby odpowiedzialnej za realizację zadania {odpowiedzialny_imie}</w:t>
       </w:r>
       <w:r>
         <w:rPr>
@@ -715,7 +597,7 @@
         <w:tab/>
       </w:r>
     </w:p>
-    <w:p ns2:paraId="4146D560" ns2:textId="7A698C83">
+    <w:p>
       <w:pPr>
         <w:pStyle w:val="Akapitzlist"/>
         <w:tabs>
@@ -735,28 +617,14 @@
         <w:rPr>
           <w:rFonts w:asciiTheme="minorHAnsi" w:hAnsiTheme="minorHAnsi" w:cstheme="minorHAnsi"/>
         </w:rPr>
-        <w:t xml:space="preserve">Tel. </w:t>
-      </w:r>
-      <w:r>
-        <w:rPr>
-          <w:rFonts w:asciiTheme="minorHAnsi" w:hAnsiTheme="minorHAnsi" w:cstheme="minorHAnsi"/>
-          <w:highlight w:val="cyan"/>
-        </w:rPr>
-        <w:t>{odpowiedzialny_tel}</w:t>
+        <w:t>Tel. {odpowiedzialny_tel}</w:t>
       </w:r>
       <w:r>
         <w:rPr>
           <w:rFonts w:asciiTheme="minorHAnsi" w:hAnsiTheme="minorHAnsi" w:cstheme="minorHAnsi"/>
         </w:rPr>
         <w:tab/>
-        <w:t xml:space="preserve"> e-mail: </w:t>
-      </w:r>
-      <w:r>
-        <w:rPr>
-          <w:rFonts w:asciiTheme="minorHAnsi" w:hAnsiTheme="minorHAnsi" w:cstheme="minorHAnsi"/>
-          <w:highlight w:val="cyan"/>
-        </w:rPr>
-        <w:t>{odpowiedzialny_email}</w:t>
+        <w:t xml:space="preserve"> e-mail: {odpowiedzialny_email}</w:t>
       </w:r>
       <w:r>
         <w:rPr>
@@ -765,7 +633,7 @@
         <w:tab/>
       </w:r>
     </w:p>
-    <w:p ns2:paraId="74A574BB" ns2:textId="2367F058">
+    <w:p>
       <w:pPr>
         <w:pStyle w:val="Akapitzlist"/>
         <w:numPr>
@@ -787,14 +655,7 @@
         <w:rPr>
           <w:rFonts w:asciiTheme="minorHAnsi" w:hAnsiTheme="minorHAnsi" w:cstheme="minorHAnsi"/>
         </w:rPr>
-        <w:t xml:space="preserve">Termin rozliczenia przedsięwzięcia </w:t>
-      </w:r>
-      <w:r>
-        <w:rPr>
-          <w:rFonts w:asciiTheme="minorHAnsi" w:hAnsiTheme="minorHAnsi" w:cstheme="minorHAnsi"/>
-          <w:highlight w:val="cyan"/>
-        </w:rPr>
-        <w:t>{data_rozliczenia}</w:t>
+        <w:t>Termin rozliczenia przedsięwzięcia {data_rozliczenia}</w:t>
       </w:r>
       <w:r>
         <w:rPr>
@@ -803,7 +664,7 @@
         <w:tab/>
       </w:r>
     </w:p>
-    <w:p ns2:paraId="52655C5B" ns2:textId="4555B6CE">
+    <w:p>
       <w:pPr>
         <w:tabs>
           <w:tab w:val="left" w:pos="284"/>
@@ -827,14 +688,42 @@
           <w:szCs w:val="18"/>
         </w:rPr>
         <w:t>…….…………….</w:t>
+      </w:r>
+      <w:r>
+        <w:rPr>
+          <w:rFonts w:asciiTheme="minorHAnsi" w:hAnsiTheme="minorHAnsi" w:cstheme="minorHAnsi"/>
+          <w:sz w:val="18"/>
+          <w:szCs w:val="18"/>
+        </w:rPr>
         <w:tab/>
         <w:t>…..</w:t>
+      </w:r>
+      <w:r>
+        <w:rPr>
+          <w:rFonts w:asciiTheme="minorHAnsi" w:hAnsiTheme="minorHAnsi" w:cstheme="minorHAnsi"/>
+          <w:sz w:val="18"/>
+          <w:szCs w:val="18"/>
+        </w:rPr>
         <w:tab/>
+      </w:r>
+      <w:r>
+        <w:rPr>
+          <w:rFonts w:asciiTheme="minorHAnsi" w:hAnsiTheme="minorHAnsi" w:cstheme="minorHAnsi"/>
+          <w:sz w:val="18"/>
+          <w:szCs w:val="18"/>
+        </w:rPr>
         <w:tab/>
+      </w:r>
+      <w:r>
+        <w:rPr>
+          <w:rFonts w:asciiTheme="minorHAnsi" w:hAnsiTheme="minorHAnsi" w:cstheme="minorHAnsi"/>
+          <w:sz w:val="18"/>
+          <w:szCs w:val="18"/>
+        </w:rPr>
         <w:tab/>
       </w:r>
     </w:p>
-    <w:p ns2:paraId="1594EA40" ns2:textId="4C15EF2B">
+    <w:p>
       <w:pPr>
         <w:tabs>
           <w:tab w:val="left" w:pos="6521"/>
@@ -852,37 +741,19 @@
           <w:sz w:val="16"/>
           <w:szCs w:val="16"/>
         </w:rPr>
-        <w:t xml:space="preserve">         ( czytelny podpis </w:t>
+        <w:t xml:space="preserve">         ( czytelny podpis {odpowiedzialny_funkcja} {swss})</w:t>
       </w:r>
       <w:r>
         <w:rPr>
           <w:rFonts w:asciiTheme="minorHAnsi" w:hAnsiTheme="minorHAnsi" w:cstheme="minorHAnsi"/>
           <w:sz w:val="16"/>
           <w:szCs w:val="16"/>
-          <w:highlight w:val="cyan"/>
-        </w:rPr>
-        <w:t xml:space="preserve">{odpowiedzialny_funkcja} {swss})</w:t>
-      </w:r>
-      <w:r>
-        <w:rPr>
-          <w:rFonts w:asciiTheme="minorHAnsi" w:hAnsiTheme="minorHAnsi" w:cstheme="minorHAnsi"/>
-          <w:sz w:val="16"/>
-          <w:szCs w:val="16"/>
         </w:rPr>
         <w:tab/>
-        <w:t xml:space="preserve">(czytelny podpis </w:t>
-      </w:r>
-      <w:r>
-        <w:rPr>
-          <w:rFonts w:asciiTheme="minorHAnsi" w:hAnsiTheme="minorHAnsi" w:cstheme="minorHAnsi"/>
-          <w:sz w:val="16"/>
-          <w:szCs w:val="16"/>
-          <w:highlight w:val="cyan"/>
-        </w:rPr>
-        <w:t>{opiekun})</w:t>
-      </w:r>
-    </w:p>
-    <w:p ns2:paraId="2E39170A" ns2:textId="54FA0B83">
+        <w:t>(czytelny podpis {opiekun})</w:t>
+      </w:r>
+    </w:p>
+    <w:p>
       <w:pPr>
         <w:tabs>
           <w:tab w:val="left" w:leader="dot" w:pos="9639"/>
@@ -898,7 +769,7 @@
         <w:rPr>
           <w:rFonts w:asciiTheme="minorHAnsi" w:hAnsiTheme="minorHAnsi" w:cstheme="minorHAnsi"/>
         </w:rPr>
-        <w:t xml:space="preserve">Zapoznałem się i akceptuję wniosek / nie akceptuję wniosku</w:t>
+        <w:t>Zapoznałem się i akceptuję wniosek / nie akceptuję wniosku</w:t>
       </w:r>
       <w:r>
         <w:rPr>
@@ -911,10 +782,16 @@
         <w:rPr>
           <w:rFonts w:asciiTheme="minorHAnsi" w:hAnsiTheme="minorHAnsi" w:cstheme="minorHAnsi"/>
         </w:rPr>
-        <w:t xml:space="preserve"> organizacji studenckiej. </w:t>
-      </w:r>
-    </w:p>
-    <w:p ns2:paraId="075B20F7" ns2:textId="7CEBBBB1">
+        <w:t xml:space="preserve"> organizacji studenckiej.</w:t>
+      </w:r>
+      <w:r>
+        <w:rPr>
+          <w:rFonts w:asciiTheme="minorHAnsi" w:hAnsiTheme="minorHAnsi" w:cstheme="minorHAnsi"/>
+        </w:rPr>
+        <w:t xml:space="preserve"> </w:t>
+      </w:r>
+    </w:p>
+    <w:p>
       <w:pPr>
         <w:tabs>
           <w:tab w:val="left" w:leader="dot" w:pos="9639"/>
@@ -933,7 +810,7 @@
         <w:t>Przyznaję kwotę ……………………………. ze środków…………………………………………………………………………………………….………..</w:t>
       </w:r>
     </w:p>
-    <w:p ns2:paraId="4853C4C1" ns2:textId="0FE2B58A">
+    <w:p>
       <w:pPr>
         <w:tabs>
           <w:tab w:val="left" w:leader="dot" w:pos="9639"/>
@@ -952,7 +829,7 @@
         <w:t xml:space="preserve"> ………………………………………………………</w:t>
       </w:r>
     </w:p>
-    <w:p ns2:paraId="35035CAE" ns2:textId="7194F1FB">
+    <w:p>
       <w:pPr>
         <w:tabs>
           <w:tab w:val="left" w:leader="dot" w:pos="9639"/>
@@ -974,7 +851,7 @@
         <w:t xml:space="preserve">(podpis i pieczątka dziekana wydziału </w:t>
       </w:r>
     </w:p>
-    <w:p ns2:paraId="0E64919C" ns2:textId="7A1421FE">
+    <w:p>
       <w:pPr>
         <w:tabs>
           <w:tab w:val="left" w:leader="dot" w:pos="9639"/>
@@ -996,7 +873,7 @@
         <w:t>lub upoważnionego prodziekana)</w:t>
       </w:r>
     </w:p>
-    <w:p ns2:paraId="3FAA211D" ns2:textId="5D431796">
+    <w:p>
       <w:pPr>
         <w:tabs>
           <w:tab w:val="left" w:leader="dot" w:pos="9639"/>
@@ -1022,7 +899,7 @@
         <w:t>Decyzja</w:t>
       </w:r>
     </w:p>
-    <w:p ns2:paraId="7CC52E3F" ns2:textId="77777777">
+    <w:p>
       <w:pPr>
         <w:tabs>
           <w:tab w:val="left" w:pos="1843"/>
@@ -1042,14 +919,34 @@
           <w:rFonts w:asciiTheme="minorHAnsi" w:hAnsiTheme="minorHAnsi" w:cstheme="minorHAnsi"/>
         </w:rPr>
         <w:t xml:space="preserve">Przyznano kwotę </w:t>
+      </w:r>
+      <w:r>
+        <w:rPr>
+          <w:rFonts w:asciiTheme="minorHAnsi" w:hAnsiTheme="minorHAnsi" w:cstheme="minorHAnsi"/>
+        </w:rPr>
         <w:tab/>
+      </w:r>
+      <w:r>
+        <w:rPr>
+          <w:rFonts w:asciiTheme="minorHAnsi" w:hAnsiTheme="minorHAnsi" w:cstheme="minorHAnsi"/>
+        </w:rPr>
         <w:tab/>
         <w:t xml:space="preserve"> ze środków</w:t>
+      </w:r>
+      <w:r>
+        <w:rPr>
+          <w:rFonts w:asciiTheme="minorHAnsi" w:hAnsiTheme="minorHAnsi" w:cstheme="minorHAnsi"/>
+        </w:rPr>
         <w:tab/>
+      </w:r>
+      <w:r>
+        <w:rPr>
+          <w:rFonts w:asciiTheme="minorHAnsi" w:hAnsiTheme="minorHAnsi" w:cstheme="minorHAnsi"/>
+        </w:rPr>
         <w:tab/>
       </w:r>
     </w:p>
-    <w:p ns2:paraId="338C297D" ns2:textId="77777777">
+    <w:p>
       <w:pPr>
         <w:tabs>
           <w:tab w:val="left" w:leader="dot" w:pos="9639"/>
@@ -1066,10 +963,15 @@
           <w:rFonts w:asciiTheme="minorHAnsi" w:hAnsiTheme="minorHAnsi" w:cstheme="minorHAnsi"/>
         </w:rPr>
         <w:t xml:space="preserve">Nie przyznano dofinansowania </w:t>
+      </w:r>
+      <w:r>
+        <w:rPr>
+          <w:rFonts w:asciiTheme="minorHAnsi" w:hAnsiTheme="minorHAnsi" w:cstheme="minorHAnsi"/>
+        </w:rPr>
         <w:tab/>
       </w:r>
     </w:p>
-    <w:p ns2:paraId="23206AF7" ns2:textId="77777777">
+    <w:p>
       <w:pPr>
         <w:tabs>
           <w:tab w:val="left" w:leader="dot" w:pos="9639"/>
@@ -1086,10 +988,15 @@
           <w:rFonts w:asciiTheme="minorHAnsi" w:hAnsiTheme="minorHAnsi" w:cstheme="minorHAnsi"/>
         </w:rPr>
         <w:t xml:space="preserve">Ewentualne uwagi i zalecenia </w:t>
+      </w:r>
+      <w:r>
+        <w:rPr>
+          <w:rFonts w:asciiTheme="minorHAnsi" w:hAnsiTheme="minorHAnsi" w:cstheme="minorHAnsi"/>
+        </w:rPr>
         <w:tab/>
       </w:r>
     </w:p>
-    <w:p ns2:paraId="7EDC3DAB" ns2:textId="77777777">
+    <w:p>
       <w:pPr>
         <w:tabs>
           <w:tab w:val="left" w:pos="5954"/>
@@ -1109,10 +1016,17 @@
           <w:szCs w:val="18"/>
         </w:rPr>
         <w:tab/>
+      </w:r>
+      <w:r>
+        <w:rPr>
+          <w:rFonts w:asciiTheme="minorHAnsi" w:hAnsiTheme="minorHAnsi" w:cstheme="minorHAnsi"/>
+          <w:sz w:val="18"/>
+          <w:szCs w:val="18"/>
+        </w:rPr>
         <w:tab/>
       </w:r>
     </w:p>
-    <w:p ns2:paraId="6236D157" ns2:textId="48190299">
+    <w:p>
       <w:pPr>
         <w:ind w:left="4536"/>
         <w:jc w:val="center"/>
@@ -1128,10 +1042,10 @@
           <w:sz w:val="16"/>
           <w:szCs w:val="16"/>
         </w:rPr>
-        <w:t xml:space="preserve">(podpis i pieczątka prorektora ds. studenckich)</w:t>
-      </w:r>
-    </w:p>
-    <w:p ns2:paraId="6C09D922" ns2:textId="77777777">
+        <w:t>(podpis i pieczątka prorektora ds. studenckich)</w:t>
+      </w:r>
+    </w:p>
+    <w:p>
       <w:pPr>
         <w:jc w:val="both"/>
         <w:rPr>
@@ -1149,7 +1063,7 @@
         <w:t>* Niepotrzebne skreślić</w:t>
       </w:r>
     </w:p>
-    <w:p ns2:paraId="1F635BDA" ns2:textId="77777777">
+    <w:p>
       <w:pPr>
         <w:pStyle w:val="Nagwek1"/>
         <w:pageBreakBefore/>
@@ -1169,7 +1083,7 @@
         <w:t>Kosztorys zadania</w:t>
       </w:r>
     </w:p>
-    <w:p ns2:paraId="0BF0981A" ns2:textId="1B0C8740">
+    <w:p>
       <w:pPr>
         <w:tabs>
           <w:tab w:val="left" w:pos="4536"/>
@@ -1191,7 +1105,7 @@
         <w:t xml:space="preserve">Kosztorys pokrycia kosztów przedsięwzięcia pt. </w:t>
       </w:r>
     </w:p>
-    <w:p ns2:paraId="2807C409" ns2:textId="4EAEBBDB">
+    <w:p>
       <w:pPr>
         <w:tabs>
           <w:tab w:val="left" w:pos="0"/>
@@ -1207,7 +1121,6 @@
       <w:r>
         <w:rPr>
           <w:rFonts w:asciiTheme="minorHAnsi" w:hAnsiTheme="minorHAnsi" w:cstheme="minorHAnsi"/>
-          <w:highlight w:val="cyan"/>
         </w:rPr>
         <w:t>{nazwa_przedsięwzięcia}</w:t>
       </w:r>
@@ -1220,7 +1133,7 @@
         <w:tab/>
       </w:r>
     </w:p>
-    <w:p ns2:paraId="4CF855A6" ns2:textId="77777777">
+    <w:p>
       <w:pPr>
         <w:spacing w:line="360" w:lineRule="auto"/>
         <w:rPr>
@@ -1238,7 +1151,7 @@
         <w:t>organizowanego przez:</w:t>
       </w:r>
     </w:p>
-    <w:p ns2:paraId="6DFAACF9" ns2:textId="08E328B7">
+    <w:p>
       <w:pPr>
         <w:tabs>
           <w:tab w:val="left" w:leader="dot" w:pos="9922"/>
@@ -1252,7 +1165,6 @@
       <w:r>
         <w:rPr>
           <w:rFonts w:asciiTheme="minorHAnsi" w:hAnsiTheme="minorHAnsi" w:cstheme="minorHAnsi"/>
-          <w:highlight w:val="cyan"/>
         </w:rPr>
         <w:t>{organizacja_mianownik}</w:t>
       </w:r>
@@ -1265,7 +1177,7 @@
         <w:tab/>
       </w:r>
     </w:p>
-    <w:p ns2:paraId="44CACD55" ns2:textId="77777777">
+    <w:p>
       <w:pPr>
         <w:jc w:val="center"/>
         <w:rPr>
@@ -1279,7 +1191,7 @@
         <w:t>(nazwa uczelnianej organizacji)</w:t>
       </w:r>
     </w:p>
-    <w:p ns2:paraId="71B8BB94" ns2:textId="77777777">
+    <w:p>
       <w:pPr>
         <w:rPr>
           <w:rFonts w:asciiTheme="minorHAnsi" w:hAnsiTheme="minorHAnsi" w:cstheme="minorHAnsi"/>
@@ -1302,14 +1214,14 @@
         <w:tblLook w:val="04A0" w:firstRow="1" w:lastRow="0" w:firstColumn="1" w:lastColumn="0" w:noHBand="0" w:noVBand="1"/>
       </w:tblPr>
       <w:tblGrid>
-        <w:gridCol w:w="529"/>
-        <w:gridCol w:w="3866"/>
-        <w:gridCol w:w="900"/>
-        <w:gridCol w:w="1594"/>
-        <w:gridCol w:w="1635"/>
-        <w:gridCol w:w="1388"/>
+        <w:gridCol w:w="1342"/>
+        <w:gridCol w:w="1607"/>
+        <w:gridCol w:w="768"/>
+        <w:gridCol w:w="1833"/>
+        <w:gridCol w:w="1590"/>
+        <w:gridCol w:w="2772"/>
       </w:tblGrid>
-      <w:tr ns2:paraId="24D1CE20" ns2:textId="77777777">
+      <w:tr>
         <w:trPr>
           <w:trHeight w:val="515"/>
           <w:tblHeader/>
@@ -1323,7 +1235,7 @@
             <w:shd w:val="clear" w:color="auto" w:fill="F2F2F2" w:themeFill="background1" w:themeFillShade="F2"/>
             <w:vAlign w:val="center"/>
           </w:tcPr>
-          <w:p ns2:paraId="570114BA" ns2:textId="77777777">
+          <w:p>
             <w:pPr>
               <w:jc w:val="center"/>
               <w:rPr>
@@ -1344,7 +1256,7 @@
             <w:shd w:val="clear" w:color="auto" w:fill="F2F2F2" w:themeFill="background1" w:themeFillShade="F2"/>
             <w:vAlign w:val="center"/>
           </w:tcPr>
-          <w:p ns2:paraId="5F84F611" ns2:textId="77777777">
+          <w:p>
             <w:pPr>
               <w:jc w:val="center"/>
               <w:rPr>
@@ -1365,7 +1277,7 @@
             <w:shd w:val="clear" w:color="auto" w:fill="F2F2F2" w:themeFill="background1" w:themeFillShade="F2"/>
             <w:vAlign w:val="center"/>
           </w:tcPr>
-          <w:p ns2:paraId="0AE0C37E" ns2:textId="77777777">
+          <w:p>
             <w:pPr>
               <w:jc w:val="center"/>
               <w:rPr>
@@ -1386,7 +1298,7 @@
             <w:shd w:val="clear" w:color="auto" w:fill="F2F2F2" w:themeFill="background1" w:themeFillShade="F2"/>
             <w:vAlign w:val="center"/>
           </w:tcPr>
-          <w:p ns2:paraId="6BB88007" ns2:textId="77777777">
+          <w:p>
             <w:pPr>
               <w:jc w:val="center"/>
               <w:rPr>
@@ -1407,7 +1319,7 @@
             <w:shd w:val="clear" w:color="auto" w:fill="F2F2F2" w:themeFill="background1" w:themeFillShade="F2"/>
             <w:vAlign w:val="center"/>
           </w:tcPr>
-          <w:p ns2:paraId="201482C8" ns2:textId="77777777">
+          <w:p>
             <w:pPr>
               <w:jc w:val="center"/>
               <w:rPr>
@@ -1428,7 +1340,7 @@
             <w:shd w:val="clear" w:color="auto" w:fill="F2F2F2" w:themeFill="background1" w:themeFillShade="F2"/>
             <w:vAlign w:val="center"/>
           </w:tcPr>
-          <w:p ns2:paraId="4DE9FE69" ns2:textId="77777777">
+          <w:p>
             <w:pPr>
               <w:jc w:val="center"/>
               <w:rPr>
@@ -1444,7 +1356,7 @@
           </w:p>
         </w:tc>
       </w:tr>
-      <w:tr ns2:paraId="3DB8E62D" ns2:textId="77777777">
+      <w:tr>
         <w:trPr>
           <w:trHeight w:val="340"/>
         </w:trPr>
@@ -1454,7 +1366,7 @@
             <w:shd w:val="clear" w:color="auto" w:fill="F2F2F2" w:themeFill="background1" w:themeFillShade="F2"/>
             <w:vAlign w:val="center"/>
           </w:tcPr>
-          <w:p ns2:paraId="1FDD5C25" ns2:textId="77777777">
+          <w:p>
             <w:pPr>
               <w:jc w:val="center"/>
               <w:rPr>
@@ -1471,7 +1383,7 @@
             <w:tcW w:w="4060" w:type="dxa"/>
             <w:vAlign w:val="center"/>
           </w:tcPr>
-          <w:p ns2:paraId="0A24CBF7" ns2:textId="77777777">
+          <w:p>
             <w:pPr>
               <w:jc w:val="center"/>
               <w:rPr>
@@ -1488,7 +1400,7 @@
             <w:tcW w:w="928" w:type="dxa"/>
             <w:vAlign w:val="center"/>
           </w:tcPr>
-          <w:p ns2:paraId="40B17203" ns2:textId="77777777">
+          <w:p>
             <w:pPr>
               <w:jc w:val="center"/>
               <w:rPr>
@@ -1505,7 +1417,7 @@
             <w:tcW w:w="1623" w:type="dxa"/>
             <w:vAlign w:val="center"/>
           </w:tcPr>
-          <w:p ns2:paraId="726FA82A" ns2:textId="77777777">
+          <w:p>
             <w:pPr>
               <w:jc w:val="center"/>
               <w:rPr>
@@ -1522,7 +1434,7 @@
             <w:tcW w:w="1312" w:type="dxa"/>
             <w:vAlign w:val="center"/>
           </w:tcPr>
-          <w:p ns2:paraId="4093539C" ns2:textId="77777777">
+          <w:p>
             <w:pPr>
               <w:jc w:val="center"/>
               <w:rPr>
@@ -1539,7 +1451,7 @@
             <w:tcW w:w="1396" w:type="dxa"/>
             <w:vAlign w:val="center"/>
           </w:tcPr>
-          <w:p ns2:paraId="6EFB675A" ns2:textId="77777777">
+          <w:p>
             <w:pPr>
               <w:jc w:val="center"/>
               <w:rPr>
@@ -1552,7 +1464,7 @@
           </w:p>
         </w:tc>
       </w:tr>
-      <w:tr ns2:paraId="2C0C69FD" ns2:textId="77777777">
+      <w:tr>
         <w:trPr>
           <w:trHeight w:val="340"/>
         </w:trPr>
@@ -1562,7 +1474,7 @@
             <w:shd w:val="clear" w:color="auto" w:fill="F2F2F2" w:themeFill="background1" w:themeFillShade="F2"/>
             <w:vAlign w:val="center"/>
           </w:tcPr>
-          <w:p ns2:paraId="3327FCF0" ns2:textId="77777777">
+          <w:p>
             <w:pPr>
               <w:jc w:val="center"/>
               <w:rPr>
@@ -1577,7 +1489,7 @@
             <w:shd w:val="clear" w:color="auto" w:fill="F2F2F2" w:themeFill="background1" w:themeFillShade="F2"/>
             <w:vAlign w:val="center"/>
           </w:tcPr>
-          <w:p ns2:paraId="201F5FF3" ns2:textId="77777777">
+          <w:p>
             <w:pPr>
               <w:jc w:val="center"/>
               <w:rPr>
@@ -1597,7 +1509,7 @@
             <w:tcW w:w="928" w:type="dxa"/>
             <w:vAlign w:val="center"/>
           </w:tcPr>
-          <w:p ns2:paraId="6EB0C22B" ns2:textId="77777777">
+          <w:p>
             <w:pPr>
               <w:jc w:val="center"/>
               <w:rPr>
@@ -1611,7 +1523,7 @@
             <w:tcW w:w="1623" w:type="dxa"/>
             <w:vAlign w:val="center"/>
           </w:tcPr>
-          <w:p ns2:paraId="0E15E41C" ns2:textId="77777777">
+          <w:p>
             <w:pPr>
               <w:jc w:val="center"/>
               <w:rPr>
@@ -1625,7 +1537,7 @@
             <w:tcW w:w="1312" w:type="dxa"/>
             <w:vAlign w:val="center"/>
           </w:tcPr>
-          <w:p ns2:paraId="78DCBCA4" ns2:textId="0D21AEA9">
+          <w:p>
             <w:pPr>
               <w:jc w:val="center"/>
               <w:rPr>
@@ -1635,7 +1547,6 @@
             <w:r>
               <w:rPr>
                 <w:rFonts w:asciiTheme="minorHAnsi" w:hAnsiTheme="minorHAnsi" w:cstheme="minorHAnsi"/>
-                <w:highlight w:val="yellow"/>
               </w:rPr>
               <w:t>{koszt_całkowity}</w:t>
             </w:r>
@@ -1646,7 +1557,7 @@
             <w:tcW w:w="1396" w:type="dxa"/>
             <w:vAlign w:val="center"/>
           </w:tcPr>
-          <w:p ns2:paraId="473DE1CE" ns2:textId="77777777">
+          <w:p>
             <w:pPr>
               <w:jc w:val="center"/>
               <w:rPr>
@@ -1657,7 +1568,7 @@
         </w:tc>
       </w:tr>
     </w:tbl>
-    <w:p ns2:paraId="734AD3B1" ns2:textId="77777777">
+    <w:p>
       <w:pPr>
         <w:rPr>
           <w:rFonts w:asciiTheme="minorHAnsi" w:hAnsiTheme="minorHAnsi" w:cstheme="minorHAnsi"/>
@@ -1666,7 +1577,7 @@
         </w:rPr>
       </w:pPr>
     </w:p>
-    <w:p ns2:paraId="18A823C4" ns2:textId="5B1B754C">
+    <w:p>
       <w:pPr>
         <w:spacing w:line="360" w:lineRule="auto"/>
         <w:rPr>
@@ -1684,7 +1595,7 @@
         <w:t xml:space="preserve">Osoba odpowiedzialna za rozliczenie kosztów i przedłożenie rachunków </w:t>
       </w:r>
     </w:p>
-    <w:p ns2:paraId="0570D06D" ns2:textId="728F9A05">
+    <w:p>
       <w:pPr>
         <w:tabs>
           <w:tab w:val="left" w:leader="dot" w:pos="9639"/>
@@ -1698,14 +1609,13 @@
         <w:rPr>
           <w:rFonts w:asciiTheme="minorHAnsi" w:hAnsiTheme="minorHAnsi" w:cstheme="minorHAnsi"/>
         </w:rPr>
-        <w:t xml:space="preserve">Imię i nazwisko </w:t>
-      </w:r>
-      <w:r>
-        <w:rPr>
-          <w:rFonts w:asciiTheme="minorHAnsi" w:hAnsiTheme="minorHAnsi" w:cstheme="minorHAnsi"/>
-          <w:highlight w:val="cyan"/>
-        </w:rPr>
-        <w:t>{odpowiedzialny_imie}</w:t>
+        <w:t xml:space="preserve">Imię i </w:t>
+      </w:r>
+      <w:r>
+        <w:rPr>
+          <w:rFonts w:asciiTheme="minorHAnsi" w:hAnsiTheme="minorHAnsi" w:cstheme="minorHAnsi"/>
+        </w:rPr>
+        <w:t>nazwisko {odpowiedzialny_imie}</w:t>
       </w:r>
       <w:r>
         <w:rPr>
@@ -1714,7 +1624,7 @@
         <w:tab/>
       </w:r>
     </w:p>
-    <w:p ns2:paraId="53F89E3E" ns2:textId="2A0F7671">
+    <w:p>
       <w:pPr>
         <w:pStyle w:val="Akapitzlist"/>
         <w:tabs>
@@ -1734,28 +1644,14 @@
         <w:rPr>
           <w:rFonts w:asciiTheme="minorHAnsi" w:hAnsiTheme="minorHAnsi" w:cstheme="minorHAnsi"/>
         </w:rPr>
-        <w:t xml:space="preserve">Tel. </w:t>
-      </w:r>
-      <w:r>
-        <w:rPr>
-          <w:rFonts w:asciiTheme="minorHAnsi" w:hAnsiTheme="minorHAnsi" w:cstheme="minorHAnsi"/>
-          <w:highlight w:val="cyan"/>
-        </w:rPr>
-        <w:t>{odpowiedzialny_tel}</w:t>
+        <w:t>Tel. {odpowiedzialny_tel}</w:t>
       </w:r>
       <w:r>
         <w:rPr>
           <w:rFonts w:asciiTheme="minorHAnsi" w:hAnsiTheme="minorHAnsi" w:cstheme="minorHAnsi"/>
         </w:rPr>
         <w:tab/>
-        <w:t xml:space="preserve"> e-mail: </w:t>
-      </w:r>
-      <w:r>
-        <w:rPr>
-          <w:rFonts w:asciiTheme="minorHAnsi" w:hAnsiTheme="minorHAnsi" w:cstheme="minorHAnsi"/>
-          <w:highlight w:val="cyan"/>
-        </w:rPr>
-        <w:t>{odpowiedzialny_email}</w:t>
+        <w:t xml:space="preserve"> e-mail: {odpowiedzialny_email}</w:t>
       </w:r>
       <w:r>
         <w:rPr>
@@ -1764,7 +1660,7 @@
         <w:tab/>
       </w:r>
     </w:p>
-    <w:p ns2:paraId="03DB96A8" ns2:textId="77777777">
+    <w:p>
       <w:pPr>
         <w:spacing w:line="360" w:lineRule="auto"/>
         <w:rPr>
@@ -1782,7 +1678,7 @@
         <w:t>Informacje dotyczące przelewu:</w:t>
       </w:r>
     </w:p>
-    <w:p ns2:paraId="1A2F4E40" ns2:textId="687B3E8C">
+    <w:p>
       <w:pPr>
         <w:tabs>
           <w:tab w:val="left" w:leader="dot" w:pos="6096"/>
@@ -1799,13 +1695,28 @@
           <w:rFonts w:asciiTheme="minorHAnsi" w:hAnsiTheme="minorHAnsi" w:cstheme="minorHAnsi"/>
         </w:rPr>
         <w:t xml:space="preserve">Proszę o dokonanie przelewu na </w:t>
+      </w:r>
+      <w:r>
+        <w:rPr>
+          <w:rFonts w:asciiTheme="minorHAnsi" w:hAnsiTheme="minorHAnsi" w:cstheme="minorHAnsi"/>
+        </w:rPr>
         <w:tab/>
         <w:t xml:space="preserve"> w kwocie zł </w:t>
+      </w:r>
+      <w:r>
+        <w:rPr>
+          <w:rFonts w:asciiTheme="minorHAnsi" w:hAnsiTheme="minorHAnsi" w:cstheme="minorHAnsi"/>
+        </w:rPr>
         <w:tab/>
+      </w:r>
+      <w:r>
+        <w:rPr>
+          <w:rFonts w:asciiTheme="minorHAnsi" w:hAnsiTheme="minorHAnsi" w:cstheme="minorHAnsi"/>
+        </w:rPr>
         <w:tab/>
       </w:r>
     </w:p>
-    <w:p ns2:paraId="23D9AEF7" ns2:textId="77777777">
+    <w:p>
       <w:pPr>
         <w:tabs>
           <w:tab w:val="left" w:leader="dot" w:pos="9639"/>
@@ -1820,10 +1731,15 @@
           <w:rFonts w:asciiTheme="minorHAnsi" w:hAnsiTheme="minorHAnsi" w:cstheme="minorHAnsi"/>
         </w:rPr>
         <w:t xml:space="preserve">Termin dokonania przelewu </w:t>
+      </w:r>
+      <w:r>
+        <w:rPr>
+          <w:rFonts w:asciiTheme="minorHAnsi" w:hAnsiTheme="minorHAnsi" w:cstheme="minorHAnsi"/>
+        </w:rPr>
         <w:tab/>
       </w:r>
     </w:p>
-    <w:p ns2:paraId="7119F8AB" ns2:textId="12A51501">
+    <w:p>
       <w:pPr>
         <w:tabs>
           <w:tab w:val="left" w:leader="dot" w:pos="9639"/>
@@ -1838,10 +1754,15 @@
           <w:rFonts w:asciiTheme="minorHAnsi" w:hAnsiTheme="minorHAnsi" w:cstheme="minorHAnsi"/>
         </w:rPr>
         <w:t xml:space="preserve">Pełna nazwa organizatora </w:t>
+      </w:r>
+      <w:r>
+        <w:rPr>
+          <w:rFonts w:asciiTheme="minorHAnsi" w:hAnsiTheme="minorHAnsi" w:cstheme="minorHAnsi"/>
+        </w:rPr>
         <w:tab/>
       </w:r>
     </w:p>
-    <w:p ns2:paraId="0C65A824" ns2:textId="55B0535F">
+    <w:p>
       <w:pPr>
         <w:tabs>
           <w:tab w:val="left" w:pos="9639"/>
@@ -1855,10 +1776,10 @@
         <w:rPr>
           <w:rFonts w:asciiTheme="minorHAnsi" w:hAnsiTheme="minorHAnsi" w:cstheme="minorHAnsi"/>
         </w:rPr>
-        <w:t xml:space="preserve">Adres organizatora ………………………………………………………………………………………………………….</w:t>
-      </w:r>
-    </w:p>
-    <w:p ns2:paraId="32F035D6" ns2:textId="35059872">
+        <w:t>Adres organizatora ………………………………………………………………………………………………………….</w:t>
+      </w:r>
+    </w:p>
+    <w:p>
       <w:pPr>
         <w:tabs>
           <w:tab w:val="left" w:pos="284"/>
@@ -1876,14 +1797,34 @@
           <w:rFonts w:asciiTheme="minorHAnsi" w:hAnsiTheme="minorHAnsi" w:cstheme="minorHAnsi"/>
         </w:rPr>
         <w:t xml:space="preserve">ul. </w:t>
+      </w:r>
+      <w:r>
+        <w:rPr>
+          <w:rFonts w:asciiTheme="minorHAnsi" w:hAnsiTheme="minorHAnsi" w:cstheme="minorHAnsi"/>
+        </w:rPr>
         <w:tab/>
+      </w:r>
+      <w:r>
+        <w:rPr>
+          <w:rFonts w:asciiTheme="minorHAnsi" w:hAnsiTheme="minorHAnsi" w:cstheme="minorHAnsi"/>
+        </w:rPr>
         <w:tab/>
         <w:t xml:space="preserve">miejscowość, kod pocztowy: </w:t>
+      </w:r>
+      <w:r>
+        <w:rPr>
+          <w:rFonts w:asciiTheme="minorHAnsi" w:hAnsiTheme="minorHAnsi" w:cstheme="minorHAnsi"/>
+        </w:rPr>
         <w:tab/>
+      </w:r>
+      <w:r>
+        <w:rPr>
+          <w:rFonts w:asciiTheme="minorHAnsi" w:hAnsiTheme="minorHAnsi" w:cstheme="minorHAnsi"/>
+        </w:rPr>
         <w:tab/>
       </w:r>
     </w:p>
-    <w:p ns2:paraId="111DF983" ns2:textId="52605BD8">
+    <w:p>
       <w:pPr>
         <w:tabs>
           <w:tab w:val="left" w:pos="9639"/>
@@ -1897,10 +1838,10 @@
         <w:rPr>
           <w:rFonts w:asciiTheme="minorHAnsi" w:hAnsiTheme="minorHAnsi" w:cstheme="minorHAnsi"/>
         </w:rPr>
-        <w:t xml:space="preserve">NIP organizatora ………………………………………………………………………………………………………..…..</w:t>
-      </w:r>
-    </w:p>
-    <w:p ns2:paraId="444E1487" ns2:textId="3B268519">
+        <w:t>NIP organizatora ………………………………………………………………………………………………………..…..</w:t>
+      </w:r>
+    </w:p>
+    <w:p>
       <w:pPr>
         <w:tabs>
           <w:tab w:val="left" w:pos="9639"/>
@@ -1917,7 +1858,7 @@
         <w:t>Nazwa banku</w:t>
       </w:r>
     </w:p>
-    <w:p ns2:paraId="02766B52" ns2:textId="77777777">
+    <w:p>
       <w:pPr>
         <w:tabs>
           <w:tab w:val="left" w:leader="dot" w:pos="9639"/>
@@ -1934,7 +1875,7 @@
         <w:tab/>
       </w:r>
     </w:p>
-    <w:p ns2:paraId="13FFC7F6" ns2:textId="4FCCE93F">
+    <w:p>
       <w:pPr>
         <w:spacing w:line="360" w:lineRule="auto"/>
         <w:rPr>
@@ -1990,7 +1931,7 @@
         <w:gridCol w:w="350"/>
         <w:gridCol w:w="350"/>
       </w:tblGrid>
-      <w:tr ns2:paraId="0314E985" ns2:textId="77777777">
+      <w:tr>
         <w:trPr>
           <w:jc w:val="center"/>
         </w:trPr>
@@ -1998,7 +1939,7 @@
           <w:tcPr>
             <w:tcW w:w="349" w:type="dxa"/>
           </w:tcPr>
-          <w:p ns2:paraId="56A6F16C" ns2:textId="77777777">
+          <w:p>
             <w:pPr>
               <w:spacing w:line="360" w:lineRule="auto"/>
               <w:rPr>
@@ -2011,7 +1952,7 @@
           <w:tcPr>
             <w:tcW w:w="349" w:type="dxa"/>
           </w:tcPr>
-          <w:p ns2:paraId="5D88B0E5" ns2:textId="77777777">
+          <w:p>
             <w:pPr>
               <w:spacing w:line="360" w:lineRule="auto"/>
               <w:rPr>
@@ -2025,7 +1966,7 @@
             <w:tcW w:w="349" w:type="dxa"/>
             <w:shd w:val="clear" w:color="auto" w:fill="BFBFBF"/>
           </w:tcPr>
-          <w:p ns2:paraId="5FF73A46" ns2:textId="77777777">
+          <w:p>
             <w:pPr>
               <w:spacing w:line="360" w:lineRule="auto"/>
               <w:rPr>
@@ -2039,7 +1980,7 @@
             <w:tcW w:w="349" w:type="dxa"/>
             <w:shd w:val="clear" w:color="auto" w:fill="BFBFBF"/>
           </w:tcPr>
-          <w:p ns2:paraId="2A837DA7" ns2:textId="77777777">
+          <w:p>
             <w:pPr>
               <w:spacing w:line="360" w:lineRule="auto"/>
               <w:rPr>
@@ -2053,7 +1994,7 @@
             <w:tcW w:w="349" w:type="dxa"/>
             <w:shd w:val="clear" w:color="auto" w:fill="BFBFBF"/>
           </w:tcPr>
-          <w:p ns2:paraId="11782A91" ns2:textId="77777777">
+          <w:p>
             <w:pPr>
               <w:spacing w:line="360" w:lineRule="auto"/>
               <w:rPr>
@@ -2067,7 +2008,7 @@
             <w:tcW w:w="349" w:type="dxa"/>
             <w:shd w:val="clear" w:color="auto" w:fill="BFBFBF"/>
           </w:tcPr>
-          <w:p ns2:paraId="4A05A74F" ns2:textId="77777777">
+          <w:p>
             <w:pPr>
               <w:spacing w:line="360" w:lineRule="auto"/>
               <w:rPr>
@@ -2080,7 +2021,7 @@
           <w:tcPr>
             <w:tcW w:w="349" w:type="dxa"/>
           </w:tcPr>
-          <w:p ns2:paraId="55F06919" ns2:textId="77777777">
+          <w:p>
             <w:pPr>
               <w:spacing w:line="360" w:lineRule="auto"/>
               <w:rPr>
@@ -2093,7 +2034,7 @@
           <w:tcPr>
             <w:tcW w:w="349" w:type="dxa"/>
           </w:tcPr>
-          <w:p ns2:paraId="02FCD767" ns2:textId="77777777">
+          <w:p>
             <w:pPr>
               <w:spacing w:line="360" w:lineRule="auto"/>
               <w:rPr>
@@ -2106,7 +2047,7 @@
           <w:tcPr>
             <w:tcW w:w="349" w:type="dxa"/>
           </w:tcPr>
-          <w:p ns2:paraId="38E02C70" ns2:textId="77777777">
+          <w:p>
             <w:pPr>
               <w:spacing w:line="360" w:lineRule="auto"/>
               <w:rPr>
@@ -2119,7 +2060,7 @@
           <w:tcPr>
             <w:tcW w:w="349" w:type="dxa"/>
           </w:tcPr>
-          <w:p ns2:paraId="0B158A01" ns2:textId="77777777">
+          <w:p>
             <w:pPr>
               <w:spacing w:line="360" w:lineRule="auto"/>
               <w:rPr>
@@ -2133,7 +2074,7 @@
             <w:tcW w:w="349" w:type="dxa"/>
             <w:shd w:val="clear" w:color="auto" w:fill="BFBFBF"/>
           </w:tcPr>
-          <w:p ns2:paraId="545BED27" ns2:textId="77777777">
+          <w:p>
             <w:pPr>
               <w:spacing w:line="360" w:lineRule="auto"/>
               <w:rPr>
@@ -2147,7 +2088,7 @@
             <w:tcW w:w="349" w:type="dxa"/>
             <w:shd w:val="clear" w:color="auto" w:fill="BFBFBF"/>
           </w:tcPr>
-          <w:p ns2:paraId="65A5D220" ns2:textId="77777777">
+          <w:p>
             <w:pPr>
               <w:spacing w:line="360" w:lineRule="auto"/>
               <w:rPr>
@@ -2161,7 +2102,7 @@
             <w:tcW w:w="350" w:type="dxa"/>
             <w:shd w:val="clear" w:color="auto" w:fill="BFBFBF"/>
           </w:tcPr>
-          <w:p ns2:paraId="257AF11D" ns2:textId="77777777">
+          <w:p>
             <w:pPr>
               <w:spacing w:line="360" w:lineRule="auto"/>
               <w:rPr>
@@ -2175,7 +2116,7 @@
             <w:tcW w:w="350" w:type="dxa"/>
             <w:shd w:val="clear" w:color="auto" w:fill="BFBFBF"/>
           </w:tcPr>
-          <w:p ns2:paraId="7880B70E" ns2:textId="77777777">
+          <w:p>
             <w:pPr>
               <w:spacing w:line="360" w:lineRule="auto"/>
               <w:rPr>
@@ -2188,7 +2129,7 @@
           <w:tcPr>
             <w:tcW w:w="350" w:type="dxa"/>
           </w:tcPr>
-          <w:p ns2:paraId="7CFB85E6" ns2:textId="77777777">
+          <w:p>
             <w:pPr>
               <w:spacing w:line="360" w:lineRule="auto"/>
               <w:rPr>
@@ -2201,7 +2142,7 @@
           <w:tcPr>
             <w:tcW w:w="350" w:type="dxa"/>
           </w:tcPr>
-          <w:p ns2:paraId="584CC576" ns2:textId="77777777">
+          <w:p>
             <w:pPr>
               <w:spacing w:line="360" w:lineRule="auto"/>
               <w:rPr>
@@ -2214,7 +2155,7 @@
           <w:tcPr>
             <w:tcW w:w="350" w:type="dxa"/>
           </w:tcPr>
-          <w:p ns2:paraId="144011EB" ns2:textId="77777777">
+          <w:p>
             <w:pPr>
               <w:spacing w:line="360" w:lineRule="auto"/>
               <w:rPr>
@@ -2227,7 +2168,7 @@
           <w:tcPr>
             <w:tcW w:w="350" w:type="dxa"/>
           </w:tcPr>
-          <w:p ns2:paraId="78FC13DF" ns2:textId="77777777">
+          <w:p>
             <w:pPr>
               <w:spacing w:line="360" w:lineRule="auto"/>
               <w:rPr>
@@ -2241,7 +2182,7 @@
             <w:tcW w:w="350" w:type="dxa"/>
             <w:shd w:val="clear" w:color="auto" w:fill="BFBFBF"/>
           </w:tcPr>
-          <w:p ns2:paraId="7993585B" ns2:textId="77777777">
+          <w:p>
             <w:pPr>
               <w:spacing w:line="360" w:lineRule="auto"/>
               <w:rPr>
@@ -2255,7 +2196,7 @@
             <w:tcW w:w="350" w:type="dxa"/>
             <w:shd w:val="clear" w:color="auto" w:fill="BFBFBF"/>
           </w:tcPr>
-          <w:p ns2:paraId="24B18F20" ns2:textId="77777777">
+          <w:p>
             <w:pPr>
               <w:spacing w:line="360" w:lineRule="auto"/>
               <w:rPr>
@@ -2269,7 +2210,7 @@
             <w:tcW w:w="350" w:type="dxa"/>
             <w:shd w:val="clear" w:color="auto" w:fill="BFBFBF"/>
           </w:tcPr>
-          <w:p ns2:paraId="4ACC8009" ns2:textId="77777777">
+          <w:p>
             <w:pPr>
               <w:spacing w:line="360" w:lineRule="auto"/>
               <w:rPr>
@@ -2283,7 +2224,7 @@
             <w:tcW w:w="350" w:type="dxa"/>
             <w:shd w:val="clear" w:color="auto" w:fill="BFBFBF"/>
           </w:tcPr>
-          <w:p ns2:paraId="2258C911" ns2:textId="77777777">
+          <w:p>
             <w:pPr>
               <w:spacing w:line="360" w:lineRule="auto"/>
               <w:rPr>
@@ -2296,7 +2237,7 @@
           <w:tcPr>
             <w:tcW w:w="350" w:type="dxa"/>
           </w:tcPr>
-          <w:p ns2:paraId="432644F4" ns2:textId="77777777">
+          <w:p>
             <w:pPr>
               <w:spacing w:line="360" w:lineRule="auto"/>
               <w:rPr>
@@ -2309,7 +2250,7 @@
           <w:tcPr>
             <w:tcW w:w="350" w:type="dxa"/>
           </w:tcPr>
-          <w:p ns2:paraId="2E300BD3" ns2:textId="77777777">
+          <w:p>
             <w:pPr>
               <w:spacing w:line="360" w:lineRule="auto"/>
               <w:rPr>
@@ -2322,7 +2263,7 @@
           <w:tcPr>
             <w:tcW w:w="350" w:type="dxa"/>
           </w:tcPr>
-          <w:p ns2:paraId="04426690" ns2:textId="77777777">
+          <w:p>
             <w:pPr>
               <w:spacing w:line="360" w:lineRule="auto"/>
               <w:rPr>
@@ -2335,7 +2276,7 @@
           <w:tcPr>
             <w:tcW w:w="350" w:type="dxa"/>
           </w:tcPr>
-          <w:p ns2:paraId="02654BAD" ns2:textId="77777777">
+          <w:p>
             <w:pPr>
               <w:spacing w:line="360" w:lineRule="auto"/>
               <w:rPr>
@@ -2346,7 +2287,7 @@
         </w:tc>
       </w:tr>
     </w:tbl>
-    <w:p ns2:paraId="544F333D" ns2:textId="77777777">
+    <w:p>
       <w:pPr>
         <w:spacing w:line="360" w:lineRule="auto"/>
         <w:rPr>
@@ -2354,7 +2295,7 @@
         </w:rPr>
       </w:pPr>
     </w:p>
-    <w:p ns2:paraId="7D6D842B" ns2:textId="77777777">
+    <w:p>
       <w:pPr>
         <w:tabs>
           <w:tab w:val="left" w:leader="dot" w:pos="9639"/>
@@ -2369,10 +2310,15 @@
           <w:rFonts w:asciiTheme="minorHAnsi" w:hAnsiTheme="minorHAnsi" w:cstheme="minorHAnsi"/>
         </w:rPr>
         <w:t xml:space="preserve">Tytuł przelewu </w:t>
+      </w:r>
+      <w:r>
+        <w:rPr>
+          <w:rFonts w:asciiTheme="minorHAnsi" w:hAnsiTheme="minorHAnsi" w:cstheme="minorHAnsi"/>
+        </w:rPr>
         <w:tab/>
       </w:r>
     </w:p>
-    <w:p ns2:paraId="57124972" ns2:textId="1AD3C99A">
+    <w:p>
       <w:pPr>
         <w:tabs>
           <w:tab w:val="left" w:pos="1134"/>
@@ -2391,14 +2337,34 @@
           <w:rFonts w:asciiTheme="minorHAnsi" w:hAnsiTheme="minorHAnsi" w:cstheme="minorHAnsi"/>
         </w:rPr>
         <w:tab/>
+      </w:r>
+      <w:r>
+        <w:rPr>
+          <w:rFonts w:asciiTheme="minorHAnsi" w:hAnsiTheme="minorHAnsi" w:cstheme="minorHAnsi"/>
+        </w:rPr>
         <w:t>………………………………………………………..</w:t>
+      </w:r>
+      <w:r>
+        <w:rPr>
+          <w:rFonts w:asciiTheme="minorHAnsi" w:hAnsiTheme="minorHAnsi" w:cstheme="minorHAnsi"/>
+        </w:rPr>
         <w:tab/>
         <w:t>…………………………………..</w:t>
+      </w:r>
+      <w:r>
+        <w:rPr>
+          <w:rFonts w:asciiTheme="minorHAnsi" w:hAnsiTheme="minorHAnsi" w:cstheme="minorHAnsi"/>
+        </w:rPr>
         <w:tab/>
+      </w:r>
+      <w:r>
+        <w:rPr>
+          <w:rFonts w:asciiTheme="minorHAnsi" w:hAnsiTheme="minorHAnsi" w:cstheme="minorHAnsi"/>
+        </w:rPr>
         <w:tab/>
       </w:r>
     </w:p>
-    <w:p ns2:paraId="73988FE6" ns2:textId="72CE960A">
+    <w:p>
       <w:pPr>
         <w:tabs>
           <w:tab w:val="left" w:pos="993"/>
@@ -2425,7 +2391,6 @@
           <w:rFonts w:asciiTheme="minorHAnsi" w:hAnsiTheme="minorHAnsi" w:cstheme="minorHAnsi"/>
           <w:sz w:val="16"/>
           <w:szCs w:val="16"/>
-          <w:highlight w:val="cyan"/>
         </w:rPr>
         <w:t>{odpowiedzialny_funkcja} {swss})</w:t>
       </w:r>
@@ -2443,7 +2408,6 @@
           <w:rFonts w:asciiTheme="minorHAnsi" w:hAnsiTheme="minorHAnsi" w:cstheme="minorHAnsi"/>
           <w:sz w:val="16"/>
           <w:szCs w:val="16"/>
-          <w:highlight w:val="cyan"/>
         </w:rPr>
         <w:t>{opiekun}</w:t>
       </w:r>
@@ -2452,12 +2416,11 @@
           <w:rFonts w:asciiTheme="minorHAnsi" w:hAnsiTheme="minorHAnsi" w:cstheme="minorHAnsi"/>
           <w:sz w:val="18"/>
           <w:szCs w:val="18"/>
-          <w:highlight w:val="cyan"/>
         </w:rPr>
         <w:t>)</w:t>
       </w:r>
     </w:p>
-    <w:p ns2:paraId="518FC38F" ns2:textId="77777777">
+    <w:p>
       <w:pPr>
         <w:spacing w:line="360" w:lineRule="auto"/>
         <w:rPr>
@@ -2466,7 +2429,7 @@
           <w:szCs w:val="18"/>
         </w:rPr>
         <w:sectPr>
-          <w:footerReference w:type="default" ns3:id="rId8"/>
+          <w:footerReference w:type="default" r:id="rId8"/>
           <w:pgSz w:w="11907" w:h="16840"/>
           <w:pgMar w:top="454" w:right="851" w:bottom="454" w:left="1134" w:header="709" w:footer="709" w:gutter="0"/>
           <w:pgNumType w:start="1" w:chapStyle="1"/>
@@ -2475,7 +2438,7 @@
         </w:sectPr>
       </w:pPr>
     </w:p>
-    <w:p ns2:paraId="3AC011DC" ns2:textId="77777777">
+    <w:p>
       <w:pPr>
         <w:pStyle w:val="Nagwek1"/>
         <w:pageBreakBefore/>
@@ -2495,7 +2458,7 @@
         <w:t xml:space="preserve">Lista uczestników </w:t>
       </w:r>
     </w:p>
-    <w:p ns2:paraId="64D04944" ns2:textId="412B9E86">
+    <w:p>
       <w:pPr>
         <w:tabs>
           <w:tab w:val="left" w:pos="3686"/>
@@ -2512,43 +2475,16 @@
         <w:rPr>
           <w:rFonts w:asciiTheme="minorHAnsi" w:hAnsiTheme="minorHAnsi" w:cstheme="minorHAnsi"/>
         </w:rPr>
-        <w:t xml:space="preserve">Lista uczestników wyjazdu w okresie </w:t>
-      </w:r>
-      <w:r>
-        <w:rPr>
-          <w:rFonts w:asciiTheme="minorHAnsi" w:hAnsiTheme="minorHAnsi" w:cstheme="minorHAnsi"/>
-          <w:highlight w:val="yellow"/>
-        </w:rPr>
-        <w:t>{data_wyjazdu_start}</w:t>
-      </w:r>
-      <w:r>
-        <w:rPr>
-          <w:rFonts w:asciiTheme="minorHAnsi" w:hAnsiTheme="minorHAnsi" w:cstheme="minorHAnsi"/>
-        </w:rPr>
-        <w:t xml:space="preserve"> do </w:t>
-      </w:r>
-      <w:r>
-        <w:rPr>
-          <w:rFonts w:asciiTheme="minorHAnsi" w:hAnsiTheme="minorHAnsi" w:cstheme="minorHAnsi"/>
-          <w:highlight w:val="yellow"/>
-        </w:rPr>
-        <w:t>{data_wyjazdu_powrót}</w:t>
-      </w:r>
-      <w:r>
-        <w:rPr>
-          <w:rFonts w:asciiTheme="minorHAnsi" w:hAnsiTheme="minorHAnsi" w:cstheme="minorHAnsi"/>
-        </w:rPr>
-        <w:t xml:space="preserve"> w  </w:t>
-      </w:r>
-      <w:r>
-        <w:rPr>
-          <w:rFonts w:asciiTheme="minorHAnsi" w:hAnsiTheme="minorHAnsi" w:cstheme="minorHAnsi"/>
-          <w:highlight w:val="cyan"/>
-        </w:rPr>
-        <w:t>{miejscowość_wyjazdu}</w:t>
-      </w:r>
-    </w:p>
-    <w:p ns2:paraId="2597B502" ns2:textId="7ADF6096">
+        <w:t xml:space="preserve">Lista uczestników wyjazdu w </w:t>
+      </w:r>
+      <w:r>
+        <w:rPr>
+          <w:rFonts w:asciiTheme="minorHAnsi" w:hAnsiTheme="minorHAnsi" w:cstheme="minorHAnsi"/>
+        </w:rPr>
+        <w:t>okresie {data_wyjazdu_start} do {data_wyjazdu_powrót} w  {miejscowość_wyjazdu}</w:t>
+      </w:r>
+    </w:p>
+    <w:p>
       <w:pPr>
         <w:ind w:left="2832" w:firstLine="708"/>
         <w:rPr>
@@ -2560,14 +2496,29 @@
           <w:rFonts w:asciiTheme="minorHAnsi" w:hAnsiTheme="minorHAnsi" w:cstheme="minorHAnsi"/>
         </w:rPr>
         <w:t>(data wyjazdu i przyjazdu)</w:t>
+      </w:r>
+      <w:r>
+        <w:rPr>
+          <w:rFonts w:asciiTheme="minorHAnsi" w:hAnsiTheme="minorHAnsi" w:cstheme="minorHAnsi"/>
+        </w:rPr>
         <w:tab/>
         <w:t xml:space="preserve">   </w:t>
+      </w:r>
+      <w:r>
+        <w:rPr>
+          <w:rFonts w:asciiTheme="minorHAnsi" w:hAnsiTheme="minorHAnsi" w:cstheme="minorHAnsi"/>
+        </w:rPr>
         <w:tab/>
+      </w:r>
+      <w:r>
+        <w:rPr>
+          <w:rFonts w:asciiTheme="minorHAnsi" w:hAnsiTheme="minorHAnsi" w:cstheme="minorHAnsi"/>
+        </w:rPr>
         <w:tab/>
         <w:t xml:space="preserve"> (miejscowość)</w:t>
       </w:r>
     </w:p>
-    <w:p ns2:paraId="7009B157" ns2:textId="28F4112B">
+    <w:p>
       <w:pPr>
         <w:spacing w:before="240" w:line="276" w:lineRule="auto"/>
         <w:rPr>
@@ -2578,10 +2529,10 @@
         <w:rPr>
           <w:rFonts w:asciiTheme="minorHAnsi" w:hAnsiTheme="minorHAnsi" w:cstheme="minorHAnsi"/>
         </w:rPr>
-        <w:t xml:space="preserve">organizowanego przez …………………………………………………………………………………………………………………………………………...</w:t>
-      </w:r>
-    </w:p>
-    <w:p ns2:paraId="3EE546B3" ns2:textId="77777777">
+        <w:t>organizowanego przez …………………………………………………………………………………………………………………………………………...</w:t>
+      </w:r>
+    </w:p>
+    <w:p>
       <w:pPr>
         <w:jc w:val="center"/>
         <w:rPr>
@@ -2595,7 +2546,7 @@
         <w:t>(nazwa uczelnianej organizacji)</w:t>
       </w:r>
     </w:p>
-    <w:p ns2:paraId="3B4A99E9" ns2:textId="77777777">
+    <w:p>
       <w:pPr>
         <w:rPr>
           <w:rFonts w:asciiTheme="minorHAnsi" w:hAnsiTheme="minorHAnsi" w:cstheme="minorHAnsi"/>
@@ -2617,14 +2568,14 @@
         <w:tblLook w:val="04A0" w:firstRow="1" w:lastRow="0" w:firstColumn="1" w:lastColumn="0" w:noHBand="0" w:noVBand="1"/>
       </w:tblPr>
       <w:tblGrid>
-        <w:gridCol w:w="489"/>
-        <w:gridCol w:w="2111"/>
-        <w:gridCol w:w="2249"/>
-        <w:gridCol w:w="1691"/>
-        <w:gridCol w:w="744"/>
-        <w:gridCol w:w="2582"/>
+        <w:gridCol w:w="1558"/>
+        <w:gridCol w:w="1920"/>
+        <w:gridCol w:w="1818"/>
+        <w:gridCol w:w="1479"/>
+        <w:gridCol w:w="699"/>
+        <w:gridCol w:w="2392"/>
       </w:tblGrid>
-      <w:tr ns2:paraId="0801FC45" ns2:textId="77777777">
+      <w:tr>
         <w:trPr>
           <w:tblHeader/>
           <w:jc w:val="center"/>
@@ -2638,7 +2589,7 @@
             <w:shd w:val="clear" w:color="auto" w:fill="F2F2F2" w:themeFill="background1" w:themeFillShade="F2"/>
             <w:vAlign w:val="center"/>
           </w:tcPr>
-          <w:p ns2:paraId="37FF4A33" ns2:textId="77777777">
+          <w:p>
             <w:pPr>
               <w:jc w:val="center"/>
               <w:rPr>
@@ -2659,7 +2610,7 @@
             <w:shd w:val="clear" w:color="auto" w:fill="F2F2F2" w:themeFill="background1" w:themeFillShade="F2"/>
             <w:vAlign w:val="center"/>
           </w:tcPr>
-          <w:p ns2:paraId="57CE561A" ns2:textId="77777777">
+          <w:p>
             <w:pPr>
               <w:jc w:val="center"/>
               <w:rPr>
@@ -2680,7 +2631,7 @@
             <w:shd w:val="clear" w:color="auto" w:fill="F2F2F2" w:themeFill="background1" w:themeFillShade="F2"/>
             <w:vAlign w:val="center"/>
           </w:tcPr>
-          <w:p ns2:paraId="21C9F98A" ns2:textId="77777777">
+          <w:p>
             <w:pPr>
               <w:jc w:val="center"/>
               <w:rPr>
@@ -2701,7 +2652,7 @@
             <w:shd w:val="clear" w:color="auto" w:fill="F2F2F2" w:themeFill="background1" w:themeFillShade="F2"/>
             <w:vAlign w:val="center"/>
           </w:tcPr>
-          <w:p ns2:paraId="5C76F1A8" ns2:textId="77777777">
+          <w:p>
             <w:pPr>
               <w:jc w:val="center"/>
               <w:rPr>
@@ -2722,7 +2673,7 @@
             <w:shd w:val="clear" w:color="auto" w:fill="F2F2F2" w:themeFill="background1" w:themeFillShade="F2"/>
             <w:vAlign w:val="center"/>
           </w:tcPr>
-          <w:p ns2:paraId="5A21A1A8" ns2:textId="77777777">
+          <w:p>
             <w:pPr>
               <w:jc w:val="center"/>
               <w:rPr>
@@ -2743,7 +2694,7 @@
             <w:shd w:val="clear" w:color="auto" w:fill="F2F2F2" w:themeFill="background1" w:themeFillShade="F2"/>
             <w:vAlign w:val="center"/>
           </w:tcPr>
-          <w:p ns2:paraId="57438BE3" ns2:textId="77777777">
+          <w:p>
             <w:pPr>
               <w:jc w:val="center"/>
               <w:rPr>
@@ -2757,7 +2708,7 @@
               <w:t xml:space="preserve">Dane kontaktowe </w:t>
             </w:r>
           </w:p>
-          <w:p ns2:paraId="555A65D8" ns2:textId="77777777">
+          <w:p>
             <w:pPr>
               <w:jc w:val="center"/>
               <w:rPr>
@@ -2773,7 +2724,7 @@
           </w:p>
         </w:tc>
       </w:tr>
-      <w:tr ns2:paraId="1615976F" ns2:textId="77777777">
+      <w:tr>
         <w:trPr>
           <w:trHeight w:val="454"/>
           <w:jc w:val="center"/>
@@ -2784,7 +2735,7 @@
             <w:shd w:val="clear" w:color="auto" w:fill="F2F2F2" w:themeFill="background1" w:themeFillShade="F2"/>
             <w:vAlign w:val="center"/>
           </w:tcPr>
-          <w:p ns2:paraId="4F378CA7" ns2:textId="77777777">
+          <w:p>
             <w:pPr>
               <w:spacing w:line="360" w:lineRule="auto"/>
               <w:jc w:val="center"/>
@@ -2805,7 +2756,7 @@
             <w:tcW w:w="2111" w:type="dxa"/>
             <w:vAlign w:val="center"/>
           </w:tcPr>
-          <w:p ns2:paraId="211BB53E" ns2:textId="77777777">
+          <w:p>
             <w:pPr>
               <w:spacing w:line="360" w:lineRule="auto"/>
               <w:jc w:val="center"/>
@@ -2817,7 +2768,7 @@
               <w:rPr>
                 <w:rFonts w:asciiTheme="minorHAnsi" w:hAnsiTheme="minorHAnsi" w:cstheme="minorHAnsi"/>
               </w:rPr>
-              <w:t xml:space="preserve">{imie_nazwisko}</w:t>
+              <w:t>{imie_nazwisko}</w:t>
             </w:r>
           </w:p>
         </w:tc>
@@ -2826,7 +2777,7 @@
             <w:tcW w:w="2249" w:type="dxa"/>
             <w:vAlign w:val="center"/>
           </w:tcPr>
-          <w:p ns2:paraId="3F04C572" ns2:textId="77777777">
+          <w:p>
             <w:pPr>
               <w:spacing w:line="360" w:lineRule="auto"/>
               <w:jc w:val="center"/>
@@ -2838,7 +2789,7 @@
               <w:rPr>
                 <w:rFonts w:asciiTheme="minorHAnsi" w:hAnsiTheme="minorHAnsi" w:cstheme="minorHAnsi"/>
               </w:rPr>
-              <w:t xml:space="preserve">{wydzial}</w:t>
+              <w:t>{wydzial}</w:t>
             </w:r>
           </w:p>
         </w:tc>
@@ -2847,7 +2798,7 @@
             <w:tcW w:w="1691" w:type="dxa"/>
             <w:vAlign w:val="center"/>
           </w:tcPr>
-          <w:p ns2:paraId="3517698D" ns2:textId="77777777">
+          <w:p>
             <w:pPr>
               <w:spacing w:line="360" w:lineRule="auto"/>
               <w:jc w:val="center"/>
@@ -2859,7 +2810,7 @@
               <w:rPr>
                 <w:rFonts w:asciiTheme="minorHAnsi" w:hAnsiTheme="minorHAnsi" w:cstheme="minorHAnsi"/>
               </w:rPr>
-              <w:t xml:space="preserve">{kierunek}</w:t>
+              <w:t>{kierunek}</w:t>
             </w:r>
           </w:p>
         </w:tc>
@@ -2868,7 +2819,7 @@
             <w:tcW w:w="744" w:type="dxa"/>
             <w:vAlign w:val="center"/>
           </w:tcPr>
-          <w:p ns2:paraId="5E391678" ns2:textId="77777777">
+          <w:p>
             <w:pPr>
               <w:spacing w:line="360" w:lineRule="auto"/>
               <w:jc w:val="center"/>
@@ -2880,7 +2831,7 @@
               <w:rPr>
                 <w:rFonts w:asciiTheme="minorHAnsi" w:hAnsiTheme="minorHAnsi" w:cstheme="minorHAnsi"/>
               </w:rPr>
-              <w:t xml:space="preserve">{rok}</w:t>
+              <w:t>{rok}</w:t>
             </w:r>
           </w:p>
         </w:tc>
@@ -2889,7 +2840,7 @@
             <w:tcW w:w="2582" w:type="dxa"/>
             <w:vAlign w:val="center"/>
           </w:tcPr>
-          <w:p ns2:paraId="4F1FE80A" ns2:textId="77777777">
+          <w:p>
             <w:pPr>
               <w:spacing w:line="360" w:lineRule="auto"/>
               <w:jc w:val="center"/>
@@ -2901,13 +2852,13 @@
               <w:rPr>
                 <w:rFonts w:asciiTheme="minorHAnsi" w:hAnsiTheme="minorHAnsi" w:cstheme="minorHAnsi"/>
               </w:rPr>
-              <w:t xml:space="preserve">{kontakt}{/uczestnicy}</w:t>
+              <w:t>{kontakt}{/uczestnicy}</w:t>
             </w:r>
           </w:p>
         </w:tc>
       </w:tr>
     </w:tbl>
-    <w:p ns2:paraId="7E6FD05E" ns2:textId="77777777">
+    <w:p>
       <w:pPr>
         <w:pStyle w:val="gwpa5e667c8gwp3cb86075msonormal"/>
         <w:shd w:val="clear" w:color="auto" w:fill="FFFFFF"/>
@@ -2955,15 +2906,36 @@
         </w:rPr>
         <w:br/>
         <w:t>Zgodnie z art. 13 ust. 1 i 2 ogólnego Rozporządzenia Parlamentu Europejskiego i Rady (UE) 2016/679 w sprawie ochrony osób fizycznych w związku z przetwarzaniem danych osobowych i w sprawie swobodnego przepływu takich danych oraz uchylenia dyrektywy 95/46/WE z dnia 27 kwietnia 2016 r. zwanego dalej RODO, oraz ustawą z dnia 10 maja  2018 r. o ochronie danych osobowych (Dz.U. z 2018 poz. 1000), uczelnia informuje, iż:</w:t>
+      </w:r>
+      <w:r>
+        <w:rPr>
+          <w:rFonts w:asciiTheme="minorHAnsi" w:hAnsiTheme="minorHAnsi" w:cstheme="minorHAnsi"/>
+          <w:sz w:val="16"/>
+          <w:szCs w:val="16"/>
+        </w:rPr>
         <w:br/>
         <w:t>1. Administratorem Pani/Pana danych osobowych jest Zachodniopomorski Uniwersytet Technologiczny w Szczecinie z siedzibą przy al. Piastów 17, 70-310 Szczecin.</w:t>
+      </w:r>
+      <w:r>
+        <w:rPr>
+          <w:rFonts w:asciiTheme="minorHAnsi" w:hAnsiTheme="minorHAnsi" w:cstheme="minorHAnsi"/>
+          <w:sz w:val="16"/>
+          <w:szCs w:val="16"/>
+        </w:rPr>
         <w:br/>
         <w:t>2. Administrator danych osobowych powołał osobę nadzorującą prawidłowość przetwarzania danych osobowych, z którą można skontaktować się za pośrednictwem adresu e-mail: IOD.kurek@zut.edu.pl.</w:t>
+      </w:r>
+      <w:r>
+        <w:rPr>
+          <w:rFonts w:asciiTheme="minorHAnsi" w:hAnsiTheme="minorHAnsi" w:cstheme="minorHAnsi"/>
+          <w:sz w:val="16"/>
+          <w:szCs w:val="16"/>
+        </w:rPr>
         <w:br/>
         <w:t>3. Pani/Pana dane osobowe przetwarzane będą  z uwagi na Pani/Pana działalność w organizacji studenckiej, ubieganiu się o dofinansowanie na realizację projektów i wykorzystywane będą do celów organizacyjnych, statutowych, archiwalnych, statystycznych.</w:t>
       </w:r>
     </w:p>
-    <w:p ns2:paraId="229998DE" ns2:textId="77777777">
+    <w:p>
       <w:pPr>
         <w:pStyle w:val="gwpa5e667c8gwp3cb86075msonormal"/>
         <w:shd w:val="clear" w:color="auto" w:fill="FFFFFF"/>
@@ -2997,7 +2969,7 @@
         <w:t>przetwarzania Pani/Pana danych stanowi art. 6 ust. 1 lit. b RODO – przetwarzanie jest   niezbędne do ubiegania się o dofinansowanie na działalność organizacji studenckiej.</w:t>
       </w:r>
     </w:p>
-    <w:p ns2:paraId="798A33B8" ns2:textId="77777777">
+    <w:p>
       <w:pPr>
         <w:pStyle w:val="Akapitzlist"/>
         <w:autoSpaceDN w:val="0"/>
@@ -3043,11 +3015,18 @@
           <w:szCs w:val="16"/>
         </w:rPr>
         <w:t>brak zgody skutkować będzie nie przyznaniem środków finansowych na działalność organizacji w związku z obowiązkami dokumentacyjnymi obowiązującymi Zachodniopomorski Uniwersytet Technologiczny w Szczecinie.</w:t>
+      </w:r>
+      <w:r>
+        <w:rPr>
+          <w:rFonts w:asciiTheme="minorHAnsi" w:hAnsiTheme="minorHAnsi" w:cstheme="minorHAnsi"/>
+          <w:sz w:val="16"/>
+          <w:szCs w:val="16"/>
+        </w:rPr>
         <w:br/>
         <w:t>6. Odbiorcą Pani/Pana danych osobowych będzie Zachodniopomorski Uniwersytet Technologiczny w Szczecinie, dane nie będą udostępniane podmiotom zewnętrznym z wyjątkiem przypadków przewidzianych przepisami prawa oraz podmiotom trudniącym się windykacją należności finansowych w przypadku nie wywiązania się przez Panią/Pana z odpowiednich obowiązków wynikających z otrzymania dofinansowania na działalność organizacji studenckiej.</w:t>
       </w:r>
     </w:p>
-    <w:p ns2:paraId="45EF0717" ns2:textId="77777777">
+    <w:p>
       <w:pPr>
         <w:pStyle w:val="gwpa5e667c8gwp3cb86075msonormal"/>
         <w:shd w:val="clear" w:color="auto" w:fill="FFFFFF"/>
@@ -3065,11 +3044,18 @@
           <w:szCs w:val="16"/>
         </w:rPr>
         <w:t>7. Pani/Pana dane przechowywane będą przez okres niezbędny do realizacji wyżej określonych celów.</w:t>
+      </w:r>
+      <w:r>
+        <w:rPr>
+          <w:rFonts w:asciiTheme="minorHAnsi" w:hAnsiTheme="minorHAnsi" w:cstheme="minorHAnsi"/>
+          <w:sz w:val="16"/>
+          <w:szCs w:val="16"/>
+        </w:rPr>
         <w:br/>
         <w:t>8. Posiada Pani/Pan:</w:t>
       </w:r>
     </w:p>
-    <w:p ns2:paraId="7DEFD0E6" ns2:textId="77777777">
+    <w:p>
       <w:pPr>
         <w:pStyle w:val="gwpa5e667c8gwp3cb86075msonormal"/>
         <w:shd w:val="clear" w:color="auto" w:fill="FFFFFF"/>
@@ -3089,7 +3075,7 @@
         <w:t xml:space="preserve">- prawo dostępu do treści swoich danych osobowych </w:t>
       </w:r>
     </w:p>
-    <w:p ns2:paraId="742DF5B2" ns2:textId="77777777">
+    <w:p>
       <w:pPr>
         <w:pStyle w:val="gwpa5e667c8gwp3cb86075msonormal"/>
         <w:shd w:val="clear" w:color="auto" w:fill="FFFFFF"/>
@@ -3109,7 +3095,7 @@
         <w:t>- prawo do sprostowania danych osobowych,</w:t>
       </w:r>
     </w:p>
-    <w:p ns2:paraId="2237AE78" ns2:textId="77777777">
+    <w:p>
       <w:pPr>
         <w:pStyle w:val="gwpa5e667c8gwp3cb86075msonormal"/>
         <w:shd w:val="clear" w:color="auto" w:fill="FFFFFF"/>
@@ -3129,7 +3115,7 @@
         <w:t xml:space="preserve">- prawo do usunięcia danych osobowych, </w:t>
       </w:r>
     </w:p>
-    <w:p ns2:paraId="4D2CEE5C" ns2:textId="77777777">
+    <w:p>
       <w:pPr>
         <w:pStyle w:val="gwpa5e667c8gwp3cb86075msonormal"/>
         <w:shd w:val="clear" w:color="auto" w:fill="FFFFFF"/>
@@ -3149,7 +3135,7 @@
         <w:t>- prawo do przenoszenia danych osobowych,</w:t>
       </w:r>
     </w:p>
-    <w:p ns2:paraId="4FC1252D" ns2:textId="77777777">
+    <w:p>
       <w:pPr>
         <w:pStyle w:val="gwpa5e667c8gwp3cb86075msonormal"/>
         <w:shd w:val="clear" w:color="auto" w:fill="FFFFFF"/>
@@ -3169,7 +3155,7 @@
         <w:t xml:space="preserve">- prawo do ograniczenia przetwarzania danych osobowych, </w:t>
       </w:r>
     </w:p>
-    <w:p ns2:paraId="3FBBFC73" ns2:textId="77777777">
+    <w:p>
       <w:pPr>
         <w:pStyle w:val="gwpa5e667c8gwp3cb86075msonormal"/>
         <w:shd w:val="clear" w:color="auto" w:fill="FFFFFF"/>
@@ -3189,7 +3175,7 @@
         <w:t xml:space="preserve">- prawo do przenoszenia danych, </w:t>
       </w:r>
     </w:p>
-    <w:p ns2:paraId="29D09E19" ns2:textId="77777777">
+    <w:p>
       <w:pPr>
         <w:pStyle w:val="gwpa5e667c8gwp3cb86075msonormal"/>
         <w:shd w:val="clear" w:color="auto" w:fill="FFFFFF"/>
@@ -3209,7 +3195,7 @@
         <w:t>- prawo do wniesienia sprzeciwu,</w:t>
       </w:r>
     </w:p>
-    <w:p ns2:paraId="434DE226" ns2:textId="77777777">
+    <w:p>
       <w:pPr>
         <w:pStyle w:val="gwpa5e667c8gwp3cb86075msonormal"/>
         <w:shd w:val="clear" w:color="auto" w:fill="FFFFFF"/>
@@ -3227,13 +3213,27 @@
           <w:szCs w:val="16"/>
         </w:rPr>
         <w:t>- prawo do cofnięcia zgody w dowolnym momencie na przetwarzanie danych osobowych. Wycofanie zgody nie wpływa na zgodność z prawem przetwarzania, którego dokonano na podstawie zgody przed jej cofnięciem.</w:t>
+      </w:r>
+      <w:r>
+        <w:rPr>
+          <w:rFonts w:asciiTheme="minorHAnsi" w:hAnsiTheme="minorHAnsi" w:cstheme="minorHAnsi"/>
+          <w:sz w:val="16"/>
+          <w:szCs w:val="16"/>
+        </w:rPr>
         <w:br/>
         <w:t>9. Ma Pani/Pan prawo do wniesienia skargi do Prezesa Urzędu Ochrony Danych Osobowych, gdy uzna Pani/Pan, że przetwarzanie danych osobowych narusza przepisy RODO, na zasadach określonych w RODO.</w:t>
+      </w:r>
+      <w:r>
+        <w:rPr>
+          <w:rFonts w:asciiTheme="minorHAnsi" w:hAnsiTheme="minorHAnsi" w:cstheme="minorHAnsi"/>
+          <w:sz w:val="16"/>
+          <w:szCs w:val="16"/>
+        </w:rPr>
         <w:br/>
         <w:t>10. Pani/Pana dane nie będą przetwarzane w sposób zautomatyzowany i nie będą poddawane profilowaniu.</w:t>
       </w:r>
     </w:p>
-    <w:p ns2:paraId="1DE9A712" ns2:textId="77777777">
+    <w:p>
       <w:pPr>
         <w:pStyle w:val="gwpa5e667c8gwp3cb86075msonormal"/>
         <w:shd w:val="clear" w:color="auto" w:fill="FFFFFF"/>
@@ -3253,7 +3253,7 @@
         <w:t>11. Podanie przez Panią/Pana danych osobowych jest warunkiem realizacji celu. Niepodanie danych w zakresie wymaganym przeze administratora skutkuje niemożnością realizacji celu przetwarzania.</w:t>
       </w:r>
     </w:p>
-    <w:p ns2:paraId="4FE74859" ns2:textId="4B6586C2">
+    <w:p>
       <w:pPr>
         <w:tabs>
           <w:tab w:val="left" w:pos="1134"/>
@@ -3275,13 +3275,41 @@
           <w:szCs w:val="18"/>
         </w:rPr>
         <w:t>……………………………………………………………….</w:t>
+      </w:r>
+      <w:r>
+        <w:rPr>
+          <w:rFonts w:asciiTheme="minorHAnsi" w:hAnsiTheme="minorHAnsi" w:cstheme="minorHAnsi"/>
+          <w:sz w:val="18"/>
+          <w:szCs w:val="18"/>
+        </w:rPr>
         <w:tab/>
+      </w:r>
+      <w:r>
+        <w:rPr>
+          <w:rFonts w:asciiTheme="minorHAnsi" w:hAnsiTheme="minorHAnsi" w:cstheme="minorHAnsi"/>
+          <w:sz w:val="18"/>
+          <w:szCs w:val="18"/>
+        </w:rPr>
         <w:tab/>
+      </w:r>
+      <w:r>
+        <w:rPr>
+          <w:rFonts w:asciiTheme="minorHAnsi" w:hAnsiTheme="minorHAnsi" w:cstheme="minorHAnsi"/>
+          <w:sz w:val="18"/>
+          <w:szCs w:val="18"/>
+        </w:rPr>
         <w:tab/>
+      </w:r>
+      <w:r>
+        <w:rPr>
+          <w:rFonts w:asciiTheme="minorHAnsi" w:hAnsiTheme="minorHAnsi" w:cstheme="minorHAnsi"/>
+          <w:sz w:val="18"/>
+          <w:szCs w:val="18"/>
+        </w:rPr>
         <w:tab/>
       </w:r>
     </w:p>
-    <w:p ns2:paraId="76CF53AC" ns2:textId="29EF0479">
+    <w:p>
       <w:pPr>
         <w:tabs>
           <w:tab w:val="left" w:pos="1134"/>
@@ -3299,14 +3327,21 @@
           <w:sz w:val="18"/>
           <w:szCs w:val="18"/>
         </w:rPr>
-        <w:t xml:space="preserve">       (podpis </w:t>
+        <w:t xml:space="preserve">       </w:t>
+      </w:r>
+      <w:r>
+        <w:rPr>
+          <w:rFonts w:asciiTheme="minorHAnsi" w:hAnsiTheme="minorHAnsi" w:cstheme="minorHAnsi"/>
+          <w:sz w:val="18"/>
+          <w:szCs w:val="18"/>
+        </w:rPr>
+        <w:t xml:space="preserve">(podpis </w:t>
       </w:r>
       <w:r>
         <w:rPr>
           <w:rFonts w:asciiTheme="minorHAnsi" w:hAnsiTheme="minorHAnsi" w:cstheme="minorHAnsi"/>
           <w:sz w:val="16"/>
           <w:szCs w:val="16"/>
-          <w:highlight w:val="cyan"/>
         </w:rPr>
         <w:t>{odpowiedzialny_funkcja} {swss})</w:t>
       </w:r>
@@ -3324,7 +3359,6 @@
           <w:rFonts w:asciiTheme="minorHAnsi" w:hAnsiTheme="minorHAnsi" w:cstheme="minorHAnsi"/>
           <w:sz w:val="16"/>
           <w:szCs w:val="16"/>
-          <w:highlight w:val="cyan"/>
         </w:rPr>
         <w:t>{opiekun}</w:t>
       </w:r>
@@ -3333,12 +3367,11 @@
           <w:rFonts w:asciiTheme="minorHAnsi" w:hAnsiTheme="minorHAnsi" w:cstheme="minorHAnsi"/>
           <w:sz w:val="18"/>
           <w:szCs w:val="18"/>
-          <w:highlight w:val="cyan"/>
         </w:rPr>
         <w:t>)</w:t>
       </w:r>
     </w:p>
-    <w:p ns2:paraId="6741206F" ns2:textId="77777777">
+    <w:p>
       <w:pPr>
         <w:tabs>
           <w:tab w:val="left" w:pos="0"/>
